--- a/docs/arsenale-documentation.docx
+++ b/docs/arsenale-documentation.docx
@@ -12,10 +12,54 @@
     </w:p>
     <w:p>
       <w:pPr>
+        <w:pStyle w:val="Subtitle"/>
+      </w:pPr>
+      <w:r>
+        <w:t xml:space="preserve">Secure Remote Access Management Platform — v1.3.2</w:t>
+      </w:r>
+    </w:p>
+    <w:p>
+      <w:pPr>
         <w:pStyle w:val="Author"/>
       </w:pPr>
       <w:r>
         <w:t xml:space="preserve">Arsenale Team</w:t>
+      </w:r>
+    </w:p>
+    <w:p>
+      <w:pPr>
+        <w:pStyle w:val="Date"/>
+      </w:pPr>
+      <w:r>
+        <w:t xml:space="preserve">March 2026</w:t>
+      </w:r>
+    </w:p>
+    <w:p>
+      <w:pPr>
+        <w:pStyle w:val="AbstractTitle"/>
+      </w:pPr>
+      <w:r>
+        <w:t xml:space="preserve">Abstract</w:t>
+      </w:r>
+    </w:p>
+    <w:p>
+      <w:pPr>
+        <w:pStyle w:val="Abstract"/>
+      </w:pPr>
+      <w:r>
+        <w:t xml:space="preserve">Arsenale is a web-based remote access management platform for SSH, RDP, and VNC connections.</w:t>
+      </w:r>
+      <w:r>
+        <w:t xml:space="preserve"> </w:t>
+      </w:r>
+      <w:r>
+        <w:t xml:space="preserve">It provides encrypted credential storage (AES-256-GCM), multi-tenant RBAC, session recording,</w:t>
+      </w:r>
+      <w:r>
+        <w:t xml:space="preserve"> </w:t>
+      </w:r>
+      <w:r>
+        <w:t xml:space="preserve">gateway orchestration (Docker/Podman/Kubernetes), and a zero-trust tunnel system.</w:t>
       </w:r>
     </w:p>
     <w:sdt>
@@ -1075,7 +1119,7 @@
     </w:p>
     <w:bookmarkEnd w:id="33"/>
     <w:bookmarkEnd w:id="34"/>
-    <w:bookmarkStart w:id="70" w:name="architecture"/>
+    <w:bookmarkStart w:id="103" w:name="architecture"/>
     <w:p>
       <w:pPr>
         <w:pStyle w:val="Heading1"/>
@@ -1092,7 +1136,7 @@
         <w:t xml:space="preserve">Arsenale is a web-based remote access management platform for SSH, RDP, and VNC connections. It provides encrypted credential storage, multi-tenant RBAC, session recording, gateway orchestration, and a zero-trust tunnel system.</w:t>
       </w:r>
     </w:p>
-    <w:bookmarkStart w:id="35" w:name="system-overview"/>
+    <w:bookmarkStart w:id="38" w:name="system-overview"/>
     <w:p>
       <w:pPr>
         <w:pStyle w:val="Heading2"/>
@@ -1103,428 +1147,61 @@
     </w:p>
     <w:p>
       <w:pPr>
-        <w:pStyle w:val="SourceCode"/>
-      </w:pPr>
-      <w:r>
-        <w:rPr>
-          <w:rStyle w:val="VerbatimChar"/>
-        </w:rPr>
-        <w:t xml:space="preserve">flowchart TD</w:t>
-      </w:r>
-      <w:r>
-        <w:br/>
-      </w:r>
-      <w:r>
-        <w:rPr>
-          <w:rStyle w:val="VerbatimChar"/>
-        </w:rPr>
-        <w:t xml:space="preserve">    subgraph Client["Client (React 19 + Vite)"]</w:t>
-      </w:r>
-      <w:r>
-        <w:br/>
-      </w:r>
-      <w:r>
-        <w:rPr>
-          <w:rStyle w:val="VerbatimChar"/>
-        </w:rPr>
-        <w:t xml:space="preserve">        UI["Browser UI&lt;br/&gt;MUI v7 + Zustand"]</w:t>
-      </w:r>
-      <w:r>
-        <w:br/>
-      </w:r>
-      <w:r>
-        <w:rPr>
-          <w:rStyle w:val="VerbatimChar"/>
-        </w:rPr>
-        <w:t xml:space="preserve">        XTerm["XTerm.js&lt;br/&gt;SSH Terminal"]</w:t>
-      </w:r>
-      <w:r>
-        <w:br/>
-      </w:r>
-      <w:r>
-        <w:rPr>
-          <w:rStyle w:val="VerbatimChar"/>
-        </w:rPr>
-        <w:t xml:space="preserve">        Guac["guacamole-common-js&lt;br/&gt;RDP/VNC Viewer"]</w:t>
-      </w:r>
-      <w:r>
-        <w:br/>
-      </w:r>
-      <w:r>
-        <w:rPr>
-          <w:rStyle w:val="VerbatimChar"/>
-        </w:rPr>
-        <w:t xml:space="preserve">        PWA["PWA + Service Worker"]</w:t>
-      </w:r>
-      <w:r>
-        <w:br/>
-      </w:r>
-      <w:r>
-        <w:rPr>
-          <w:rStyle w:val="VerbatimChar"/>
-        </w:rPr>
-        <w:t xml:space="preserve">    end</w:t>
-      </w:r>
-      <w:r>
-        <w:br/>
-      </w:r>
-      <w:r>
-        <w:br/>
-      </w:r>
-      <w:r>
-        <w:rPr>
-          <w:rStyle w:val="VerbatimChar"/>
-        </w:rPr>
-        <w:t xml:space="preserve">    subgraph Server["Server (Express + TypeScript)"]</w:t>
-      </w:r>
-      <w:r>
-        <w:br/>
-      </w:r>
-      <w:r>
-        <w:rPr>
-          <w:rStyle w:val="VerbatimChar"/>
-        </w:rPr>
-        <w:t xml:space="preserve">        API["REST API&lt;br/&gt;Port 3001"]</w:t>
-      </w:r>
-      <w:r>
-        <w:br/>
-      </w:r>
-      <w:r>
-        <w:rPr>
-          <w:rStyle w:val="VerbatimChar"/>
-        </w:rPr>
-        <w:t xml:space="preserve">        SIO["Socket.IO&lt;br/&gt;SSH + Notifications"]</w:t>
-      </w:r>
-      <w:r>
-        <w:br/>
-      </w:r>
-      <w:r>
-        <w:rPr>
-          <w:rStyle w:val="VerbatimChar"/>
-        </w:rPr>
-        <w:t xml:space="preserve">        GuacWS["Guacamole WS&lt;br/&gt;Port 3002"]</w:t>
-      </w:r>
-      <w:r>
-        <w:br/>
-      </w:r>
-      <w:r>
-        <w:rPr>
-          <w:rStyle w:val="VerbatimChar"/>
-        </w:rPr>
-        <w:t xml:space="preserve">        TunnelBroker["Tunnel Broker&lt;br/&gt;WebSocket /api/tunnel/connect"]</w:t>
-      </w:r>
-      <w:r>
-        <w:br/>
-      </w:r>
-      <w:r>
-        <w:rPr>
-          <w:rStyle w:val="VerbatimChar"/>
-        </w:rPr>
-        <w:t xml:space="preserve">    end</w:t>
-      </w:r>
-      <w:r>
-        <w:br/>
-      </w:r>
-      <w:r>
-        <w:br/>
-      </w:r>
-      <w:r>
-        <w:rPr>
-          <w:rStyle w:val="VerbatimChar"/>
-        </w:rPr>
-        <w:t xml:space="preserve">    subgraph Data["Data Layer"]</w:t>
-      </w:r>
-      <w:r>
-        <w:br/>
-      </w:r>
-      <w:r>
-        <w:rPr>
-          <w:rStyle w:val="VerbatimChar"/>
-        </w:rPr>
-        <w:t xml:space="preserve">        DB[(PostgreSQL 16)]</w:t>
-      </w:r>
-      <w:r>
-        <w:br/>
-      </w:r>
-      <w:r>
-        <w:rPr>
-          <w:rStyle w:val="VerbatimChar"/>
-        </w:rPr>
-        <w:t xml:space="preserve">        Prisma["Prisma ORM"]</w:t>
-      </w:r>
-      <w:r>
-        <w:br/>
-      </w:r>
-      <w:r>
-        <w:rPr>
-          <w:rStyle w:val="VerbatimChar"/>
-        </w:rPr>
-        <w:t xml:space="preserve">    end</w:t>
-      </w:r>
-      <w:r>
-        <w:br/>
-      </w:r>
-      <w:r>
-        <w:br/>
-      </w:r>
-      <w:r>
-        <w:rPr>
-          <w:rStyle w:val="VerbatimChar"/>
-        </w:rPr>
-        <w:t xml:space="preserve">    subgraph Gateways["Gateway Infrastructure"]</w:t>
-      </w:r>
-      <w:r>
-        <w:br/>
-      </w:r>
-      <w:r>
-        <w:rPr>
-          <w:rStyle w:val="VerbatimChar"/>
-        </w:rPr>
-        <w:t xml:space="preserve">        GuacD["guacd&lt;br/&gt;Port 4822"]</w:t>
-      </w:r>
-      <w:r>
-        <w:br/>
-      </w:r>
-      <w:r>
-        <w:rPr>
-          <w:rStyle w:val="VerbatimChar"/>
-        </w:rPr>
-        <w:t xml:space="preserve">        SSHGw["SSH Gateway&lt;br/&gt;Port 2222"]</w:t>
-      </w:r>
-      <w:r>
-        <w:br/>
-      </w:r>
-      <w:r>
-        <w:rPr>
-          <w:rStyle w:val="VerbatimChar"/>
-        </w:rPr>
-        <w:t xml:space="preserve">        GuacEnc["guacenc&lt;br/&gt;Recording Processor"]</w:t>
-      </w:r>
-      <w:r>
-        <w:br/>
-      </w:r>
-      <w:r>
-        <w:rPr>
-          <w:rStyle w:val="VerbatimChar"/>
-        </w:rPr>
-        <w:t xml:space="preserve">        TunnelAgent["Tunnel Agent"]</w:t>
-      </w:r>
-      <w:r>
-        <w:br/>
-      </w:r>
-      <w:r>
-        <w:rPr>
-          <w:rStyle w:val="VerbatimChar"/>
-        </w:rPr>
-        <w:t xml:space="preserve">    end</w:t>
-      </w:r>
-      <w:r>
-        <w:br/>
-      </w:r>
-      <w:r>
-        <w:br/>
-      </w:r>
-      <w:r>
-        <w:rPr>
-          <w:rStyle w:val="VerbatimChar"/>
-        </w:rPr>
-        <w:t xml:space="preserve">    subgraph External["External Integrations"]</w:t>
-      </w:r>
-      <w:r>
-        <w:br/>
-      </w:r>
-      <w:r>
-        <w:rPr>
-          <w:rStyle w:val="VerbatimChar"/>
-        </w:rPr>
-        <w:t xml:space="preserve">        OAuth["OAuth/SAML/LDAP"]</w:t>
-      </w:r>
-      <w:r>
-        <w:br/>
-      </w:r>
-      <w:r>
-        <w:rPr>
-          <w:rStyle w:val="VerbatimChar"/>
-        </w:rPr>
-        <w:t xml:space="preserve">        HCVault["HashiCorp Vault"]</w:t>
-      </w:r>
-      <w:r>
-        <w:br/>
-      </w:r>
-      <w:r>
-        <w:rPr>
-          <w:rStyle w:val="VerbatimChar"/>
-        </w:rPr>
-        <w:t xml:space="preserve">        NetBox["NetBox Sync"]</w:t>
-      </w:r>
-      <w:r>
-        <w:br/>
-      </w:r>
-      <w:r>
-        <w:rPr>
-          <w:rStyle w:val="VerbatimChar"/>
-        </w:rPr>
-        <w:t xml:space="preserve">        Email["Email (SMTP/SES/SendGrid)"]</w:t>
-      </w:r>
-      <w:r>
-        <w:br/>
-      </w:r>
-      <w:r>
-        <w:rPr>
-          <w:rStyle w:val="VerbatimChar"/>
-        </w:rPr>
-        <w:t xml:space="preserve">        SMS["SMS (Twilio/SNS/Vonage)"]</w:t>
-      </w:r>
-      <w:r>
-        <w:br/>
-      </w:r>
-      <w:r>
-        <w:rPr>
-          <w:rStyle w:val="VerbatimChar"/>
-        </w:rPr>
-        <w:t xml:space="preserve">    end</w:t>
-      </w:r>
-      <w:r>
-        <w:br/>
-      </w:r>
-      <w:r>
-        <w:br/>
-      </w:r>
-      <w:r>
-        <w:rPr>
-          <w:rStyle w:val="VerbatimChar"/>
-        </w:rPr>
-        <w:t xml:space="preserve">    UI --&gt;|HTTP/REST| API</w:t>
-      </w:r>
-      <w:r>
-        <w:br/>
-      </w:r>
-      <w:r>
-        <w:rPr>
-          <w:rStyle w:val="VerbatimChar"/>
-        </w:rPr>
-        <w:t xml:space="preserve">    XTerm --&gt;|Socket.IO /ssh| SIO</w:t>
-      </w:r>
-      <w:r>
-        <w:br/>
-      </w:r>
-      <w:r>
-        <w:rPr>
-          <w:rStyle w:val="VerbatimChar"/>
-        </w:rPr>
-        <w:t xml:space="preserve">    Guac --&gt;|WebSocket| GuacWS</w:t>
-      </w:r>
-      <w:r>
-        <w:br/>
-      </w:r>
-      <w:r>
-        <w:rPr>
-          <w:rStyle w:val="VerbatimChar"/>
-        </w:rPr>
-        <w:t xml:space="preserve">    API --&gt; Prisma --&gt; DB</w:t>
-      </w:r>
-      <w:r>
-        <w:br/>
-      </w:r>
-      <w:r>
-        <w:rPr>
-          <w:rStyle w:val="VerbatimChar"/>
-        </w:rPr>
-        <w:t xml:space="preserve">    SIO --&gt;|SSH2| SSHGw</w:t>
-      </w:r>
-      <w:r>
-        <w:br/>
-      </w:r>
-      <w:r>
-        <w:rPr>
-          <w:rStyle w:val="VerbatimChar"/>
-        </w:rPr>
-        <w:t xml:space="preserve">    GuacWS --&gt; GuacD</w:t>
-      </w:r>
-      <w:r>
-        <w:br/>
-      </w:r>
-      <w:r>
-        <w:rPr>
-          <w:rStyle w:val="VerbatimChar"/>
-        </w:rPr>
-        <w:t xml:space="preserve">    GuacD --&gt;|RDP/VNC Protocol| SSHGw</w:t>
-      </w:r>
-      <w:r>
-        <w:br/>
-      </w:r>
-      <w:r>
-        <w:rPr>
-          <w:rStyle w:val="VerbatimChar"/>
-        </w:rPr>
-        <w:t xml:space="preserve">    TunnelAgent --&gt;|WSS Multiplexed| TunnelBroker</w:t>
-      </w:r>
-      <w:r>
-        <w:br/>
-      </w:r>
-      <w:r>
-        <w:rPr>
-          <w:rStyle w:val="VerbatimChar"/>
-        </w:rPr>
-        <w:t xml:space="preserve">    TunnelBroker --&gt;|TCP Forwarding| SIO</w:t>
-      </w:r>
-      <w:r>
-        <w:br/>
-      </w:r>
-      <w:r>
-        <w:rPr>
-          <w:rStyle w:val="VerbatimChar"/>
-        </w:rPr>
-        <w:t xml:space="preserve">    API --&gt; OAuth</w:t>
-      </w:r>
-      <w:r>
-        <w:br/>
-      </w:r>
-      <w:r>
-        <w:rPr>
-          <w:rStyle w:val="VerbatimChar"/>
-        </w:rPr>
-        <w:t xml:space="preserve">    API --&gt; HCVault</w:t>
-      </w:r>
-      <w:r>
-        <w:br/>
-      </w:r>
-      <w:r>
-        <w:rPr>
-          <w:rStyle w:val="VerbatimChar"/>
-        </w:rPr>
-        <w:t xml:space="preserve">    API --&gt; NetBox</w:t>
-      </w:r>
-      <w:r>
-        <w:br/>
-      </w:r>
-      <w:r>
-        <w:rPr>
-          <w:rStyle w:val="VerbatimChar"/>
-        </w:rPr>
-        <w:t xml:space="preserve">    API --&gt; Email</w:t>
-      </w:r>
-      <w:r>
-        <w:br/>
-      </w:r>
-      <w:r>
-        <w:rPr>
-          <w:rStyle w:val="VerbatimChar"/>
-        </w:rPr>
-        <w:t xml:space="preserve">    API --&gt; SMS</w:t>
-      </w:r>
-      <w:r>
-        <w:br/>
-      </w:r>
-      <w:r>
-        <w:rPr>
-          <w:rStyle w:val="VerbatimChar"/>
-        </w:rPr>
-        <w:t xml:space="preserve">    GuacEnc --&gt;|Convert Recordings| GuacD</w:t>
-      </w:r>
-    </w:p>
-    <w:bookmarkEnd w:id="35"/>
-    <w:bookmarkStart w:id="36" w:name="monorepo-structure"/>
+        <w:pStyle w:val="CaptionedFigure"/>
+      </w:pPr>
+      <w:r>
+        <w:drawing>
+          <wp:inline>
+            <wp:extent cx="5334000" cy="1229883"/>
+            <wp:effectExtent b="0" l="0" r="0" t="0"/>
+            <wp:docPr descr="Diagram 1" title="" id="36" name="Picture"/>
+            <a:graphic>
+              <a:graphicData uri="http://schemas.openxmlformats.org/drawingml/2006/picture">
+                <pic:pic>
+                  <pic:nvPicPr>
+                    <pic:cNvPr descr="/tmp/arsenale-docx-72672rzt/diagrams/d1.png" id="37" name="Picture"/>
+                    <pic:cNvPicPr>
+                      <a:picLocks noChangeArrowheads="1" noChangeAspect="1"/>
+                    </pic:cNvPicPr>
+                  </pic:nvPicPr>
+                  <pic:blipFill>
+                    <a:blip r:embed="rId35"/>
+                    <a:stretch>
+                      <a:fillRect/>
+                    </a:stretch>
+                  </pic:blipFill>
+                  <pic:spPr bwMode="auto">
+                    <a:xfrm>
+                      <a:off x="0" y="0"/>
+                      <a:ext cx="5334000" cy="1229883"/>
+                    </a:xfrm>
+                    <a:prstGeom prst="rect">
+                      <a:avLst/>
+                    </a:prstGeom>
+                    <a:noFill/>
+                    <a:ln w="9525">
+                      <a:noFill/>
+                      <a:headEnd/>
+                      <a:tailEnd/>
+                    </a:ln>
+                  </pic:spPr>
+                </pic:pic>
+              </a:graphicData>
+            </a:graphic>
+          </wp:inline>
+        </w:drawing>
+      </w:r>
+    </w:p>
+    <w:p>
+      <w:pPr>
+        <w:pStyle w:val="ImageCaption"/>
+      </w:pPr>
+      <w:r>
+        <w:t xml:space="preserve">Diagram 1</w:t>
+      </w:r>
+    </w:p>
+    <w:bookmarkEnd w:id="38"/>
+    <w:bookmarkStart w:id="39" w:name="monorepo-structure"/>
     <w:p>
       <w:pPr>
         <w:pStyle w:val="Heading2"/>
@@ -1831,8 +1508,8 @@
         <w:t xml:space="preserve">— SSH bastion with embedded tunnel agent</w:t>
       </w:r>
     </w:p>
-    <w:bookmarkEnd w:id="36"/>
-    <w:bookmarkStart w:id="45" w:name="server-architecture"/>
+    <w:bookmarkEnd w:id="39"/>
+    <w:bookmarkStart w:id="51" w:name="server-architecture"/>
     <w:p>
       <w:pPr>
         <w:pStyle w:val="Heading2"/>
@@ -1841,7 +1518,7 @@
         <w:t xml:space="preserve">Server Architecture</w:t>
       </w:r>
     </w:p>
-    <w:bookmarkStart w:id="37" w:name="layered-design"/>
+    <w:bookmarkStart w:id="43" w:name="layered-design"/>
     <w:p>
       <w:pPr>
         <w:pStyle w:val="Heading3"/>
@@ -1852,27 +1529,62 @@
     </w:p>
     <w:p>
       <w:pPr>
-        <w:pStyle w:val="SourceCode"/>
-      </w:pPr>
-      <w:r>
-        <w:rPr>
-          <w:rStyle w:val="VerbatimChar"/>
-        </w:rPr>
-        <w:t xml:space="preserve">flowchart LR</w:t>
-      </w:r>
-      <w:r>
-        <w:br/>
-      </w:r>
-      <w:r>
-        <w:rPr>
-          <w:rStyle w:val="VerbatimChar"/>
-        </w:rPr>
-        <w:t xml:space="preserve">    Routes["Routes&lt;br/&gt;*.routes.ts"] --&gt; Controllers["Controllers&lt;br/&gt;*.controller.ts"] --&gt; Services["Services&lt;br/&gt;*.service.ts"] --&gt; Prisma["Prisma ORM"] --&gt; DB[(PostgreSQL)]</w:t>
-      </w:r>
-    </w:p>
-    <w:p>
-      <w:pPr>
-        <w:pStyle w:val="FirstParagraph"/>
+        <w:pStyle w:val="CaptionedFigure"/>
+      </w:pPr>
+      <w:r>
+        <w:drawing>
+          <wp:inline>
+            <wp:extent cx="5334000" cy="561473"/>
+            <wp:effectExtent b="0" l="0" r="0" t="0"/>
+            <wp:docPr descr="Diagram 2" title="" id="41" name="Picture"/>
+            <a:graphic>
+              <a:graphicData uri="http://schemas.openxmlformats.org/drawingml/2006/picture">
+                <pic:pic>
+                  <pic:nvPicPr>
+                    <pic:cNvPr descr="/tmp/arsenale-docx-72672rzt/diagrams/d2.png" id="42" name="Picture"/>
+                    <pic:cNvPicPr>
+                      <a:picLocks noChangeArrowheads="1" noChangeAspect="1"/>
+                    </pic:cNvPicPr>
+                  </pic:nvPicPr>
+                  <pic:blipFill>
+                    <a:blip r:embed="rId40"/>
+                    <a:stretch>
+                      <a:fillRect/>
+                    </a:stretch>
+                  </pic:blipFill>
+                  <pic:spPr bwMode="auto">
+                    <a:xfrm>
+                      <a:off x="0" y="0"/>
+                      <a:ext cx="5334000" cy="561473"/>
+                    </a:xfrm>
+                    <a:prstGeom prst="rect">
+                      <a:avLst/>
+                    </a:prstGeom>
+                    <a:noFill/>
+                    <a:ln w="9525">
+                      <a:noFill/>
+                      <a:headEnd/>
+                      <a:tailEnd/>
+                    </a:ln>
+                  </pic:spPr>
+                </pic:pic>
+              </a:graphicData>
+            </a:graphic>
+          </wp:inline>
+        </w:drawing>
+      </w:r>
+    </w:p>
+    <w:p>
+      <w:pPr>
+        <w:pStyle w:val="ImageCaption"/>
+      </w:pPr>
+      <w:r>
+        <w:t xml:space="preserve">Diagram 2</w:t>
+      </w:r>
+    </w:p>
+    <w:p>
+      <w:pPr>
+        <w:pStyle w:val="BodyText"/>
       </w:pPr>
       <w:r>
         <w:rPr>
@@ -1920,8 +1632,8 @@
         <w:t xml:space="preserve">contain business logic and database operations.</w:t>
       </w:r>
     </w:p>
-    <w:bookmarkEnd w:id="37"/>
-    <w:bookmarkStart w:id="38" w:name="entry-point-serversrcindex.ts"/>
+    <w:bookmarkEnd w:id="43"/>
+    <w:bookmarkStart w:id="44" w:name="entry-point-serversrcindex.ts"/>
     <w:p>
       <w:pPr>
         <w:pStyle w:val="Heading3"/>
@@ -2091,8 +1803,8 @@
         <w:t xml:space="preserve">Registers graceful shutdown on SIGTERM/SIGINT</w:t>
       </w:r>
     </w:p>
-    <w:bookmarkEnd w:id="38"/>
-    <w:bookmarkStart w:id="39" w:name="express-app-serversrcapp.ts"/>
+    <w:bookmarkEnd w:id="44"/>
+    <w:bookmarkStart w:id="45" w:name="express-app-serversrcapp.ts"/>
     <w:p>
       <w:pPr>
         <w:pStyle w:val="Heading3"/>
@@ -2281,8 +1993,8 @@
         <w:t xml:space="preserve">— Double-submit cookie pattern (exempts login, register, extension clients)</w:t>
       </w:r>
     </w:p>
-    <w:bookmarkEnd w:id="39"/>
-    <w:bookmarkStart w:id="40" w:name="route-mounting"/>
+    <w:bookmarkEnd w:id="45"/>
+    <w:bookmarkStart w:id="46" w:name="route-mounting"/>
     <w:p>
       <w:pPr>
         <w:pStyle w:val="Heading3"/>
@@ -2998,8 +2710,8 @@
         </w:tc>
       </w:tr>
     </w:tbl>
-    <w:bookmarkEnd w:id="40"/>
-    <w:bookmarkStart w:id="41" w:name="middleware"/>
+    <w:bookmarkEnd w:id="46"/>
+    <w:bookmarkStart w:id="47" w:name="middleware"/>
     <w:p>
       <w:pPr>
         <w:pStyle w:val="Heading3"/>
@@ -3416,8 +3128,8 @@
         </w:tc>
       </w:tr>
     </w:tbl>
-    <w:bookmarkEnd w:id="41"/>
-    <w:bookmarkStart w:id="42" w:name="socket.io-handlers"/>
+    <w:bookmarkEnd w:id="47"/>
+    <w:bookmarkStart w:id="48" w:name="socket.io-handlers"/>
     <w:p>
       <w:pPr>
         <w:pStyle w:val="Heading3"/>
@@ -3600,8 +3312,8 @@
         </w:tc>
       </w:tr>
     </w:tbl>
-    <w:bookmarkEnd w:id="42"/>
-    <w:bookmarkStart w:id="43" w:name="websocket-tunnel"/>
+    <w:bookmarkEnd w:id="48"/>
+    <w:bookmarkStart w:id="49" w:name="websocket-tunnel"/>
     <w:p>
       <w:pPr>
         <w:pStyle w:val="Heading3"/>
@@ -3654,8 +3366,8 @@
         <w:t xml:space="preserve">. Gateway agents authenticate with tunnel token and gateway ID, then multiplex TCP streams using a binary frame protocol.</w:t>
       </w:r>
     </w:p>
-    <w:bookmarkEnd w:id="43"/>
-    <w:bookmarkStart w:id="44" w:name="background-jobs"/>
+    <w:bookmarkEnd w:id="49"/>
+    <w:bookmarkStart w:id="50" w:name="background-jobs"/>
     <w:p>
       <w:pPr>
         <w:pStyle w:val="Heading3"/>
@@ -4170,9 +3882,9 @@
         </w:tc>
       </w:tr>
     </w:tbl>
-    <w:bookmarkEnd w:id="44"/>
-    <w:bookmarkEnd w:id="45"/>
-    <w:bookmarkStart w:id="48" w:name="database-schema"/>
+    <w:bookmarkEnd w:id="50"/>
+    <w:bookmarkEnd w:id="51"/>
+    <w:bookmarkStart w:id="57" w:name="database-schema"/>
     <w:p>
       <w:pPr>
         <w:pStyle w:val="Heading2"/>
@@ -4191,238 +3903,60 @@
     </w:p>
     <w:p>
       <w:pPr>
-        <w:pStyle w:val="SourceCode"/>
-      </w:pPr>
-      <w:r>
-        <w:rPr>
-          <w:rStyle w:val="VerbatimChar"/>
-        </w:rPr>
-        <w:t xml:space="preserve">erDiagram</w:t>
-      </w:r>
-      <w:r>
-        <w:br/>
-      </w:r>
-      <w:r>
-        <w:rPr>
-          <w:rStyle w:val="VerbatimChar"/>
-        </w:rPr>
-        <w:t xml:space="preserve">    User ||--o{ Connection : owns</w:t>
-      </w:r>
-      <w:r>
-        <w:br/>
-      </w:r>
-      <w:r>
-        <w:rPr>
-          <w:rStyle w:val="VerbatimChar"/>
-        </w:rPr>
-        <w:t xml:space="preserve">    User ||--o{ RefreshToken : has</w:t>
-      </w:r>
-      <w:r>
-        <w:br/>
-      </w:r>
-      <w:r>
-        <w:rPr>
-          <w:rStyle w:val="VerbatimChar"/>
-        </w:rPr>
-        <w:t xml:space="preserve">    User ||--o{ OAuthAccount : links</w:t>
-      </w:r>
-      <w:r>
-        <w:br/>
-      </w:r>
-      <w:r>
-        <w:rPr>
-          <w:rStyle w:val="VerbatimChar"/>
-        </w:rPr>
-        <w:t xml:space="preserve">    User ||--o{ WebAuthnCredential : registers</w:t>
-      </w:r>
-      <w:r>
-        <w:br/>
-      </w:r>
-      <w:r>
-        <w:rPr>
-          <w:rStyle w:val="VerbatimChar"/>
-        </w:rPr>
-        <w:t xml:space="preserve">    User ||--o{ VaultSecret : stores</w:t>
-      </w:r>
-      <w:r>
-        <w:br/>
-      </w:r>
-      <w:r>
-        <w:rPr>
-          <w:rStyle w:val="VerbatimChar"/>
-        </w:rPr>
-        <w:t xml:space="preserve">    User ||--o{ AuditLog : generates</w:t>
-      </w:r>
-      <w:r>
-        <w:br/>
-      </w:r>
-      <w:r>
-        <w:br/>
-      </w:r>
-      <w:r>
-        <w:rPr>
-          <w:rStyle w:val="VerbatimChar"/>
-        </w:rPr>
-        <w:t xml:space="preserve">    Tenant ||--o{ TenantMember : has</w:t>
-      </w:r>
-      <w:r>
-        <w:br/>
-      </w:r>
-      <w:r>
-        <w:rPr>
-          <w:rStyle w:val="VerbatimChar"/>
-        </w:rPr>
-        <w:t xml:space="preserve">    Tenant ||--o{ Team : contains</w:t>
-      </w:r>
-      <w:r>
-        <w:br/>
-      </w:r>
-      <w:r>
-        <w:rPr>
-          <w:rStyle w:val="VerbatimChar"/>
-        </w:rPr>
-        <w:t xml:space="preserve">    Tenant ||--o{ Gateway : manages</w:t>
-      </w:r>
-      <w:r>
-        <w:br/>
-      </w:r>
-      <w:r>
-        <w:rPr>
-          <w:rStyle w:val="VerbatimChar"/>
-        </w:rPr>
-        <w:t xml:space="preserve">    Tenant ||--o{ AccessPolicy : defines</w:t>
-      </w:r>
-      <w:r>
-        <w:br/>
-      </w:r>
-      <w:r>
-        <w:br/>
-      </w:r>
-      <w:r>
-        <w:rPr>
-          <w:rStyle w:val="VerbatimChar"/>
-        </w:rPr>
-        <w:t xml:space="preserve">    Team ||--o{ TeamMember : has</w:t>
-      </w:r>
-      <w:r>
-        <w:br/>
-      </w:r>
-      <w:r>
-        <w:rPr>
-          <w:rStyle w:val="VerbatimChar"/>
-        </w:rPr>
-        <w:t xml:space="preserve">    Team ||--o{ VaultSecret : "team secrets"</w:t>
-      </w:r>
-      <w:r>
-        <w:br/>
-      </w:r>
-      <w:r>
-        <w:br/>
-      </w:r>
-      <w:r>
-        <w:rPr>
-          <w:rStyle w:val="VerbatimChar"/>
-        </w:rPr>
-        <w:t xml:space="preserve">    Connection ||--o{ SharedConnection : "shared with"</w:t>
-      </w:r>
-      <w:r>
-        <w:br/>
-      </w:r>
-      <w:r>
-        <w:rPr>
-          <w:rStyle w:val="VerbatimChar"/>
-        </w:rPr>
-        <w:t xml:space="preserve">    Connection ||--o{ ActiveSession : "open sessions"</w:t>
-      </w:r>
-      <w:r>
-        <w:br/>
-      </w:r>
-      <w:r>
-        <w:rPr>
-          <w:rStyle w:val="VerbatimChar"/>
-        </w:rPr>
-        <w:t xml:space="preserve">    Connection ||--o{ SessionRecording : "recorded"</w:t>
-      </w:r>
-      <w:r>
-        <w:br/>
-      </w:r>
-      <w:r>
-        <w:rPr>
-          <w:rStyle w:val="VerbatimChar"/>
-        </w:rPr>
-        <w:t xml:space="preserve">    Connection }o--o| Folder : "organized in"</w:t>
-      </w:r>
-      <w:r>
-        <w:br/>
-      </w:r>
-      <w:r>
-        <w:rPr>
-          <w:rStyle w:val="VerbatimChar"/>
-        </w:rPr>
-        <w:t xml:space="preserve">    Connection }o--o| Gateway : "routes through"</w:t>
-      </w:r>
-      <w:r>
-        <w:br/>
-      </w:r>
-      <w:r>
-        <w:br/>
-      </w:r>
-      <w:r>
-        <w:rPr>
-          <w:rStyle w:val="VerbatimChar"/>
-        </w:rPr>
-        <w:t xml:space="preserve">    VaultSecret ||--o{ VaultSecretVersion : versions</w:t>
-      </w:r>
-      <w:r>
-        <w:br/>
-      </w:r>
-      <w:r>
-        <w:rPr>
-          <w:rStyle w:val="VerbatimChar"/>
-        </w:rPr>
-        <w:t xml:space="preserve">    VaultSecret ||--o{ SharedSecret : "shared with"</w:t>
-      </w:r>
-      <w:r>
-        <w:br/>
-      </w:r>
-      <w:r>
-        <w:rPr>
-          <w:rStyle w:val="VerbatimChar"/>
-        </w:rPr>
-        <w:t xml:space="preserve">    VaultSecret ||--o{ ExternalSecretShare : "public links"</w:t>
-      </w:r>
-      <w:r>
-        <w:br/>
-      </w:r>
-      <w:r>
-        <w:rPr>
-          <w:rStyle w:val="VerbatimChar"/>
-        </w:rPr>
-        <w:t xml:space="preserve">    VaultSecret }o--o| VaultFolder : "organized in"</w:t>
-      </w:r>
-      <w:r>
-        <w:br/>
-      </w:r>
-      <w:r>
-        <w:br/>
-      </w:r>
-      <w:r>
-        <w:rPr>
-          <w:rStyle w:val="VerbatimChar"/>
-        </w:rPr>
-        <w:t xml:space="preserve">    Gateway ||--o{ ManagedGatewayInstance : deploys</w:t>
-      </w:r>
-      <w:r>
-        <w:br/>
-      </w:r>
-      <w:r>
-        <w:rPr>
-          <w:rStyle w:val="VerbatimChar"/>
-        </w:rPr>
-        <w:t xml:space="preserve">    Gateway }o--o| GatewayTemplate : "based on"</w:t>
-      </w:r>
-    </w:p>
-    <w:bookmarkStart w:id="46" w:name="key-models"/>
+        <w:pStyle w:val="CaptionedFigure"/>
+      </w:pPr>
+      <w:r>
+        <w:drawing>
+          <wp:inline>
+            <wp:extent cx="5334000" cy="1085721"/>
+            <wp:effectExtent b="0" l="0" r="0" t="0"/>
+            <wp:docPr descr="Diagram 3" title="" id="53" name="Picture"/>
+            <a:graphic>
+              <a:graphicData uri="http://schemas.openxmlformats.org/drawingml/2006/picture">
+                <pic:pic>
+                  <pic:nvPicPr>
+                    <pic:cNvPr descr="/tmp/arsenale-docx-72672rzt/diagrams/d3.png" id="54" name="Picture"/>
+                    <pic:cNvPicPr>
+                      <a:picLocks noChangeArrowheads="1" noChangeAspect="1"/>
+                    </pic:cNvPicPr>
+                  </pic:nvPicPr>
+                  <pic:blipFill>
+                    <a:blip r:embed="rId52"/>
+                    <a:stretch>
+                      <a:fillRect/>
+                    </a:stretch>
+                  </pic:blipFill>
+                  <pic:spPr bwMode="auto">
+                    <a:xfrm>
+                      <a:off x="0" y="0"/>
+                      <a:ext cx="5334000" cy="1085721"/>
+                    </a:xfrm>
+                    <a:prstGeom prst="rect">
+                      <a:avLst/>
+                    </a:prstGeom>
+                    <a:noFill/>
+                    <a:ln w="9525">
+                      <a:noFill/>
+                      <a:headEnd/>
+                      <a:tailEnd/>
+                    </a:ln>
+                  </pic:spPr>
+                </pic:pic>
+              </a:graphicData>
+            </a:graphic>
+          </wp:inline>
+        </w:drawing>
+      </w:r>
+    </w:p>
+    <w:p>
+      <w:pPr>
+        <w:pStyle w:val="ImageCaption"/>
+      </w:pPr>
+      <w:r>
+        <w:t xml:space="preserve">Diagram 3</w:t>
+      </w:r>
+    </w:p>
+    <w:bookmarkStart w:id="55" w:name="key-models"/>
     <w:p>
       <w:pPr>
         <w:pStyle w:val="Heading3"/>
@@ -4794,8 +4328,8 @@
         </w:tc>
       </w:tr>
     </w:tbl>
-    <w:bookmarkEnd w:id="46"/>
-    <w:bookmarkStart w:id="47" w:name="enums"/>
+    <w:bookmarkEnd w:id="55"/>
+    <w:bookmarkStart w:id="56" w:name="enums"/>
     <w:p>
       <w:pPr>
         <w:pStyle w:val="Heading3"/>
@@ -5035,9 +4569,9 @@
         </w:tc>
       </w:tr>
     </w:tbl>
-    <w:bookmarkEnd w:id="47"/>
-    <w:bookmarkEnd w:id="48"/>
-    <w:bookmarkStart w:id="54" w:name="client-architecture"/>
+    <w:bookmarkEnd w:id="56"/>
+    <w:bookmarkEnd w:id="57"/>
+    <w:bookmarkStart w:id="66" w:name="client-architecture"/>
     <w:p>
       <w:pPr>
         <w:pStyle w:val="Heading2"/>
@@ -5046,7 +4580,7 @@
         <w:t xml:space="preserve">Client Architecture</w:t>
       </w:r>
     </w:p>
-    <w:bookmarkStart w:id="49" w:name="technology-stack-1"/>
+    <w:bookmarkStart w:id="58" w:name="technology-stack-1"/>
     <w:p>
       <w:pPr>
         <w:pStyle w:val="Heading3"/>
@@ -5209,8 +4743,8 @@
         <w:t xml:space="preserve">with automatic JWT refresh</w:t>
       </w:r>
     </w:p>
-    <w:bookmarkEnd w:id="49"/>
-    <w:bookmarkStart w:id="50" w:name="route-structure"/>
+    <w:bookmarkEnd w:id="58"/>
+    <w:bookmarkStart w:id="62" w:name="route-structure"/>
     <w:p>
       <w:pPr>
         <w:pStyle w:val="Heading3"/>
@@ -5221,191 +4755,61 @@
     </w:p>
     <w:p>
       <w:pPr>
-        <w:pStyle w:val="SourceCode"/>
-      </w:pPr>
-      <w:r>
-        <w:rPr>
-          <w:rStyle w:val="VerbatimChar"/>
-        </w:rPr>
-        <w:t xml:space="preserve">flowchart TD</w:t>
-      </w:r>
-      <w:r>
-        <w:br/>
-      </w:r>
-      <w:r>
-        <w:rPr>
-          <w:rStyle w:val="VerbatimChar"/>
-        </w:rPr>
-        <w:t xml:space="preserve">    Router["React Router"]</w:t>
-      </w:r>
-      <w:r>
-        <w:br/>
-      </w:r>
-      <w:r>
-        <w:rPr>
-          <w:rStyle w:val="VerbatimChar"/>
-        </w:rPr>
-        <w:t xml:space="preserve">    Router --&gt; Public["Public Routes"]</w:t>
-      </w:r>
-      <w:r>
-        <w:br/>
-      </w:r>
-      <w:r>
-        <w:rPr>
-          <w:rStyle w:val="VerbatimChar"/>
-        </w:rPr>
-        <w:t xml:space="preserve">    Router --&gt; Auth["AuthRoute"]</w:t>
-      </w:r>
-      <w:r>
-        <w:br/>
-      </w:r>
-      <w:r>
-        <w:rPr>
-          <w:rStyle w:val="VerbatimChar"/>
-        </w:rPr>
-        <w:t xml:space="preserve">    Router --&gt; Protected["ProtectedRoute"]</w:t>
-      </w:r>
-      <w:r>
-        <w:br/>
-      </w:r>
-      <w:r>
-        <w:br/>
-      </w:r>
-      <w:r>
-        <w:rPr>
-          <w:rStyle w:val="VerbatimChar"/>
-        </w:rPr>
-        <w:t xml:space="preserve">    Public --&gt; Login["/login"]</w:t>
-      </w:r>
-      <w:r>
-        <w:br/>
-      </w:r>
-      <w:r>
-        <w:rPr>
-          <w:rStyle w:val="VerbatimChar"/>
-        </w:rPr>
-        <w:t xml:space="preserve">    Public --&gt; Register["/register"]</w:t>
-      </w:r>
-      <w:r>
-        <w:br/>
-      </w:r>
-      <w:r>
-        <w:rPr>
-          <w:rStyle w:val="VerbatimChar"/>
-        </w:rPr>
-        <w:t xml:space="preserve">    Public --&gt; Forgot["/forgot-password"]</w:t>
-      </w:r>
-      <w:r>
-        <w:br/>
-      </w:r>
-      <w:r>
-        <w:rPr>
-          <w:rStyle w:val="VerbatimChar"/>
-        </w:rPr>
-        <w:t xml:space="preserve">    Public --&gt; Reset["/reset-password"]</w:t>
-      </w:r>
-      <w:r>
-        <w:br/>
-      </w:r>
-      <w:r>
-        <w:rPr>
-          <w:rStyle w:val="VerbatimChar"/>
-        </w:rPr>
-        <w:t xml:space="preserve">    Public --&gt; OAuthCB["/oauth/callback"]</w:t>
-      </w:r>
-      <w:r>
-        <w:br/>
-      </w:r>
-      <w:r>
-        <w:rPr>
-          <w:rStyle w:val="VerbatimChar"/>
-        </w:rPr>
-        <w:t xml:space="preserve">    Public --&gt; Share["/share/:token"]</w:t>
-      </w:r>
-      <w:r>
-        <w:br/>
-      </w:r>
-      <w:r>
-        <w:br/>
-      </w:r>
-      <w:r>
-        <w:rPr>
-          <w:rStyle w:val="VerbatimChar"/>
-        </w:rPr>
-        <w:t xml:space="preserve">    Auth --&gt; VaultSetup["/oauth/vault-setup"]</w:t>
-      </w:r>
-      <w:r>
-        <w:br/>
-      </w:r>
-      <w:r>
-        <w:br/>
-      </w:r>
-      <w:r>
-        <w:rPr>
-          <w:rStyle w:val="VerbatimChar"/>
-        </w:rPr>
-        <w:t xml:space="preserve">    Protected --&gt; Dashboard["/* → DashboardPage"]</w:t>
-      </w:r>
-      <w:r>
-        <w:br/>
-      </w:r>
-      <w:r>
-        <w:rPr>
-          <w:rStyle w:val="VerbatimChar"/>
-        </w:rPr>
-        <w:t xml:space="preserve">    Protected --&gt; Viewer["/connection/:id"]</w:t>
-      </w:r>
-      <w:r>
-        <w:br/>
-      </w:r>
-      <w:r>
-        <w:rPr>
-          <w:rStyle w:val="VerbatimChar"/>
-        </w:rPr>
-        <w:t xml:space="preserve">    Protected --&gt; Recording["/recording/:id"]</w:t>
-      </w:r>
-      <w:r>
-        <w:br/>
-      </w:r>
-      <w:r>
-        <w:br/>
-      </w:r>
-      <w:r>
-        <w:rPr>
-          <w:rStyle w:val="VerbatimChar"/>
-        </w:rPr>
-        <w:t xml:space="preserve">    Dashboard --&gt; MainLayout["MainLayout"]</w:t>
-      </w:r>
-      <w:r>
-        <w:br/>
-      </w:r>
-      <w:r>
-        <w:rPr>
-          <w:rStyle w:val="VerbatimChar"/>
-        </w:rPr>
-        <w:t xml:space="preserve">    MainLayout --&gt; Sidebar["ConnectionTree"]</w:t>
-      </w:r>
-      <w:r>
-        <w:br/>
-      </w:r>
-      <w:r>
-        <w:rPr>
-          <w:rStyle w:val="VerbatimChar"/>
-        </w:rPr>
-        <w:t xml:space="preserve">    MainLayout --&gt; TabBar["TabBar + TabPanels"]</w:t>
-      </w:r>
-      <w:r>
-        <w:br/>
-      </w:r>
-      <w:r>
-        <w:rPr>
-          <w:rStyle w:val="VerbatimChar"/>
-        </w:rPr>
-        <w:t xml:space="preserve">    MainLayout --&gt; Dialogs["Full-Screen Dialogs&lt;br/&gt;(Settings, Keychain, Audit, etc.)"]</w:t>
-      </w:r>
-    </w:p>
-    <w:bookmarkEnd w:id="50"/>
-    <w:bookmarkStart w:id="51" w:name="state-management-15-zustand-stores"/>
+        <w:pStyle w:val="CaptionedFigure"/>
+      </w:pPr>
+      <w:r>
+        <w:drawing>
+          <wp:inline>
+            <wp:extent cx="5334000" cy="1378550"/>
+            <wp:effectExtent b="0" l="0" r="0" t="0"/>
+            <wp:docPr descr="Diagram 4" title="" id="60" name="Picture"/>
+            <a:graphic>
+              <a:graphicData uri="http://schemas.openxmlformats.org/drawingml/2006/picture">
+                <pic:pic>
+                  <pic:nvPicPr>
+                    <pic:cNvPr descr="/tmp/arsenale-docx-72672rzt/diagrams/d4.png" id="61" name="Picture"/>
+                    <pic:cNvPicPr>
+                      <a:picLocks noChangeArrowheads="1" noChangeAspect="1"/>
+                    </pic:cNvPicPr>
+                  </pic:nvPicPr>
+                  <pic:blipFill>
+                    <a:blip r:embed="rId59"/>
+                    <a:stretch>
+                      <a:fillRect/>
+                    </a:stretch>
+                  </pic:blipFill>
+                  <pic:spPr bwMode="auto">
+                    <a:xfrm>
+                      <a:off x="0" y="0"/>
+                      <a:ext cx="5334000" cy="1378550"/>
+                    </a:xfrm>
+                    <a:prstGeom prst="rect">
+                      <a:avLst/>
+                    </a:prstGeom>
+                    <a:noFill/>
+                    <a:ln w="9525">
+                      <a:noFill/>
+                      <a:headEnd/>
+                      <a:tailEnd/>
+                    </a:ln>
+                  </pic:spPr>
+                </pic:pic>
+              </a:graphicData>
+            </a:graphic>
+          </wp:inline>
+        </w:drawing>
+      </w:r>
+    </w:p>
+    <w:p>
+      <w:pPr>
+        <w:pStyle w:val="ImageCaption"/>
+      </w:pPr>
+      <w:r>
+        <w:t xml:space="preserve">Diagram 4</w:t>
+      </w:r>
+    </w:p>
+    <w:bookmarkEnd w:id="62"/>
+    <w:bookmarkStart w:id="63" w:name="state-management-15-zustand-stores"/>
     <w:p>
       <w:pPr>
         <w:pStyle w:val="Heading3"/>
@@ -6035,8 +5439,8 @@
         </w:tc>
       </w:tr>
     </w:tbl>
-    <w:bookmarkEnd w:id="51"/>
-    <w:bookmarkStart w:id="52" w:name="theme-system"/>
+    <w:bookmarkEnd w:id="63"/>
+    <w:bookmarkStart w:id="64" w:name="theme-system"/>
     <w:p>
       <w:pPr>
         <w:pStyle w:val="Heading3"/>
@@ -6313,8 +5717,8 @@
         </w:tc>
       </w:tr>
     </w:tbl>
-    <w:bookmarkEnd w:id="52"/>
-    <w:bookmarkStart w:id="53" w:name="build-optimization"/>
+    <w:bookmarkEnd w:id="64"/>
+    <w:bookmarkStart w:id="65" w:name="build-optimization"/>
     <w:p>
       <w:pPr>
         <w:pStyle w:val="Heading3"/>
@@ -6539,9 +5943,9 @@
         <w:t xml:space="preserve">PWA support with Workbox: offline-first navigation, stale-while-revalidate for assets, cache-first for fonts.</w:t>
       </w:r>
     </w:p>
-    <w:bookmarkEnd w:id="53"/>
-    <w:bookmarkEnd w:id="54"/>
-    <w:bookmarkStart w:id="58" w:name="real-time-connection-architecture"/>
+    <w:bookmarkEnd w:id="65"/>
+    <w:bookmarkEnd w:id="66"/>
+    <w:bookmarkStart w:id="79" w:name="real-time-connection-architecture"/>
     <w:p>
       <w:pPr>
         <w:pStyle w:val="Heading2"/>
@@ -6550,7 +5954,7 @@
         <w:t xml:space="preserve">Real-Time Connection Architecture</w:t>
       </w:r>
     </w:p>
-    <w:bookmarkStart w:id="55" w:name="ssh-terminal-flow"/>
+    <w:bookmarkStart w:id="70" w:name="ssh-terminal-flow"/>
     <w:p>
       <w:pPr>
         <w:pStyle w:val="Heading3"/>
@@ -6561,155 +5965,61 @@
     </w:p>
     <w:p>
       <w:pPr>
-        <w:pStyle w:val="SourceCode"/>
-      </w:pPr>
-      <w:r>
-        <w:rPr>
-          <w:rStyle w:val="VerbatimChar"/>
-        </w:rPr>
-        <w:t xml:space="preserve">sequenceDiagram</w:t>
-      </w:r>
-      <w:r>
-        <w:br/>
-      </w:r>
-      <w:r>
-        <w:rPr>
-          <w:rStyle w:val="VerbatimChar"/>
-        </w:rPr>
-        <w:t xml:space="preserve">    participant Browser</w:t>
-      </w:r>
-      <w:r>
-        <w:br/>
-      </w:r>
-      <w:r>
-        <w:rPr>
-          <w:rStyle w:val="VerbatimChar"/>
-        </w:rPr>
-        <w:t xml:space="preserve">    participant SocketIO as Socket.IO /ssh</w:t>
-      </w:r>
-      <w:r>
-        <w:br/>
-      </w:r>
-      <w:r>
-        <w:rPr>
-          <w:rStyle w:val="VerbatimChar"/>
-        </w:rPr>
-        <w:t xml:space="preserve">    participant SSH2 as ssh2 Library</w:t>
-      </w:r>
-      <w:r>
-        <w:br/>
-      </w:r>
-      <w:r>
-        <w:rPr>
-          <w:rStyle w:val="VerbatimChar"/>
-        </w:rPr>
-        <w:t xml:space="preserve">    participant Target as SSH Target</w:t>
-      </w:r>
-      <w:r>
-        <w:br/>
-      </w:r>
-      <w:r>
-        <w:br/>
-      </w:r>
-      <w:r>
-        <w:rPr>
-          <w:rStyle w:val="VerbatimChar"/>
-        </w:rPr>
-        <w:t xml:space="preserve">    Browser-&gt;&gt;SocketIO: Connect (JWT auth)</w:t>
-      </w:r>
-      <w:r>
-        <w:br/>
-      </w:r>
-      <w:r>
-        <w:rPr>
-          <w:rStyle w:val="VerbatimChar"/>
-        </w:rPr>
-        <w:t xml:space="preserve">    SocketIO-&gt;&gt;SSH2: Create SSH session</w:t>
-      </w:r>
-      <w:r>
-        <w:br/>
-      </w:r>
-      <w:r>
-        <w:rPr>
-          <w:rStyle w:val="VerbatimChar"/>
-        </w:rPr>
-        <w:t xml:space="preserve">    SSH2-&gt;&gt;Target: TCP connection</w:t>
-      </w:r>
-      <w:r>
-        <w:br/>
-      </w:r>
-      <w:r>
-        <w:rPr>
-          <w:rStyle w:val="VerbatimChar"/>
-        </w:rPr>
-        <w:t xml:space="preserve">    Target--&gt;&gt;SSH2: SSH handshake</w:t>
-      </w:r>
-      <w:r>
-        <w:br/>
-      </w:r>
-      <w:r>
-        <w:rPr>
-          <w:rStyle w:val="VerbatimChar"/>
-        </w:rPr>
-        <w:t xml:space="preserve">    SSH2--&gt;&gt;SocketIO: Shell stream</w:t>
-      </w:r>
-      <w:r>
-        <w:br/>
-      </w:r>
-      <w:r>
-        <w:rPr>
-          <w:rStyle w:val="VerbatimChar"/>
-        </w:rPr>
-        <w:t xml:space="preserve">    SocketIO--&gt;&gt;Browser: Terminal data</w:t>
-      </w:r>
-      <w:r>
-        <w:br/>
-      </w:r>
-      <w:r>
-        <w:rPr>
-          <w:rStyle w:val="VerbatimChar"/>
-        </w:rPr>
-        <w:t xml:space="preserve">    Browser-&gt;&gt;SocketIO: Keystroke data</w:t>
-      </w:r>
-      <w:r>
-        <w:br/>
-      </w:r>
-      <w:r>
-        <w:rPr>
-          <w:rStyle w:val="VerbatimChar"/>
-        </w:rPr>
-        <w:t xml:space="preserve">    SocketIO-&gt;&gt;SSH2: Write to stdin</w:t>
-      </w:r>
-      <w:r>
-        <w:br/>
-      </w:r>
-      <w:r>
-        <w:rPr>
-          <w:rStyle w:val="VerbatimChar"/>
-        </w:rPr>
-        <w:t xml:space="preserve">    Note over SocketIO: Session recording (asciicast)</w:t>
-      </w:r>
-      <w:r>
-        <w:br/>
-      </w:r>
-      <w:r>
-        <w:rPr>
-          <w:rStyle w:val="VerbatimChar"/>
-        </w:rPr>
-        <w:t xml:space="preserve">    Note over SocketIO: DLP policy enforcement</w:t>
-      </w:r>
-      <w:r>
-        <w:br/>
-      </w:r>
-      <w:r>
-        <w:rPr>
-          <w:rStyle w:val="VerbatimChar"/>
-        </w:rPr>
-        <w:t xml:space="preserve">    Note over SocketIO: SFTP file browser support</w:t>
-      </w:r>
-    </w:p>
-    <w:bookmarkEnd w:id="55"/>
-    <w:bookmarkStart w:id="56" w:name="rdpvnc-flow"/>
+        <w:pStyle w:val="CaptionedFigure"/>
+      </w:pPr>
+      <w:r>
+        <w:drawing>
+          <wp:inline>
+            <wp:extent cx="5334000" cy="4191896"/>
+            <wp:effectExtent b="0" l="0" r="0" t="0"/>
+            <wp:docPr descr="Diagram 5" title="" id="68" name="Picture"/>
+            <a:graphic>
+              <a:graphicData uri="http://schemas.openxmlformats.org/drawingml/2006/picture">
+                <pic:pic>
+                  <pic:nvPicPr>
+                    <pic:cNvPr descr="/tmp/arsenale-docx-72672rzt/diagrams/d5.png" id="69" name="Picture"/>
+                    <pic:cNvPicPr>
+                      <a:picLocks noChangeArrowheads="1" noChangeAspect="1"/>
+                    </pic:cNvPicPr>
+                  </pic:nvPicPr>
+                  <pic:blipFill>
+                    <a:blip r:embed="rId67"/>
+                    <a:stretch>
+                      <a:fillRect/>
+                    </a:stretch>
+                  </pic:blipFill>
+                  <pic:spPr bwMode="auto">
+                    <a:xfrm>
+                      <a:off x="0" y="0"/>
+                      <a:ext cx="5334000" cy="4191896"/>
+                    </a:xfrm>
+                    <a:prstGeom prst="rect">
+                      <a:avLst/>
+                    </a:prstGeom>
+                    <a:noFill/>
+                    <a:ln w="9525">
+                      <a:noFill/>
+                      <a:headEnd/>
+                      <a:tailEnd/>
+                    </a:ln>
+                  </pic:spPr>
+                </pic:pic>
+              </a:graphicData>
+            </a:graphic>
+          </wp:inline>
+        </w:drawing>
+      </w:r>
+    </w:p>
+    <w:p>
+      <w:pPr>
+        <w:pStyle w:val="ImageCaption"/>
+      </w:pPr>
+      <w:r>
+        <w:t xml:space="preserve">Diagram 5</w:t>
+      </w:r>
+    </w:p>
+    <w:bookmarkEnd w:id="70"/>
+    <w:bookmarkStart w:id="74" w:name="rdpvnc-flow"/>
     <w:p>
       <w:pPr>
         <w:pStyle w:val="Heading3"/>
@@ -6720,146 +6030,61 @@
     </w:p>
     <w:p>
       <w:pPr>
-        <w:pStyle w:val="SourceCode"/>
-      </w:pPr>
-      <w:r>
-        <w:rPr>
-          <w:rStyle w:val="VerbatimChar"/>
-        </w:rPr>
-        <w:t xml:space="preserve">sequenceDiagram</w:t>
-      </w:r>
-      <w:r>
-        <w:br/>
-      </w:r>
-      <w:r>
-        <w:rPr>
-          <w:rStyle w:val="VerbatimChar"/>
-        </w:rPr>
-        <w:t xml:space="preserve">    participant Browser</w:t>
-      </w:r>
-      <w:r>
-        <w:br/>
-      </w:r>
-      <w:r>
-        <w:rPr>
-          <w:rStyle w:val="VerbatimChar"/>
-        </w:rPr>
-        <w:t xml:space="preserve">    participant API as REST API</w:t>
-      </w:r>
-      <w:r>
-        <w:br/>
-      </w:r>
-      <w:r>
-        <w:rPr>
-          <w:rStyle w:val="VerbatimChar"/>
-        </w:rPr>
-        <w:t xml:space="preserve">    participant GuacWS as Guacamole WS :3002</w:t>
-      </w:r>
-      <w:r>
-        <w:br/>
-      </w:r>
-      <w:r>
-        <w:rPr>
-          <w:rStyle w:val="VerbatimChar"/>
-        </w:rPr>
-        <w:t xml:space="preserve">    participant GuacD as guacd :4822</w:t>
-      </w:r>
-      <w:r>
-        <w:br/>
-      </w:r>
-      <w:r>
-        <w:rPr>
-          <w:rStyle w:val="VerbatimChar"/>
-        </w:rPr>
-        <w:t xml:space="preserve">    participant Target as RDP/VNC Target</w:t>
-      </w:r>
-      <w:r>
-        <w:br/>
-      </w:r>
-      <w:r>
-        <w:br/>
-      </w:r>
-      <w:r>
-        <w:rPr>
-          <w:rStyle w:val="VerbatimChar"/>
-        </w:rPr>
-        <w:t xml:space="preserve">    Browser-&gt;&gt;API: POST /sessions/rdp</w:t>
-      </w:r>
-      <w:r>
-        <w:br/>
-      </w:r>
-      <w:r>
-        <w:rPr>
-          <w:rStyle w:val="VerbatimChar"/>
-        </w:rPr>
-        <w:t xml:space="preserve">    API--&gt;&gt;Browser: Encrypted token</w:t>
-      </w:r>
-      <w:r>
-        <w:br/>
-      </w:r>
-      <w:r>
-        <w:rPr>
-          <w:rStyle w:val="VerbatimChar"/>
-        </w:rPr>
-        <w:t xml:space="preserve">    Browser-&gt;&gt;GuacWS: WebSocket connect + token</w:t>
-      </w:r>
-      <w:r>
-        <w:br/>
-      </w:r>
-      <w:r>
-        <w:rPr>
-          <w:rStyle w:val="VerbatimChar"/>
-        </w:rPr>
-        <w:t xml:space="preserve">    GuacWS-&gt;&gt;GuacD: Guacamole protocol</w:t>
-      </w:r>
-      <w:r>
-        <w:br/>
-      </w:r>
-      <w:r>
-        <w:rPr>
-          <w:rStyle w:val="VerbatimChar"/>
-        </w:rPr>
-        <w:t xml:space="preserve">    GuacD-&gt;&gt;Target: RDP/VNC protocol</w:t>
-      </w:r>
-      <w:r>
-        <w:br/>
-      </w:r>
-      <w:r>
-        <w:rPr>
-          <w:rStyle w:val="VerbatimChar"/>
-        </w:rPr>
-        <w:t xml:space="preserve">    Target--&gt;&gt;GuacD: Screen data</w:t>
-      </w:r>
-      <w:r>
-        <w:br/>
-      </w:r>
-      <w:r>
-        <w:rPr>
-          <w:rStyle w:val="VerbatimChar"/>
-        </w:rPr>
-        <w:t xml:space="preserve">    GuacD--&gt;&gt;GuacWS: Guacamole instructions</w:t>
-      </w:r>
-      <w:r>
-        <w:br/>
-      </w:r>
-      <w:r>
-        <w:rPr>
-          <w:rStyle w:val="VerbatimChar"/>
-        </w:rPr>
-        <w:t xml:space="preserve">    GuacWS--&gt;&gt;Browser: Render via guacamole-common-js</w:t>
-      </w:r>
-      <w:r>
-        <w:br/>
-      </w:r>
-      <w:r>
-        <w:rPr>
-          <w:rStyle w:val="VerbatimChar"/>
-        </w:rPr>
-        <w:t xml:space="preserve">    Note over GuacD: Session recording (Guacamole format)</w:t>
-      </w:r>
-    </w:p>
-    <w:bookmarkEnd w:id="56"/>
-    <w:bookmarkStart w:id="57" w:name="zero-trust-tunnel"/>
+        <w:pStyle w:val="CaptionedFigure"/>
+      </w:pPr>
+      <w:r>
+        <w:drawing>
+          <wp:inline>
+            <wp:extent cx="5334000" cy="2869870"/>
+            <wp:effectExtent b="0" l="0" r="0" t="0"/>
+            <wp:docPr descr="Diagram 6" title="" id="72" name="Picture"/>
+            <a:graphic>
+              <a:graphicData uri="http://schemas.openxmlformats.org/drawingml/2006/picture">
+                <pic:pic>
+                  <pic:nvPicPr>
+                    <pic:cNvPr descr="/tmp/arsenale-docx-72672rzt/diagrams/d6.png" id="73" name="Picture"/>
+                    <pic:cNvPicPr>
+                      <a:picLocks noChangeArrowheads="1" noChangeAspect="1"/>
+                    </pic:cNvPicPr>
+                  </pic:nvPicPr>
+                  <pic:blipFill>
+                    <a:blip r:embed="rId71"/>
+                    <a:stretch>
+                      <a:fillRect/>
+                    </a:stretch>
+                  </pic:blipFill>
+                  <pic:spPr bwMode="auto">
+                    <a:xfrm>
+                      <a:off x="0" y="0"/>
+                      <a:ext cx="5334000" cy="2869870"/>
+                    </a:xfrm>
+                    <a:prstGeom prst="rect">
+                      <a:avLst/>
+                    </a:prstGeom>
+                    <a:noFill/>
+                    <a:ln w="9525">
+                      <a:noFill/>
+                      <a:headEnd/>
+                      <a:tailEnd/>
+                    </a:ln>
+                  </pic:spPr>
+                </pic:pic>
+              </a:graphicData>
+            </a:graphic>
+          </wp:inline>
+        </w:drawing>
+      </w:r>
+    </w:p>
+    <w:p>
+      <w:pPr>
+        <w:pStyle w:val="ImageCaption"/>
+      </w:pPr>
+      <w:r>
+        <w:t xml:space="preserve">Diagram 6</w:t>
+      </w:r>
+    </w:p>
+    <w:bookmarkEnd w:id="74"/>
+    <w:bookmarkStart w:id="78" w:name="zero-trust-tunnel"/>
     <w:p>
       <w:pPr>
         <w:pStyle w:val="Heading3"/>
@@ -6870,156 +6095,62 @@
     </w:p>
     <w:p>
       <w:pPr>
-        <w:pStyle w:val="SourceCode"/>
-      </w:pPr>
-      <w:r>
-        <w:rPr>
-          <w:rStyle w:val="VerbatimChar"/>
-        </w:rPr>
-        <w:t xml:space="preserve">sequenceDiagram</w:t>
-      </w:r>
-      <w:r>
-        <w:br/>
-      </w:r>
-      <w:r>
-        <w:rPr>
-          <w:rStyle w:val="VerbatimChar"/>
-        </w:rPr>
-        <w:t xml:space="preserve">    participant Agent as Tunnel Agent</w:t>
-      </w:r>
-      <w:r>
-        <w:br/>
-      </w:r>
-      <w:r>
-        <w:rPr>
-          <w:rStyle w:val="VerbatimChar"/>
-        </w:rPr>
-        <w:t xml:space="preserve">    participant Broker as Tunnel Broker (Server)</w:t>
-      </w:r>
-      <w:r>
-        <w:br/>
-      </w:r>
-      <w:r>
-        <w:rPr>
-          <w:rStyle w:val="VerbatimChar"/>
-        </w:rPr>
-        <w:t xml:space="preserve">    participant SSH as SSH Handler</w:t>
-      </w:r>
-      <w:r>
-        <w:br/>
-      </w:r>
-      <w:r>
-        <w:br/>
-      </w:r>
-      <w:r>
-        <w:rPr>
-          <w:rStyle w:val="VerbatimChar"/>
-        </w:rPr>
-        <w:t xml:space="preserve">    Agent-&gt;&gt;Broker: WSS /api/tunnel/connect&lt;br/&gt;Auth: Bearer tunnel-token&lt;br/&gt;X-Gateway-Id: uuid</w:t>
-      </w:r>
-      <w:r>
-        <w:br/>
-      </w:r>
-      <w:r>
-        <w:rPr>
-          <w:rStyle w:val="VerbatimChar"/>
-        </w:rPr>
-        <w:t xml:space="preserve">    Broker--&gt;&gt;Agent: Connection accepted</w:t>
-      </w:r>
-      <w:r>
-        <w:br/>
-      </w:r>
-      <w:r>
-        <w:rPr>
-          <w:rStyle w:val="VerbatimChar"/>
-        </w:rPr>
-        <w:t xml:space="preserve">    loop Heartbeat (15s)</w:t>
-      </w:r>
-      <w:r>
-        <w:br/>
-      </w:r>
-      <w:r>
-        <w:rPr>
-          <w:rStyle w:val="VerbatimChar"/>
-        </w:rPr>
-        <w:t xml:space="preserve">        Agent-&gt;&gt;Broker: PING frame + health metadata</w:t>
-      </w:r>
-      <w:r>
-        <w:br/>
-      </w:r>
-      <w:r>
-        <w:rPr>
-          <w:rStyle w:val="VerbatimChar"/>
-        </w:rPr>
-        <w:t xml:space="preserve">        Broker--&gt;&gt;Agent: PONG frame</w:t>
-      </w:r>
-      <w:r>
-        <w:br/>
-      </w:r>
-      <w:r>
-        <w:rPr>
-          <w:rStyle w:val="VerbatimChar"/>
-        </w:rPr>
-        <w:t xml:space="preserve">    end</w:t>
-      </w:r>
-      <w:r>
-        <w:br/>
-      </w:r>
-      <w:r>
-        <w:rPr>
-          <w:rStyle w:val="VerbatimChar"/>
-        </w:rPr>
-        <w:t xml:space="preserve">    SSH-&gt;&gt;Broker: Need connection to target:22</w:t>
-      </w:r>
-      <w:r>
-        <w:br/>
-      </w:r>
-      <w:r>
-        <w:rPr>
-          <w:rStyle w:val="VerbatimChar"/>
-        </w:rPr>
-        <w:t xml:space="preserve">    Broker-&gt;&gt;Agent: OPEN frame (streamId, host:port)</w:t>
-      </w:r>
-      <w:r>
-        <w:br/>
-      </w:r>
-      <w:r>
-        <w:rPr>
-          <w:rStyle w:val="VerbatimChar"/>
-        </w:rPr>
-        <w:t xml:space="preserve">    Agent-&gt;&gt;Agent: TCP connect to target:22</w:t>
-      </w:r>
-      <w:r>
-        <w:br/>
-      </w:r>
-      <w:r>
-        <w:rPr>
-          <w:rStyle w:val="VerbatimChar"/>
-        </w:rPr>
-        <w:t xml:space="preserve">    Agent--&gt;&gt;Broker: DATA frames</w:t>
-      </w:r>
-      <w:r>
-        <w:br/>
-      </w:r>
-      <w:r>
-        <w:rPr>
-          <w:rStyle w:val="VerbatimChar"/>
-        </w:rPr>
-        <w:t xml:space="preserve">    Broker--&gt;&gt;SSH: DATA frames</w:t>
-      </w:r>
-      <w:r>
-        <w:br/>
-      </w:r>
-      <w:r>
-        <w:rPr>
-          <w:rStyle w:val="VerbatimChar"/>
-        </w:rPr>
-        <w:t xml:space="preserve">    Note over Agent,Broker: Binary multiplexed protocol&lt;br/&gt;8-byte header + payload</w:t>
-      </w:r>
-    </w:p>
-    <w:p>
-      <w:pPr>
-        <w:pStyle w:val="FirstParagraph"/>
+        <w:pStyle w:val="CaptionedFigure"/>
+      </w:pPr>
+      <w:r>
+        <w:drawing>
+          <wp:inline>
+            <wp:extent cx="5334000" cy="5086684"/>
+            <wp:effectExtent b="0" l="0" r="0" t="0"/>
+            <wp:docPr descr="Diagram 7" title="" id="76" name="Picture"/>
+            <a:graphic>
+              <a:graphicData uri="http://schemas.openxmlformats.org/drawingml/2006/picture">
+                <pic:pic>
+                  <pic:nvPicPr>
+                    <pic:cNvPr descr="/tmp/arsenale-docx-72672rzt/diagrams/d7.png" id="77" name="Picture"/>
+                    <pic:cNvPicPr>
+                      <a:picLocks noChangeArrowheads="1" noChangeAspect="1"/>
+                    </pic:cNvPicPr>
+                  </pic:nvPicPr>
+                  <pic:blipFill>
+                    <a:blip r:embed="rId75"/>
+                    <a:stretch>
+                      <a:fillRect/>
+                    </a:stretch>
+                  </pic:blipFill>
+                  <pic:spPr bwMode="auto">
+                    <a:xfrm>
+                      <a:off x="0" y="0"/>
+                      <a:ext cx="5334000" cy="5086684"/>
+                    </a:xfrm>
+                    <a:prstGeom prst="rect">
+                      <a:avLst/>
+                    </a:prstGeom>
+                    <a:noFill/>
+                    <a:ln w="9525">
+                      <a:noFill/>
+                      <a:headEnd/>
+                      <a:tailEnd/>
+                    </a:ln>
+                  </pic:spPr>
+                </pic:pic>
+              </a:graphicData>
+            </a:graphic>
+          </wp:inline>
+        </w:drawing>
+      </w:r>
+    </w:p>
+    <w:p>
+      <w:pPr>
+        <w:pStyle w:val="ImageCaption"/>
+      </w:pPr>
+      <w:r>
+        <w:t xml:space="preserve">Diagram 7</w:t>
+      </w:r>
+    </w:p>
+    <w:p>
+      <w:pPr>
+        <w:pStyle w:val="BodyText"/>
       </w:pPr>
       <w:r>
         <w:rPr>
@@ -7053,9 +6184,9 @@
         <w:t xml:space="preserve">- Payload (variable)</w:t>
       </w:r>
     </w:p>
-    <w:bookmarkEnd w:id="57"/>
-    <w:bookmarkEnd w:id="58"/>
-    <w:bookmarkStart w:id="63" w:name="security-architecture"/>
+    <w:bookmarkEnd w:id="78"/>
+    <w:bookmarkEnd w:id="79"/>
+    <w:bookmarkStart w:id="93" w:name="security-architecture"/>
     <w:p>
       <w:pPr>
         <w:pStyle w:val="Heading2"/>
@@ -7064,7 +6195,7 @@
         <w:t xml:space="preserve">Security Architecture</w:t>
       </w:r>
     </w:p>
-    <w:bookmarkStart w:id="59" w:name="encryption-at-rest"/>
+    <w:bookmarkStart w:id="83" w:name="encryption-at-rest"/>
     <w:p>
       <w:pPr>
         <w:pStyle w:val="Heading3"/>
@@ -7096,113 +6227,61 @@
     </w:p>
     <w:p>
       <w:pPr>
-        <w:pStyle w:val="SourceCode"/>
-      </w:pPr>
-      <w:r>
-        <w:rPr>
-          <w:rStyle w:val="VerbatimChar"/>
-        </w:rPr>
-        <w:t xml:space="preserve">flowchart TD</w:t>
-      </w:r>
-      <w:r>
-        <w:br/>
-      </w:r>
-      <w:r>
-        <w:rPr>
-          <w:rStyle w:val="VerbatimChar"/>
-        </w:rPr>
-        <w:t xml:space="preserve">    Password["User Password"] --&gt;|Argon2id| DerivedKey["Derived Key"]</w:t>
-      </w:r>
-      <w:r>
-        <w:br/>
-      </w:r>
-      <w:r>
-        <w:rPr>
-          <w:rStyle w:val="VerbatimChar"/>
-        </w:rPr>
-        <w:t xml:space="preserve">    DerivedKey --&gt;|AES-256-GCM| MasterKey["Master Key&lt;br/&gt;(encrypted at rest)"]</w:t>
-      </w:r>
-      <w:r>
-        <w:br/>
-      </w:r>
-      <w:r>
-        <w:rPr>
-          <w:rStyle w:val="VerbatimChar"/>
-        </w:rPr>
-        <w:t xml:space="preserve">    MasterKey --&gt;|AES-256-GCM| Credentials["Connection Credentials"]</w:t>
-      </w:r>
-      <w:r>
-        <w:br/>
-      </w:r>
-      <w:r>
-        <w:rPr>
-          <w:rStyle w:val="VerbatimChar"/>
-        </w:rPr>
-        <w:t xml:space="preserve">    MasterKey --&gt;|AES-256-GCM| Secrets["Vault Secrets"]</w:t>
-      </w:r>
-      <w:r>
-        <w:br/>
-      </w:r>
-      <w:r>
-        <w:rPr>
-          <w:rStyle w:val="VerbatimChar"/>
-        </w:rPr>
-        <w:t xml:space="preserve">    MasterKey --&gt;|AES-256-GCM| TOTP["TOTP Seeds"]</w:t>
-      </w:r>
-      <w:r>
-        <w:br/>
-      </w:r>
-      <w:r>
-        <w:br/>
-      </w:r>
-      <w:r>
-        <w:rPr>
-          <w:rStyle w:val="VerbatimChar"/>
-        </w:rPr>
-        <w:t xml:space="preserve">    ServerKey["Server Encryption Key"] --&gt;|AES-256-GCM| SSHKeys["SSH Key Pairs"]</w:t>
-      </w:r>
-      <w:r>
-        <w:br/>
-      </w:r>
-      <w:r>
-        <w:rPr>
-          <w:rStyle w:val="VerbatimChar"/>
-        </w:rPr>
-        <w:t xml:space="preserve">    ServerKey --&gt;|AES-256-GCM| TunnelTokens["Tunnel Tokens"]</w:t>
-      </w:r>
-      <w:r>
-        <w:br/>
-      </w:r>
-      <w:r>
-        <w:rPr>
-          <w:rStyle w:val="VerbatimChar"/>
-        </w:rPr>
-        <w:t xml:space="preserve">    ServerKey --&gt;|AES-256-GCM| GuacTokens["RDP/VNC Tokens"]</w:t>
-      </w:r>
-      <w:r>
-        <w:br/>
-      </w:r>
-      <w:r>
-        <w:br/>
-      </w:r>
-      <w:r>
-        <w:rPr>
-          <w:rStyle w:val="VerbatimChar"/>
-        </w:rPr>
-        <w:t xml:space="preserve">    TenantKey["Tenant Master Key"] --&gt;|AES-256-GCM| TeamSecrets["Team/Tenant Secrets"]</w:t>
-      </w:r>
-      <w:r>
-        <w:br/>
-      </w:r>
-      <w:r>
-        <w:rPr>
-          <w:rStyle w:val="VerbatimChar"/>
-        </w:rPr>
-        <w:t xml:space="preserve">    MasterKey --&gt;|AES-256-GCM| TenantKey</w:t>
-      </w:r>
-    </w:p>
-    <w:bookmarkEnd w:id="59"/>
-    <w:bookmarkStart w:id="60" w:name="authentication-flow"/>
+        <w:pStyle w:val="CaptionedFigure"/>
+      </w:pPr>
+      <w:r>
+        <w:drawing>
+          <wp:inline>
+            <wp:extent cx="5334000" cy="2914701"/>
+            <wp:effectExtent b="0" l="0" r="0" t="0"/>
+            <wp:docPr descr="Diagram 8" title="" id="81" name="Picture"/>
+            <a:graphic>
+              <a:graphicData uri="http://schemas.openxmlformats.org/drawingml/2006/picture">
+                <pic:pic>
+                  <pic:nvPicPr>
+                    <pic:cNvPr descr="/tmp/arsenale-docx-72672rzt/diagrams/d8.png" id="82" name="Picture"/>
+                    <pic:cNvPicPr>
+                      <a:picLocks noChangeArrowheads="1" noChangeAspect="1"/>
+                    </pic:cNvPicPr>
+                  </pic:nvPicPr>
+                  <pic:blipFill>
+                    <a:blip r:embed="rId80"/>
+                    <a:stretch>
+                      <a:fillRect/>
+                    </a:stretch>
+                  </pic:blipFill>
+                  <pic:spPr bwMode="auto">
+                    <a:xfrm>
+                      <a:off x="0" y="0"/>
+                      <a:ext cx="5334000" cy="2914701"/>
+                    </a:xfrm>
+                    <a:prstGeom prst="rect">
+                      <a:avLst/>
+                    </a:prstGeom>
+                    <a:noFill/>
+                    <a:ln w="9525">
+                      <a:noFill/>
+                      <a:headEnd/>
+                      <a:tailEnd/>
+                    </a:ln>
+                  </pic:spPr>
+                </pic:pic>
+              </a:graphicData>
+            </a:graphic>
+          </wp:inline>
+        </w:drawing>
+      </w:r>
+    </w:p>
+    <w:p>
+      <w:pPr>
+        <w:pStyle w:val="ImageCaption"/>
+      </w:pPr>
+      <w:r>
+        <w:t xml:space="preserve">Diagram 8</w:t>
+      </w:r>
+    </w:p>
+    <w:bookmarkEnd w:id="83"/>
+    <w:bookmarkStart w:id="87" w:name="authentication-flow"/>
     <w:p>
       <w:pPr>
         <w:pStyle w:val="Heading3"/>
@@ -7213,165 +6292,62 @@
     </w:p>
     <w:p>
       <w:pPr>
-        <w:pStyle w:val="SourceCode"/>
-      </w:pPr>
-      <w:r>
-        <w:rPr>
-          <w:rStyle w:val="VerbatimChar"/>
-        </w:rPr>
-        <w:t xml:space="preserve">stateDiagram-v2</w:t>
-      </w:r>
-      <w:r>
-        <w:br/>
-      </w:r>
-      <w:r>
-        <w:rPr>
-          <w:rStyle w:val="VerbatimChar"/>
-        </w:rPr>
-        <w:t xml:space="preserve">    [*] --&gt; Login: Email + Password</w:t>
-      </w:r>
-      <w:r>
-        <w:br/>
-      </w:r>
-      <w:r>
-        <w:rPr>
-          <w:rStyle w:val="VerbatimChar"/>
-        </w:rPr>
-        <w:t xml:space="preserve">    Login --&gt; MFACheck: Credentials valid</w:t>
-      </w:r>
-      <w:r>
-        <w:br/>
-      </w:r>
-      <w:r>
-        <w:rPr>
-          <w:rStyle w:val="VerbatimChar"/>
-        </w:rPr>
-        <w:t xml:space="preserve">    Login --&gt; Failed: Invalid credentials</w:t>
-      </w:r>
-      <w:r>
-        <w:br/>
-      </w:r>
-      <w:r>
-        <w:br/>
-      </w:r>
-      <w:r>
-        <w:rPr>
-          <w:rStyle w:val="VerbatimChar"/>
-        </w:rPr>
-        <w:t xml:space="preserve">    MFACheck --&gt; MFARequired: Has MFA enabled</w:t>
-      </w:r>
-      <w:r>
-        <w:br/>
-      </w:r>
-      <w:r>
-        <w:rPr>
-          <w:rStyle w:val="VerbatimChar"/>
-        </w:rPr>
-        <w:t xml:space="preserve">    MFACheck --&gt; Authenticated: No MFA</w:t>
-      </w:r>
-      <w:r>
-        <w:br/>
-      </w:r>
-      <w:r>
-        <w:br/>
-      </w:r>
-      <w:r>
-        <w:rPr>
-          <w:rStyle w:val="VerbatimChar"/>
-        </w:rPr>
-        <w:t xml:space="preserve">    MFARequired --&gt; TOTP: TOTP configured</w:t>
-      </w:r>
-      <w:r>
-        <w:br/>
-      </w:r>
-      <w:r>
-        <w:rPr>
-          <w:rStyle w:val="VerbatimChar"/>
-        </w:rPr>
-        <w:t xml:space="preserve">    MFARequired --&gt; SMS: SMS configured</w:t>
-      </w:r>
-      <w:r>
-        <w:br/>
-      </w:r>
-      <w:r>
-        <w:rPr>
-          <w:rStyle w:val="VerbatimChar"/>
-        </w:rPr>
-        <w:t xml:space="preserve">    MFARequired --&gt; WebAuthn: WebAuthn configured</w:t>
-      </w:r>
-      <w:r>
-        <w:br/>
-      </w:r>
-      <w:r>
-        <w:rPr>
-          <w:rStyle w:val="VerbatimChar"/>
-        </w:rPr>
-        <w:t xml:space="preserve">    MFARequired --&gt; MFASetup: First login, MFA required by tenant</w:t>
-      </w:r>
-      <w:r>
-        <w:br/>
-      </w:r>
-      <w:r>
-        <w:br/>
-      </w:r>
-      <w:r>
-        <w:rPr>
-          <w:rStyle w:val="VerbatimChar"/>
-        </w:rPr>
-        <w:t xml:space="preserve">    TOTP --&gt; Authenticated: Code valid</w:t>
-      </w:r>
-      <w:r>
-        <w:br/>
-      </w:r>
-      <w:r>
-        <w:rPr>
-          <w:rStyle w:val="VerbatimChar"/>
-        </w:rPr>
-        <w:t xml:space="preserve">    SMS --&gt; Authenticated: Code valid</w:t>
-      </w:r>
-      <w:r>
-        <w:br/>
-      </w:r>
-      <w:r>
-        <w:rPr>
-          <w:rStyle w:val="VerbatimChar"/>
-        </w:rPr>
-        <w:t xml:space="preserve">    WebAuthn --&gt; Authenticated: Credential valid</w:t>
-      </w:r>
-      <w:r>
-        <w:br/>
-      </w:r>
-      <w:r>
-        <w:rPr>
-          <w:rStyle w:val="VerbatimChar"/>
-        </w:rPr>
-        <w:t xml:space="preserve">    MFASetup --&gt; Authenticated: Setup complete</w:t>
-      </w:r>
-      <w:r>
-        <w:br/>
-      </w:r>
-      <w:r>
-        <w:br/>
-      </w:r>
-      <w:r>
-        <w:rPr>
-          <w:rStyle w:val="VerbatimChar"/>
-        </w:rPr>
-        <w:t xml:space="preserve">    Authenticated --&gt; TokenIssued: JWT + Refresh token</w:t>
-      </w:r>
-      <w:r>
-        <w:br/>
-      </w:r>
-      <w:r>
-        <w:rPr>
-          <w:rStyle w:val="VerbatimChar"/>
-        </w:rPr>
-        <w:t xml:space="preserve">    TokenIssued --&gt; [*]</w:t>
-      </w:r>
-    </w:p>
-    <w:p>
-      <w:pPr>
-        <w:pStyle w:val="FirstParagraph"/>
+        <w:pStyle w:val="CaptionedFigure"/>
+      </w:pPr>
+      <w:r>
+        <w:drawing>
+          <wp:inline>
+            <wp:extent cx="5334000" cy="5757561"/>
+            <wp:effectExtent b="0" l="0" r="0" t="0"/>
+            <wp:docPr descr="Diagram 9" title="" id="85" name="Picture"/>
+            <a:graphic>
+              <a:graphicData uri="http://schemas.openxmlformats.org/drawingml/2006/picture">
+                <pic:pic>
+                  <pic:nvPicPr>
+                    <pic:cNvPr descr="/tmp/arsenale-docx-72672rzt/diagrams/d9.png" id="86" name="Picture"/>
+                    <pic:cNvPicPr>
+                      <a:picLocks noChangeArrowheads="1" noChangeAspect="1"/>
+                    </pic:cNvPicPr>
+                  </pic:nvPicPr>
+                  <pic:blipFill>
+                    <a:blip r:embed="rId84"/>
+                    <a:stretch>
+                      <a:fillRect/>
+                    </a:stretch>
+                  </pic:blipFill>
+                  <pic:spPr bwMode="auto">
+                    <a:xfrm>
+                      <a:off x="0" y="0"/>
+                      <a:ext cx="5334000" cy="5757561"/>
+                    </a:xfrm>
+                    <a:prstGeom prst="rect">
+                      <a:avLst/>
+                    </a:prstGeom>
+                    <a:noFill/>
+                    <a:ln w="9525">
+                      <a:noFill/>
+                      <a:headEnd/>
+                      <a:tailEnd/>
+                    </a:ln>
+                  </pic:spPr>
+                </pic:pic>
+              </a:graphicData>
+            </a:graphic>
+          </wp:inline>
+        </w:drawing>
+      </w:r>
+    </w:p>
+    <w:p>
+      <w:pPr>
+        <w:pStyle w:val="ImageCaption"/>
+      </w:pPr>
+      <w:r>
+        <w:t xml:space="preserve">Diagram 9</w:t>
+      </w:r>
+    </w:p>
+    <w:p>
+      <w:pPr>
+        <w:pStyle w:val="BodyText"/>
       </w:pPr>
       <w:r>
         <w:rPr>
@@ -7405,8 +6381,8 @@
         <w:t xml:space="preserve">- Automatic refresh via Axios interceptor on 401</w:t>
       </w:r>
     </w:p>
-    <w:bookmarkEnd w:id="60"/>
-    <w:bookmarkStart w:id="61" w:name="role-based-access-control"/>
+    <w:bookmarkEnd w:id="87"/>
+    <w:bookmarkStart w:id="91" w:name="role-based-access-control"/>
     <w:p>
       <w:pPr>
         <w:pStyle w:val="Heading3"/>
@@ -7417,122 +6393,61 @@
     </w:p>
     <w:p>
       <w:pPr>
-        <w:pStyle w:val="SourceCode"/>
-      </w:pPr>
-      <w:r>
-        <w:rPr>
-          <w:rStyle w:val="VerbatimChar"/>
-        </w:rPr>
-        <w:t xml:space="preserve">flowchart TD</w:t>
-      </w:r>
-      <w:r>
-        <w:br/>
-      </w:r>
-      <w:r>
-        <w:rPr>
-          <w:rStyle w:val="VerbatimChar"/>
-        </w:rPr>
-        <w:t xml:space="preserve">    subgraph Tenant["Tenant Roles (7 levels)"]</w:t>
-      </w:r>
-      <w:r>
-        <w:br/>
-      </w:r>
-      <w:r>
-        <w:rPr>
-          <w:rStyle w:val="VerbatimChar"/>
-        </w:rPr>
-        <w:t xml:space="preserve">        OWNER --&gt; ADMIN --&gt; OPERATOR --&gt; MEMBER --&gt; CONSULTANT --&gt; AUDITOR --&gt; GUEST</w:t>
-      </w:r>
-      <w:r>
-        <w:br/>
-      </w:r>
-      <w:r>
-        <w:rPr>
-          <w:rStyle w:val="VerbatimChar"/>
-        </w:rPr>
-        <w:t xml:space="preserve">    end</w:t>
-      </w:r>
-      <w:r>
-        <w:br/>
-      </w:r>
-      <w:r>
-        <w:br/>
-      </w:r>
-      <w:r>
-        <w:rPr>
-          <w:rStyle w:val="VerbatimChar"/>
-        </w:rPr>
-        <w:t xml:space="preserve">    subgraph Team["Team Roles"]</w:t>
-      </w:r>
-      <w:r>
-        <w:br/>
-      </w:r>
-      <w:r>
-        <w:rPr>
-          <w:rStyle w:val="VerbatimChar"/>
-        </w:rPr>
-        <w:t xml:space="preserve">        TEAM_ADMIN --&gt; TEAM_EDITOR --&gt; TEAM_VIEWER</w:t>
-      </w:r>
-      <w:r>
-        <w:br/>
-      </w:r>
-      <w:r>
-        <w:rPr>
-          <w:rStyle w:val="VerbatimChar"/>
-        </w:rPr>
-        <w:t xml:space="preserve">    end</w:t>
-      </w:r>
-      <w:r>
-        <w:br/>
-      </w:r>
-      <w:r>
-        <w:br/>
-      </w:r>
-      <w:r>
-        <w:rPr>
-          <w:rStyle w:val="VerbatimChar"/>
-        </w:rPr>
-        <w:t xml:space="preserve">    subgraph ABAC["Attribute-Based Access Control"]</w:t>
-      </w:r>
-      <w:r>
-        <w:br/>
-      </w:r>
-      <w:r>
-        <w:rPr>
-          <w:rStyle w:val="VerbatimChar"/>
-        </w:rPr>
-        <w:t xml:space="preserve">        TimeWindow["Time Windows&lt;br/&gt;(09:00-18:00 UTC)"]</w:t>
-      </w:r>
-      <w:r>
-        <w:br/>
-      </w:r>
-      <w:r>
-        <w:rPr>
-          <w:rStyle w:val="VerbatimChar"/>
-        </w:rPr>
-        <w:t xml:space="preserve">        TrustedDevice["Require WebAuthn&lt;br/&gt;in current session"]</w:t>
-      </w:r>
-      <w:r>
-        <w:br/>
-      </w:r>
-      <w:r>
-        <w:rPr>
-          <w:rStyle w:val="VerbatimChar"/>
-        </w:rPr>
-        <w:t xml:space="preserve">        MFAStepUp["Require MFA&lt;br/&gt;step-up"]</w:t>
-      </w:r>
-      <w:r>
-        <w:br/>
-      </w:r>
-      <w:r>
-        <w:rPr>
-          <w:rStyle w:val="VerbatimChar"/>
-        </w:rPr>
-        <w:t xml:space="preserve">    end</w:t>
-      </w:r>
-    </w:p>
-    <w:bookmarkEnd w:id="61"/>
-    <w:bookmarkStart w:id="62" w:name="audit-anomaly-detection"/>
+        <w:pStyle w:val="CaptionedFigure"/>
+      </w:pPr>
+      <w:r>
+        <w:drawing>
+          <wp:inline>
+            <wp:extent cx="5334000" cy="873983"/>
+            <wp:effectExtent b="0" l="0" r="0" t="0"/>
+            <wp:docPr descr="Diagram 10" title="" id="89" name="Picture"/>
+            <a:graphic>
+              <a:graphicData uri="http://schemas.openxmlformats.org/drawingml/2006/picture">
+                <pic:pic>
+                  <pic:nvPicPr>
+                    <pic:cNvPr descr="/tmp/arsenale-docx-72672rzt/diagrams/d10.png" id="90" name="Picture"/>
+                    <pic:cNvPicPr>
+                      <a:picLocks noChangeArrowheads="1" noChangeAspect="1"/>
+                    </pic:cNvPicPr>
+                  </pic:nvPicPr>
+                  <pic:blipFill>
+                    <a:blip r:embed="rId88"/>
+                    <a:stretch>
+                      <a:fillRect/>
+                    </a:stretch>
+                  </pic:blipFill>
+                  <pic:spPr bwMode="auto">
+                    <a:xfrm>
+                      <a:off x="0" y="0"/>
+                      <a:ext cx="5334000" cy="873983"/>
+                    </a:xfrm>
+                    <a:prstGeom prst="rect">
+                      <a:avLst/>
+                    </a:prstGeom>
+                    <a:noFill/>
+                    <a:ln w="9525">
+                      <a:noFill/>
+                      <a:headEnd/>
+                      <a:tailEnd/>
+                    </a:ln>
+                  </pic:spPr>
+                </pic:pic>
+              </a:graphicData>
+            </a:graphic>
+          </wp:inline>
+        </w:drawing>
+      </w:r>
+    </w:p>
+    <w:p>
+      <w:pPr>
+        <w:pStyle w:val="ImageCaption"/>
+      </w:pPr>
+      <w:r>
+        <w:t xml:space="preserve">Diagram 10</w:t>
+      </w:r>
+    </w:p>
+    <w:bookmarkEnd w:id="91"/>
+    <w:bookmarkStart w:id="92" w:name="audit-anomaly-detection"/>
     <w:p>
       <w:pPr>
         <w:pStyle w:val="Heading3"/>
@@ -7601,9 +6516,9 @@
         <w:t xml:space="preserve">DLP policies (disable copy/paste/upload/download per tenant or connection)</w:t>
       </w:r>
     </w:p>
-    <w:bookmarkEnd w:id="62"/>
-    <w:bookmarkEnd w:id="63"/>
-    <w:bookmarkStart w:id="64" w:name="browser-extension-architecture"/>
+    <w:bookmarkEnd w:id="92"/>
+    <w:bookmarkEnd w:id="93"/>
+    <w:bookmarkStart w:id="97" w:name="browser-extension-architecture"/>
     <w:p>
       <w:pPr>
         <w:pStyle w:val="Heading2"/>
@@ -7614,186 +6529,62 @@
     </w:p>
     <w:p>
       <w:pPr>
-        <w:pStyle w:val="SourceCode"/>
-      </w:pPr>
-      <w:r>
-        <w:rPr>
-          <w:rStyle w:val="VerbatimChar"/>
-        </w:rPr>
-        <w:t xml:space="preserve">flowchart TD</w:t>
-      </w:r>
-      <w:r>
-        <w:br/>
-      </w:r>
-      <w:r>
-        <w:rPr>
-          <w:rStyle w:val="VerbatimChar"/>
-        </w:rPr>
-        <w:t xml:space="preserve">    subgraph Extension["Chrome Extension (Manifest V3)"]</w:t>
-      </w:r>
-      <w:r>
-        <w:br/>
-      </w:r>
-      <w:r>
-        <w:rPr>
-          <w:rStyle w:val="VerbatimChar"/>
-        </w:rPr>
-        <w:t xml:space="preserve">        BG["Service Worker&lt;br/&gt;(background.ts)"]</w:t>
-      </w:r>
-      <w:r>
-        <w:br/>
-      </w:r>
-      <w:r>
-        <w:rPr>
-          <w:rStyle w:val="VerbatimChar"/>
-        </w:rPr>
-        <w:t xml:space="preserve">        Popup["Popup App&lt;br/&gt;(React)"]</w:t>
-      </w:r>
-      <w:r>
-        <w:br/>
-      </w:r>
-      <w:r>
-        <w:rPr>
-          <w:rStyle w:val="VerbatimChar"/>
-        </w:rPr>
-        <w:t xml:space="preserve">        Options["Options Page&lt;br/&gt;(React)"]</w:t>
-      </w:r>
-      <w:r>
-        <w:br/>
-      </w:r>
-      <w:r>
-        <w:rPr>
-          <w:rStyle w:val="VerbatimChar"/>
-        </w:rPr>
-        <w:t xml:space="preserve">        Content["Content Scripts&lt;br/&gt;(Autofill)"]</w:t>
-      </w:r>
-      <w:r>
-        <w:br/>
-      </w:r>
-      <w:r>
-        <w:rPr>
-          <w:rStyle w:val="VerbatimChar"/>
-        </w:rPr>
-        <w:t xml:space="preserve">    end</w:t>
-      </w:r>
-      <w:r>
-        <w:br/>
-      </w:r>
-      <w:r>
-        <w:br/>
-      </w:r>
-      <w:r>
-        <w:rPr>
-          <w:rStyle w:val="VerbatimChar"/>
-        </w:rPr>
-        <w:t xml:space="preserve">    subgraph Storage["chrome.storage"]</w:t>
-      </w:r>
-      <w:r>
-        <w:br/>
-      </w:r>
-      <w:r>
-        <w:rPr>
-          <w:rStyle w:val="VerbatimChar"/>
-        </w:rPr>
-        <w:t xml:space="preserve">        Local["chrome.storage.local&lt;br/&gt;(encrypted accounts)"]</w:t>
-      </w:r>
-      <w:r>
-        <w:br/>
-      </w:r>
-      <w:r>
-        <w:rPr>
-          <w:rStyle w:val="VerbatimChar"/>
-        </w:rPr>
-        <w:t xml:space="preserve">        Session["chrome.storage.session&lt;br/&gt;(encryption key, ephemeral)"]</w:t>
-      </w:r>
-      <w:r>
-        <w:br/>
-      </w:r>
-      <w:r>
-        <w:rPr>
-          <w:rStyle w:val="VerbatimChar"/>
-        </w:rPr>
-        <w:t xml:space="preserve">    end</w:t>
-      </w:r>
-      <w:r>
-        <w:br/>
-      </w:r>
-      <w:r>
-        <w:br/>
-      </w:r>
-      <w:r>
-        <w:rPr>
-          <w:rStyle w:val="VerbatimChar"/>
-        </w:rPr>
-        <w:t xml:space="preserve">    Popup --&gt;|RPC| BG</w:t>
-      </w:r>
-      <w:r>
-        <w:br/>
-      </w:r>
-      <w:r>
-        <w:rPr>
-          <w:rStyle w:val="VerbatimChar"/>
-        </w:rPr>
-        <w:t xml:space="preserve">    Options --&gt;|RPC| BG</w:t>
-      </w:r>
-      <w:r>
-        <w:br/>
-      </w:r>
-      <w:r>
-        <w:rPr>
-          <w:rStyle w:val="VerbatimChar"/>
-        </w:rPr>
-        <w:t xml:space="preserve">    Content --&gt;|RPC| BG</w:t>
-      </w:r>
-      <w:r>
-        <w:br/>
-      </w:r>
-      <w:r>
-        <w:rPr>
-          <w:rStyle w:val="VerbatimChar"/>
-        </w:rPr>
-        <w:t xml:space="preserve">    BG --&gt;|API calls| Server["Arsenale Server"]</w:t>
-      </w:r>
-      <w:r>
-        <w:br/>
-      </w:r>
-      <w:r>
-        <w:rPr>
-          <w:rStyle w:val="VerbatimChar"/>
-        </w:rPr>
-        <w:t xml:space="preserve">    BG --&gt; Local</w:t>
-      </w:r>
-      <w:r>
-        <w:br/>
-      </w:r>
-      <w:r>
-        <w:rPr>
-          <w:rStyle w:val="VerbatimChar"/>
-        </w:rPr>
-        <w:t xml:space="preserve">    BG --&gt; Session</w:t>
-      </w:r>
-      <w:r>
-        <w:br/>
-      </w:r>
-      <w:r>
-        <w:rPr>
-          <w:rStyle w:val="VerbatimChar"/>
-        </w:rPr>
-        <w:t xml:space="preserve">    Content --&gt;|Form detection| WebPage["Web Page"]</w:t>
-      </w:r>
-      <w:r>
-        <w:br/>
-      </w:r>
-      <w:r>
-        <w:rPr>
-          <w:rStyle w:val="VerbatimChar"/>
-        </w:rPr>
-        <w:t xml:space="preserve">    Content --&gt;|Autofill| WebPage</w:t>
-      </w:r>
-    </w:p>
-    <w:p>
-      <w:pPr>
-        <w:pStyle w:val="FirstParagraph"/>
+        <w:pStyle w:val="CaptionedFigure"/>
+      </w:pPr>
+      <w:r>
+        <w:drawing>
+          <wp:inline>
+            <wp:extent cx="5334000" cy="2667000"/>
+            <wp:effectExtent b="0" l="0" r="0" t="0"/>
+            <wp:docPr descr="Diagram 11" title="" id="95" name="Picture"/>
+            <a:graphic>
+              <a:graphicData uri="http://schemas.openxmlformats.org/drawingml/2006/picture">
+                <pic:pic>
+                  <pic:nvPicPr>
+                    <pic:cNvPr descr="/tmp/arsenale-docx-72672rzt/diagrams/d11.png" id="96" name="Picture"/>
+                    <pic:cNvPicPr>
+                      <a:picLocks noChangeArrowheads="1" noChangeAspect="1"/>
+                    </pic:cNvPicPr>
+                  </pic:nvPicPr>
+                  <pic:blipFill>
+                    <a:blip r:embed="rId94"/>
+                    <a:stretch>
+                      <a:fillRect/>
+                    </a:stretch>
+                  </pic:blipFill>
+                  <pic:spPr bwMode="auto">
+                    <a:xfrm>
+                      <a:off x="0" y="0"/>
+                      <a:ext cx="5334000" cy="2667000"/>
+                    </a:xfrm>
+                    <a:prstGeom prst="rect">
+                      <a:avLst/>
+                    </a:prstGeom>
+                    <a:noFill/>
+                    <a:ln w="9525">
+                      <a:noFill/>
+                      <a:headEnd/>
+                      <a:tailEnd/>
+                    </a:ln>
+                  </pic:spPr>
+                </pic:pic>
+              </a:graphicData>
+            </a:graphic>
+          </wp:inline>
+        </w:drawing>
+      </w:r>
+    </w:p>
+    <w:p>
+      <w:pPr>
+        <w:pStyle w:val="ImageCaption"/>
+      </w:pPr>
+      <w:r>
+        <w:t xml:space="preserve">Diagram 11</w:t>
+      </w:r>
+    </w:p>
+    <w:p>
+      <w:pPr>
+        <w:pStyle w:val="BodyText"/>
       </w:pPr>
       <w:r>
         <w:rPr>
@@ -7839,8 +6630,8 @@
         <w:t xml:space="preserve">- Credential index for domain matching</w:t>
       </w:r>
     </w:p>
-    <w:bookmarkEnd w:id="64"/>
-    <w:bookmarkStart w:id="69" w:name="key-design-patterns"/>
+    <w:bookmarkEnd w:id="97"/>
+    <w:bookmarkStart w:id="102" w:name="key-design-patterns"/>
     <w:p>
       <w:pPr>
         <w:pStyle w:val="Heading2"/>
@@ -7849,7 +6640,7 @@
         <w:t xml:space="preserve">Key Design Patterns</w:t>
       </w:r>
     </w:p>
-    <w:bookmarkStart w:id="65" w:name="full-screen-dialog-pattern"/>
+    <w:bookmarkStart w:id="98" w:name="full-screen-dialog-pattern"/>
     <w:p>
       <w:pPr>
         <w:pStyle w:val="Heading3"/>
@@ -7881,8 +6672,8 @@
         <w:t xml:space="preserve">components, not page routes. This preserves active RDP/SSH sessions.</w:t>
       </w:r>
     </w:p>
-    <w:bookmarkEnd w:id="65"/>
-    <w:bookmarkStart w:id="66" w:name="ui-preferences-persistence"/>
+    <w:bookmarkEnd w:id="98"/>
+    <w:bookmarkStart w:id="99" w:name="ui-preferences-persistence"/>
     <w:p>
       <w:pPr>
         <w:pStyle w:val="Heading3"/>
@@ -7914,8 +6705,8 @@
         <w:t xml:space="preserve">(Zustand + localStorage, per-user namespacing). 50+ keys for sidebar states, filter selections, panel positions.</w:t>
       </w:r>
     </w:p>
-    <w:bookmarkEnd w:id="66"/>
-    <w:bookmarkStart w:id="67" w:name="error-handling"/>
+    <w:bookmarkEnd w:id="99"/>
+    <w:bookmarkStart w:id="100" w:name="error-handling"/>
     <w:p>
       <w:pPr>
         <w:pStyle w:val="Heading3"/>
@@ -8004,8 +6795,8 @@
         <w:t xml:space="preserve">hook for dialog forms</w:t>
       </w:r>
     </w:p>
-    <w:bookmarkEnd w:id="67"/>
-    <w:bookmarkStart w:id="68" w:name="validation"/>
+    <w:bookmarkEnd w:id="100"/>
+    <w:bookmarkStart w:id="101" w:name="validation"/>
     <w:p>
       <w:pPr>
         <w:pStyle w:val="Heading3"/>
@@ -8037,10 +6828,10 @@
         <w:t xml:space="preserve">middleware. Client mirrors schemas for form validation.</w:t>
       </w:r>
     </w:p>
-    <w:bookmarkEnd w:id="68"/>
-    <w:bookmarkEnd w:id="69"/>
-    <w:bookmarkEnd w:id="70"/>
-    <w:bookmarkStart w:id="85" w:name="getting-started"/>
+    <w:bookmarkEnd w:id="101"/>
+    <w:bookmarkEnd w:id="102"/>
+    <w:bookmarkEnd w:id="103"/>
+    <w:bookmarkStart w:id="118" w:name="getting-started"/>
     <w:p>
       <w:pPr>
         <w:pStyle w:val="Heading1"/>
@@ -8049,7 +6840,7 @@
         <w:t xml:space="preserve">Getting Started</w:t>
       </w:r>
     </w:p>
-    <w:bookmarkStart w:id="71" w:name="prerequisites"/>
+    <w:bookmarkStart w:id="104" w:name="prerequisites"/>
     <w:p>
       <w:pPr>
         <w:pStyle w:val="Heading2"/>
@@ -8355,8 +7146,8 @@
         <w:t xml:space="preserve">or SendGrid/SES/Resend/Mailgun — Email notifications</w:t>
       </w:r>
     </w:p>
-    <w:bookmarkEnd w:id="71"/>
-    <w:bookmarkStart w:id="72" w:name="quick-start-1"/>
+    <w:bookmarkEnd w:id="104"/>
+    <w:bookmarkStart w:id="105" w:name="quick-start-1"/>
     <w:p>
       <w:pPr>
         <w:pStyle w:val="Heading2"/>
@@ -8612,8 +7403,8 @@
         <w:t xml:space="preserve">Database migrations run automatically on server start.</w:t>
       </w:r>
     </w:p>
-    <w:bookmarkEnd w:id="72"/>
-    <w:bookmarkStart w:id="79" w:name="step-by-step-setup"/>
+    <w:bookmarkEnd w:id="105"/>
+    <w:bookmarkStart w:id="112" w:name="step-by-step-setup"/>
     <w:p>
       <w:pPr>
         <w:pStyle w:val="Heading2"/>
@@ -8622,7 +7413,7 @@
         <w:t xml:space="preserve">Step-by-Step Setup</w:t>
       </w:r>
     </w:p>
-    <w:bookmarkStart w:id="73" w:name="install-dependencies"/>
+    <w:bookmarkStart w:id="106" w:name="install-dependencies"/>
     <w:p>
       <w:pPr>
         <w:pStyle w:val="Heading3"/>
@@ -8656,8 +7447,8 @@
         <w:t xml:space="preserve">This installs dependencies for all workspaces (server, client, tunnel-agent, browser-extensions) via npm workspaces.</w:t>
       </w:r>
     </w:p>
-    <w:bookmarkEnd w:id="73"/>
-    <w:bookmarkStart w:id="74" w:name="configure-environment"/>
+    <w:bookmarkEnd w:id="106"/>
+    <w:bookmarkStart w:id="107" w:name="configure-environment"/>
     <w:p>
       <w:pPr>
         <w:pStyle w:val="Heading3"/>
@@ -8994,8 +7785,8 @@
         <w:t xml:space="preserve">.</w:t>
       </w:r>
     </w:p>
-    <w:bookmarkEnd w:id="74"/>
-    <w:bookmarkStart w:id="75" w:name="start-docker-containers"/>
+    <w:bookmarkEnd w:id="107"/>
+    <w:bookmarkStart w:id="108" w:name="start-docker-containers"/>
     <w:p>
       <w:pPr>
         <w:pStyle w:val="Heading3"/>
@@ -9122,8 +7913,8 @@
         <w:t xml:space="preserve"> run predev</w:t>
       </w:r>
     </w:p>
-    <w:bookmarkEnd w:id="75"/>
-    <w:bookmarkStart w:id="76" w:name="generate-prisma-client"/>
+    <w:bookmarkEnd w:id="108"/>
+    <w:bookmarkStart w:id="109" w:name="generate-prisma-client"/>
     <w:p>
       <w:pPr>
         <w:pStyle w:val="Heading3"/>
@@ -9169,8 +7960,8 @@
         <w:t xml:space="preserve"> run db:generate</w:t>
       </w:r>
     </w:p>
-    <w:bookmarkEnd w:id="76"/>
-    <w:bookmarkStart w:id="77" w:name="start-development-server"/>
+    <w:bookmarkEnd w:id="109"/>
+    <w:bookmarkStart w:id="110" w:name="start-development-server"/>
     <w:p>
       <w:pPr>
         <w:pStyle w:val="Heading3"/>
@@ -9269,8 +8060,8 @@
         <w:t xml:space="preserve"># Vite on :3000</w:t>
       </w:r>
     </w:p>
-    <w:bookmarkEnd w:id="77"/>
-    <w:bookmarkStart w:id="78" w:name="access-the-application"/>
+    <w:bookmarkEnd w:id="110"/>
+    <w:bookmarkStart w:id="111" w:name="access-the-application"/>
     <w:p>
       <w:pPr>
         <w:pStyle w:val="Heading3"/>
@@ -9338,9 +8129,9 @@
         <w:t xml:space="preserve">Create your first SSH, RDP, or VNC connection</w:t>
       </w:r>
     </w:p>
-    <w:bookmarkEnd w:id="78"/>
-    <w:bookmarkEnd w:id="79"/>
-    <w:bookmarkStart w:id="80" w:name="development-ports"/>
+    <w:bookmarkEnd w:id="111"/>
+    <w:bookmarkEnd w:id="112"/>
+    <w:bookmarkStart w:id="113" w:name="development-ports"/>
     <w:p>
       <w:pPr>
         <w:pStyle w:val="Heading2"/>
@@ -9639,8 +8430,8 @@
         </w:tc>
       </w:tr>
     </w:tbl>
-    <w:bookmarkEnd w:id="80"/>
-    <w:bookmarkStart w:id="81" w:name="using-the-makefile"/>
+    <w:bookmarkEnd w:id="113"/>
+    <w:bookmarkStart w:id="114" w:name="using-the-makefile"/>
     <w:p>
       <w:pPr>
         <w:pStyle w:val="Heading2"/>
@@ -9785,8 +8576,8 @@
         <w:t xml:space="preserve"># Create interactive migration</w:t>
       </w:r>
     </w:p>
-    <w:bookmarkEnd w:id="81"/>
-    <w:bookmarkStart w:id="82" w:name="devcontainer-support"/>
+    <w:bookmarkEnd w:id="114"/>
+    <w:bookmarkStart w:id="115" w:name="devcontainer-support"/>
     <w:p>
       <w:pPr>
         <w:pStyle w:val="Heading2"/>
@@ -9866,8 +8657,8 @@
         <w:t xml:space="preserve">The container includes Node.js 22, Docker socket access, and PostgreSQL</w:t>
       </w:r>
     </w:p>
-    <w:bookmarkEnd w:id="82"/>
-    <w:bookmarkStart w:id="83" w:name="verification"/>
+    <w:bookmarkEnd w:id="115"/>
+    <w:bookmarkStart w:id="116" w:name="verification"/>
     <w:p>
       <w:pPr>
         <w:pStyle w:val="Heading2"/>
@@ -9909,8 +8700,8 @@
         <w:t xml:space="preserve">This runs: typecheck → lint → audit → test → build. All checks must pass.</w:t>
       </w:r>
     </w:p>
-    <w:bookmarkEnd w:id="83"/>
-    <w:bookmarkStart w:id="84" w:name="next-steps"/>
+    <w:bookmarkEnd w:id="116"/>
+    <w:bookmarkStart w:id="117" w:name="next-steps"/>
     <w:p>
       <w:pPr>
         <w:pStyle w:val="Heading2"/>
@@ -10011,9 +8802,9 @@
         <w:t xml:space="preserve">— Contributing guidelines and branch strategy</w:t>
       </w:r>
     </w:p>
-    <w:bookmarkEnd w:id="84"/>
-    <w:bookmarkEnd w:id="85"/>
-    <w:bookmarkStart w:id="109" w:name="configuration"/>
+    <w:bookmarkEnd w:id="117"/>
+    <w:bookmarkEnd w:id="118"/>
+    <w:bookmarkStart w:id="142" w:name="configuration"/>
     <w:p>
       <w:pPr>
         <w:pStyle w:val="Heading1"/>
@@ -10060,7 +8851,7 @@
         <w:t xml:space="preserve">prefix or runtime API calls.</w:t>
       </w:r>
     </w:p>
-    <w:bookmarkStart w:id="86" w:name="environment-file-location"/>
+    <w:bookmarkStart w:id="119" w:name="environment-file-location"/>
     <w:p>
       <w:pPr>
         <w:pStyle w:val="Heading2"/>
@@ -10215,8 +9006,8 @@
         <w:t xml:space="preserve">— all env vars are loaded from the root.</w:t>
       </w:r>
     </w:p>
-    <w:bookmarkEnd w:id="86"/>
-    <w:bookmarkStart w:id="91" w:name="core-configuration"/>
+    <w:bookmarkEnd w:id="119"/>
+    <w:bookmarkStart w:id="124" w:name="core-configuration"/>
     <w:p>
       <w:pPr>
         <w:pStyle w:val="Heading2"/>
@@ -10225,7 +9016,7 @@
         <w:t xml:space="preserve">Core Configuration</w:t>
       </w:r>
     </w:p>
-    <w:bookmarkStart w:id="87" w:name="database"/>
+    <w:bookmarkStart w:id="120" w:name="database"/>
     <w:p>
       <w:pPr>
         <w:pStyle w:val="Heading3"/>
@@ -10449,8 +9240,8 @@
         </w:tc>
       </w:tr>
     </w:tbl>
-    <w:bookmarkEnd w:id="87"/>
-    <w:bookmarkStart w:id="88" w:name="server"/>
+    <w:bookmarkEnd w:id="120"/>
+    <w:bookmarkStart w:id="121" w:name="server"/>
     <w:p>
       <w:pPr>
         <w:pStyle w:val="Heading3"/>
@@ -10674,8 +9465,8 @@
         </w:tc>
       </w:tr>
     </w:tbl>
-    <w:bookmarkEnd w:id="88"/>
-    <w:bookmarkStart w:id="89" w:name="secrets"/>
+    <w:bookmarkEnd w:id="121"/>
+    <w:bookmarkStart w:id="122" w:name="secrets"/>
     <w:p>
       <w:pPr>
         <w:pStyle w:val="Heading3"/>
@@ -10982,8 +9773,8 @@
         </w:tc>
       </w:tr>
     </w:tbl>
-    <w:bookmarkEnd w:id="89"/>
-    <w:bookmarkStart w:id="90" w:name="vault-encryption"/>
+    <w:bookmarkEnd w:id="122"/>
+    <w:bookmarkStart w:id="123" w:name="vault-encryption"/>
     <w:p>
       <w:pPr>
         <w:pStyle w:val="Heading3"/>
@@ -11084,9 +9875,9 @@
         </w:tc>
       </w:tr>
     </w:tbl>
-    <w:bookmarkEnd w:id="90"/>
-    <w:bookmarkEnd w:id="91"/>
-    <w:bookmarkStart w:id="92" w:name="guacamole-rdpvnc"/>
+    <w:bookmarkEnd w:id="123"/>
+    <w:bookmarkEnd w:id="124"/>
+    <w:bookmarkStart w:id="125" w:name="guacamole-rdpvnc"/>
     <w:p>
       <w:pPr>
         <w:pStyle w:val="Heading2"/>
@@ -11474,8 +10265,8 @@
         </w:tc>
       </w:tr>
     </w:tbl>
-    <w:bookmarkEnd w:id="92"/>
-    <w:bookmarkStart w:id="93" w:name="ssh-gateway"/>
+    <w:bookmarkEnd w:id="125"/>
+    <w:bookmarkStart w:id="126" w:name="ssh-gateway"/>
     <w:p>
       <w:pPr>
         <w:pStyle w:val="Heading2"/>
@@ -11734,8 +10525,8 @@
         </w:tc>
       </w:tr>
     </w:tbl>
-    <w:bookmarkEnd w:id="93"/>
-    <w:bookmarkStart w:id="98" w:name="authentication-providers"/>
+    <w:bookmarkEnd w:id="126"/>
+    <w:bookmarkStart w:id="131" w:name="authentication-providers"/>
     <w:p>
       <w:pPr>
         <w:pStyle w:val="Heading2"/>
@@ -11744,7 +10535,7 @@
         <w:t xml:space="preserve">Authentication Providers</w:t>
       </w:r>
     </w:p>
-    <w:bookmarkStart w:id="94" w:name="oauth"/>
+    <w:bookmarkStart w:id="127" w:name="oauth"/>
     <w:p>
       <w:pPr>
         <w:pStyle w:val="Heading3"/>
@@ -12031,8 +10822,8 @@
         </w:tc>
       </w:tr>
     </w:tbl>
-    <w:bookmarkEnd w:id="94"/>
-    <w:bookmarkStart w:id="95" w:name="oidc"/>
+    <w:bookmarkEnd w:id="127"/>
+    <w:bookmarkStart w:id="128" w:name="oidc"/>
     <w:p>
       <w:pPr>
         <w:pStyle w:val="Heading3"/>
@@ -12322,8 +11113,8 @@
         </w:tc>
       </w:tr>
     </w:tbl>
-    <w:bookmarkEnd w:id="95"/>
-    <w:bookmarkStart w:id="96" w:name="saml"/>
+    <w:bookmarkEnd w:id="128"/>
+    <w:bookmarkStart w:id="129" w:name="saml"/>
     <w:p>
       <w:pPr>
         <w:pStyle w:val="Heading3"/>
@@ -12652,8 +11443,8 @@
         </w:tc>
       </w:tr>
     </w:tbl>
-    <w:bookmarkEnd w:id="96"/>
-    <w:bookmarkStart w:id="97" w:name="ldap"/>
+    <w:bookmarkEnd w:id="129"/>
+    <w:bookmarkStart w:id="130" w:name="ldap"/>
     <w:p>
       <w:pPr>
         <w:pStyle w:val="Heading3"/>
@@ -13297,9 +12088,9 @@
         </w:tc>
       </w:tr>
     </w:tbl>
-    <w:bookmarkEnd w:id="97"/>
-    <w:bookmarkEnd w:id="98"/>
-    <w:bookmarkStart w:id="99" w:name="email"/>
+    <w:bookmarkEnd w:id="130"/>
+    <w:bookmarkEnd w:id="131"/>
+    <w:bookmarkStart w:id="132" w:name="email"/>
     <w:p>
       <w:pPr>
         <w:pStyle w:val="Heading2"/>
@@ -13827,8 +12618,8 @@
         </w:tc>
       </w:tr>
     </w:tbl>
-    <w:bookmarkEnd w:id="99"/>
-    <w:bookmarkStart w:id="100" w:name="sms"/>
+    <w:bookmarkEnd w:id="132"/>
+    <w:bookmarkStart w:id="133" w:name="sms"/>
     <w:p>
       <w:pPr>
         <w:pStyle w:val="Heading2"/>
@@ -14039,8 +12830,8 @@
         </w:tc>
       </w:tr>
     </w:tbl>
-    <w:bookmarkEnd w:id="100"/>
-    <w:bookmarkStart w:id="103" w:name="security-rate-limiting"/>
+    <w:bookmarkEnd w:id="133"/>
+    <w:bookmarkStart w:id="136" w:name="security-rate-limiting"/>
     <w:p>
       <w:pPr>
         <w:pStyle w:val="Heading2"/>
@@ -14428,7 +13219,7 @@
         </w:tc>
       </w:tr>
     </w:tbl>
-    <w:bookmarkStart w:id="101" w:name="webauthn"/>
+    <w:bookmarkStart w:id="134" w:name="webauthn"/>
     <w:p>
       <w:pPr>
         <w:pStyle w:val="Heading3"/>
@@ -14611,8 +13402,8 @@
         </w:tc>
       </w:tr>
     </w:tbl>
-    <w:bookmarkEnd w:id="101"/>
-    <w:bookmarkStart w:id="102" w:name="geoip"/>
+    <w:bookmarkEnd w:id="134"/>
+    <w:bookmarkStart w:id="135" w:name="geoip"/>
     <w:p>
       <w:pPr>
         <w:pStyle w:val="Heading3"/>
@@ -14751,9 +13542,9 @@
         </w:tc>
       </w:tr>
     </w:tbl>
-    <w:bookmarkEnd w:id="102"/>
-    <w:bookmarkEnd w:id="103"/>
-    <w:bookmarkStart w:id="104" w:name="file-sharing"/>
+    <w:bookmarkEnd w:id="135"/>
+    <w:bookmarkEnd w:id="136"/>
+    <w:bookmarkStart w:id="137" w:name="file-sharing"/>
     <w:p>
       <w:pPr>
         <w:pStyle w:val="Heading2"/>
@@ -14935,8 +13726,8 @@
         </w:tc>
       </w:tr>
     </w:tbl>
-    <w:bookmarkEnd w:id="104"/>
-    <w:bookmarkStart w:id="105" w:name="container-orchestration"/>
+    <w:bookmarkEnd w:id="137"/>
+    <w:bookmarkStart w:id="138" w:name="container-orchestration"/>
     <w:p>
       <w:pPr>
         <w:pStyle w:val="Heading2"/>
@@ -15280,8 +14071,8 @@
         </w:tc>
       </w:tr>
     </w:tbl>
-    <w:bookmarkEnd w:id="105"/>
-    <w:bookmarkStart w:id="106" w:name="logging"/>
+    <w:bookmarkEnd w:id="138"/>
+    <w:bookmarkStart w:id="139" w:name="logging"/>
     <w:p>
       <w:pPr>
         <w:pStyle w:val="Heading2"/>
@@ -15545,8 +14336,8 @@
         </w:tc>
       </w:tr>
     </w:tbl>
-    <w:bookmarkEnd w:id="106"/>
-    <w:bookmarkStart w:id="107" w:name="vite-client-configuration"/>
+    <w:bookmarkEnd w:id="139"/>
+    <w:bookmarkStart w:id="140" w:name="vite-client-configuration"/>
     <w:p>
       <w:pPr>
         <w:pStyle w:val="Heading2"/>
@@ -15849,8 +14640,8 @@
         </w:tc>
       </w:tr>
     </w:tbl>
-    <w:bookmarkEnd w:id="107"/>
-    <w:bookmarkStart w:id="108" w:name="feature-flags"/>
+    <w:bookmarkEnd w:id="140"/>
+    <w:bookmarkStart w:id="141" w:name="feature-flags"/>
     <w:p>
       <w:pPr>
         <w:pStyle w:val="Heading2"/>
@@ -16348,9 +15139,9 @@
         </w:tc>
       </w:tr>
     </w:tbl>
-    <w:bookmarkEnd w:id="108"/>
-    <w:bookmarkEnd w:id="109"/>
-    <w:bookmarkStart w:id="169" w:name="api-reference"/>
+    <w:bookmarkEnd w:id="141"/>
+    <w:bookmarkEnd w:id="142"/>
+    <w:bookmarkStart w:id="202" w:name="api-reference"/>
     <w:p>
       <w:pPr>
         <w:pStyle w:val="Heading1"/>
@@ -16379,7 +15170,7 @@
         <w:t xml:space="preserve">. Authentication uses JWT Bearer tokens. Request bodies use JSON. UUID params are validated as UUIDs.</w:t>
       </w:r>
     </w:p>
-    <w:bookmarkStart w:id="113" w:name="authentication"/>
+    <w:bookmarkStart w:id="146" w:name="authentication"/>
     <w:p>
       <w:pPr>
         <w:pStyle w:val="Heading2"/>
@@ -16388,7 +15179,7 @@
         <w:t xml:space="preserve">Authentication</w:t>
       </w:r>
     </w:p>
-    <w:bookmarkStart w:id="110" w:name="password-authentication-apiauth"/>
+    <w:bookmarkStart w:id="143" w:name="password-authentication-apiauth"/>
     <w:p>
       <w:pPr>
         <w:pStyle w:val="Heading3"/>
@@ -17678,8 +16469,8 @@
         </w:tc>
       </w:tr>
     </w:tbl>
-    <w:bookmarkEnd w:id="110"/>
-    <w:bookmarkStart w:id="111" w:name="oauth-apiauth"/>
+    <w:bookmarkEnd w:id="143"/>
+    <w:bookmarkStart w:id="144" w:name="oauth-apiauth"/>
     <w:p>
       <w:pPr>
         <w:pStyle w:val="Heading3"/>
@@ -18228,8 +17019,8 @@
         </w:tc>
       </w:tr>
     </w:tbl>
-    <w:bookmarkEnd w:id="111"/>
-    <w:bookmarkStart w:id="112" w:name="saml-apiauthsaml"/>
+    <w:bookmarkEnd w:id="144"/>
+    <w:bookmarkStart w:id="145" w:name="saml-apiauthsaml"/>
     <w:p>
       <w:pPr>
         <w:pStyle w:val="Heading3"/>
@@ -18517,9 +17308,9 @@
         </w:tc>
       </w:tr>
     </w:tbl>
-    <w:bookmarkEnd w:id="112"/>
-    <w:bookmarkEnd w:id="113"/>
-    <w:bookmarkStart w:id="119" w:name="user-management"/>
+    <w:bookmarkEnd w:id="145"/>
+    <w:bookmarkEnd w:id="146"/>
+    <w:bookmarkStart w:id="152" w:name="user-management"/>
     <w:p>
       <w:pPr>
         <w:pStyle w:val="Heading2"/>
@@ -18528,7 +17319,7 @@
         <w:t xml:space="preserve">User Management</w:t>
       </w:r>
     </w:p>
-    <w:bookmarkStart w:id="114" w:name="profile-settings-apiuser"/>
+    <w:bookmarkStart w:id="147" w:name="profile-settings-apiuser"/>
     <w:p>
       <w:pPr>
         <w:pStyle w:val="Heading3"/>
@@ -19128,8 +17919,8 @@
         </w:tc>
       </w:tr>
     </w:tbl>
-    <w:bookmarkEnd w:id="114"/>
-    <w:bookmarkStart w:id="115" w:name="identity-verification-apiuser"/>
+    <w:bookmarkEnd w:id="147"/>
+    <w:bookmarkStart w:id="148" w:name="identity-verification-apiuser"/>
     <w:p>
       <w:pPr>
         <w:pStyle w:val="Heading3"/>
@@ -19469,8 +18260,8 @@
         </w:tc>
       </w:tr>
     </w:tbl>
-    <w:bookmarkEnd w:id="115"/>
-    <w:bookmarkStart w:id="116" w:name="totp-2fa-apiuser2fa"/>
+    <w:bookmarkEnd w:id="148"/>
+    <w:bookmarkStart w:id="149" w:name="totp-2fa-apiuser2fa"/>
     <w:p>
       <w:pPr>
         <w:pStyle w:val="Heading3"/>
@@ -19758,8 +18549,8 @@
         </w:tc>
       </w:tr>
     </w:tbl>
-    <w:bookmarkEnd w:id="116"/>
-    <w:bookmarkStart w:id="117" w:name="sms-mfa-apiuser2fasms"/>
+    <w:bookmarkEnd w:id="149"/>
+    <w:bookmarkStart w:id="150" w:name="sms-mfa-apiuser2fasms"/>
     <w:p>
       <w:pPr>
         <w:pStyle w:val="Heading3"/>
@@ -20151,8 +18942,8 @@
         </w:tc>
       </w:tr>
     </w:tbl>
-    <w:bookmarkEnd w:id="117"/>
-    <w:bookmarkStart w:id="118" w:name="webauthn-apiuser2fawebauthn"/>
+    <w:bookmarkEnd w:id="150"/>
+    <w:bookmarkStart w:id="151" w:name="webauthn-apiuser2fawebauthn"/>
     <w:p>
       <w:pPr>
         <w:pStyle w:val="Heading3"/>
@@ -20545,9 +19336,9 @@
         </w:tc>
       </w:tr>
     </w:tbl>
-    <w:bookmarkEnd w:id="118"/>
-    <w:bookmarkEnd w:id="119"/>
-    <w:bookmarkStart w:id="121" w:name="vault"/>
+    <w:bookmarkEnd w:id="151"/>
+    <w:bookmarkEnd w:id="152"/>
+    <w:bookmarkStart w:id="154" w:name="vault"/>
     <w:p>
       <w:pPr>
         <w:pStyle w:val="Heading2"/>
@@ -20556,7 +19347,7 @@
         <w:t xml:space="preserve">Vault</w:t>
       </w:r>
     </w:p>
-    <w:bookmarkStart w:id="120" w:name="vault-access-apivault"/>
+    <w:bookmarkStart w:id="153" w:name="vault-access-apivault"/>
     <w:p>
       <w:pPr>
         <w:pStyle w:val="Heading3"/>
@@ -21342,9 +20133,9 @@
         </w:tc>
       </w:tr>
     </w:tbl>
-    <w:bookmarkEnd w:id="120"/>
-    <w:bookmarkEnd w:id="121"/>
-    <w:bookmarkStart w:id="126" w:name="connections"/>
+    <w:bookmarkEnd w:id="153"/>
+    <w:bookmarkEnd w:id="154"/>
+    <w:bookmarkStart w:id="159" w:name="connections"/>
     <w:p>
       <w:pPr>
         <w:pStyle w:val="Heading2"/>
@@ -21353,7 +20144,7 @@
         <w:t xml:space="preserve">Connections</w:t>
       </w:r>
     </w:p>
-    <w:bookmarkStart w:id="122" w:name="connection-crud-apiconnections"/>
+    <w:bookmarkStart w:id="155" w:name="connection-crud-apiconnections"/>
     <w:p>
       <w:pPr>
         <w:pStyle w:val="Heading3"/>
@@ -21745,8 +20536,8 @@
         </w:tc>
       </w:tr>
     </w:tbl>
-    <w:bookmarkEnd w:id="122"/>
-    <w:bookmarkStart w:id="123" w:name="connection-sharing-apiconnections"/>
+    <w:bookmarkEnd w:id="155"/>
+    <w:bookmarkStart w:id="156" w:name="connection-sharing-apiconnections"/>
     <w:p>
       <w:pPr>
         <w:pStyle w:val="Heading3"/>
@@ -22086,8 +20877,8 @@
         </w:tc>
       </w:tr>
     </w:tbl>
-    <w:bookmarkEnd w:id="123"/>
-    <w:bookmarkStart w:id="124" w:name="importexport-apiconnections"/>
+    <w:bookmarkEnd w:id="156"/>
+    <w:bookmarkStart w:id="157" w:name="importexport-apiconnections"/>
     <w:p>
       <w:pPr>
         <w:pStyle w:val="Heading3"/>
@@ -22271,8 +21062,8 @@
         </w:tc>
       </w:tr>
     </w:tbl>
-    <w:bookmarkEnd w:id="124"/>
-    <w:bookmarkStart w:id="125" w:name="folders-apifolders"/>
+    <w:bookmarkEnd w:id="157"/>
+    <w:bookmarkStart w:id="158" w:name="folders-apifolders"/>
     <w:p>
       <w:pPr>
         <w:pStyle w:val="Heading3"/>
@@ -22560,9 +21351,9 @@
         </w:tc>
       </w:tr>
     </w:tbl>
-    <w:bookmarkEnd w:id="125"/>
-    <w:bookmarkEnd w:id="126"/>
-    <w:bookmarkStart w:id="134" w:name="secrets-keychain"/>
+    <w:bookmarkEnd w:id="158"/>
+    <w:bookmarkEnd w:id="159"/>
+    <w:bookmarkStart w:id="167" w:name="secrets-keychain"/>
     <w:p>
       <w:pPr>
         <w:pStyle w:val="Heading2"/>
@@ -22571,7 +21362,7 @@
         <w:t xml:space="preserve">Secrets (Keychain)</w:t>
       </w:r>
     </w:p>
-    <w:bookmarkStart w:id="127" w:name="secret-crud-apisecrets"/>
+    <w:bookmarkStart w:id="160" w:name="secret-crud-apisecrets"/>
     <w:p>
       <w:pPr>
         <w:pStyle w:val="Heading3"/>
@@ -22911,8 +21702,8 @@
         </w:tc>
       </w:tr>
     </w:tbl>
-    <w:bookmarkEnd w:id="127"/>
-    <w:bookmarkStart w:id="128" w:name="secret-versions"/>
+    <w:bookmarkEnd w:id="160"/>
+    <w:bookmarkStart w:id="161" w:name="secret-versions"/>
     <w:p>
       <w:pPr>
         <w:pStyle w:val="Heading3"/>
@@ -23140,8 +21931,8 @@
         </w:tc>
       </w:tr>
     </w:tbl>
-    <w:bookmarkEnd w:id="128"/>
-    <w:bookmarkStart w:id="129" w:name="secret-sharing"/>
+    <w:bookmarkEnd w:id="161"/>
+    <w:bookmarkStart w:id="162" w:name="secret-sharing"/>
     <w:p>
       <w:pPr>
         <w:pStyle w:val="Heading3"/>
@@ -23420,8 +22211,8 @@
         </w:tc>
       </w:tr>
     </w:tbl>
-    <w:bookmarkEnd w:id="129"/>
-    <w:bookmarkStart w:id="130" w:name="external-secret-sharing"/>
+    <w:bookmarkEnd w:id="162"/>
+    <w:bookmarkStart w:id="163" w:name="external-secret-sharing"/>
     <w:p>
       <w:pPr>
         <w:pStyle w:val="Heading3"/>
@@ -23648,8 +22439,8 @@
         </w:tc>
       </w:tr>
     </w:tbl>
-    <w:bookmarkEnd w:id="130"/>
-    <w:bookmarkStart w:id="131" w:name="tenant-vault-apisecrets"/>
+    <w:bookmarkEnd w:id="163"/>
+    <w:bookmarkStart w:id="164" w:name="tenant-vault-apisecrets"/>
     <w:p>
       <w:pPr>
         <w:pStyle w:val="Heading3"/>
@@ -23886,8 +22677,8 @@
         </w:tc>
       </w:tr>
     </w:tbl>
-    <w:bookmarkEnd w:id="131"/>
-    <w:bookmarkStart w:id="132" w:name="vault-folders-apivault-folders"/>
+    <w:bookmarkEnd w:id="164"/>
+    <w:bookmarkStart w:id="165" w:name="vault-folders-apivault-folders"/>
     <w:p>
       <w:pPr>
         <w:pStyle w:val="Heading3"/>
@@ -24175,8 +22966,8 @@
         </w:tc>
       </w:tr>
     </w:tbl>
-    <w:bookmarkEnd w:id="132"/>
-    <w:bookmarkStart w:id="133" w:name="public-share-access-apishare"/>
+    <w:bookmarkEnd w:id="165"/>
+    <w:bookmarkStart w:id="166" w:name="public-share-access-apishare"/>
     <w:p>
       <w:pPr>
         <w:pStyle w:val="Heading3"/>
@@ -24394,9 +23185,9 @@
         </w:tc>
       </w:tr>
     </w:tbl>
-    <w:bookmarkEnd w:id="133"/>
-    <w:bookmarkEnd w:id="134"/>
-    <w:bookmarkStart w:id="137" w:name="sessions"/>
+    <w:bookmarkEnd w:id="166"/>
+    <w:bookmarkEnd w:id="167"/>
+    <w:bookmarkStart w:id="170" w:name="sessions"/>
     <w:p>
       <w:pPr>
         <w:pStyle w:val="Heading2"/>
@@ -24405,7 +23196,7 @@
         <w:t xml:space="preserve">Sessions</w:t>
       </w:r>
     </w:p>
-    <w:bookmarkStart w:id="135" w:name="session-lifecycle-apisessions"/>
+    <w:bookmarkStart w:id="168" w:name="session-lifecycle-apisessions"/>
     <w:p>
       <w:pPr>
         <w:pStyle w:val="Heading3"/>
@@ -24939,8 +23730,8 @@
         </w:tc>
       </w:tr>
     </w:tbl>
-    <w:bookmarkEnd w:id="135"/>
-    <w:bookmarkStart w:id="136" w:name="session-monitoring-admin"/>
+    <w:bookmarkEnd w:id="168"/>
+    <w:bookmarkStart w:id="169" w:name="session-monitoring-admin"/>
     <w:p>
       <w:pPr>
         <w:pStyle w:val="Heading3"/>
@@ -25276,9 +24067,9 @@
         </w:tc>
       </w:tr>
     </w:tbl>
-    <w:bookmarkEnd w:id="136"/>
-    <w:bookmarkEnd w:id="137"/>
-    <w:bookmarkStart w:id="138" w:name="recordings-apirecordings"/>
+    <w:bookmarkEnd w:id="169"/>
+    <w:bookmarkEnd w:id="170"/>
+    <w:bookmarkStart w:id="171" w:name="recordings-apirecordings"/>
     <w:p>
       <w:pPr>
         <w:pStyle w:val="Heading2"/>
@@ -25670,8 +24461,8 @@
         </w:tc>
       </w:tr>
     </w:tbl>
-    <w:bookmarkEnd w:id="138"/>
-    <w:bookmarkStart w:id="143" w:name="multi-tenancy"/>
+    <w:bookmarkEnd w:id="171"/>
+    <w:bookmarkStart w:id="176" w:name="multi-tenancy"/>
     <w:p>
       <w:pPr>
         <w:pStyle w:val="Heading2"/>
@@ -25680,7 +24471,7 @@
         <w:t xml:space="preserve">Multi-Tenancy</w:t>
       </w:r>
     </w:p>
-    <w:bookmarkStart w:id="139" w:name="tenants-apitenants"/>
+    <w:bookmarkStart w:id="172" w:name="tenants-apitenants"/>
     <w:p>
       <w:pPr>
         <w:pStyle w:val="Heading3"/>
@@ -26151,8 +24942,8 @@
         </w:tc>
       </w:tr>
     </w:tbl>
-    <w:bookmarkEnd w:id="139"/>
-    <w:bookmarkStart w:id="140" w:name="tenant-user-management"/>
+    <w:bookmarkEnd w:id="172"/>
+    <w:bookmarkStart w:id="173" w:name="tenant-user-management"/>
     <w:p>
       <w:pPr>
         <w:pStyle w:val="Heading3"/>
@@ -26866,8 +25657,8 @@
         </w:tc>
       </w:tr>
     </w:tbl>
-    <w:bookmarkEnd w:id="140"/>
-    <w:bookmarkStart w:id="141" w:name="ip-allowlist"/>
+    <w:bookmarkEnd w:id="173"/>
+    <w:bookmarkStart w:id="174" w:name="ip-allowlist"/>
     <w:p>
       <w:pPr>
         <w:pStyle w:val="Heading3"/>
@@ -27077,8 +25868,8 @@
         </w:tc>
       </w:tr>
     </w:tbl>
-    <w:bookmarkEnd w:id="141"/>
-    <w:bookmarkStart w:id="142" w:name="teams-apiteams"/>
+    <w:bookmarkEnd w:id="174"/>
+    <w:bookmarkStart w:id="175" w:name="teams-apiteams"/>
     <w:p>
       <w:pPr>
         <w:pStyle w:val="Heading3"/>
@@ -27801,9 +26592,9 @@
         </w:tc>
       </w:tr>
     </w:tbl>
-    <w:bookmarkEnd w:id="142"/>
-    <w:bookmarkEnd w:id="143"/>
-    <w:bookmarkStart w:id="149" w:name="gateways-apigateways"/>
+    <w:bookmarkEnd w:id="175"/>
+    <w:bookmarkEnd w:id="176"/>
+    <w:bookmarkStart w:id="182" w:name="gateways-apigateways"/>
     <w:p>
       <w:pPr>
         <w:pStyle w:val="Heading2"/>
@@ -27821,7 +26612,7 @@
         <w:t xml:space="preserve">)</w:t>
       </w:r>
     </w:p>
-    <w:bookmarkStart w:id="144" w:name="gateway-crud"/>
+    <w:bookmarkStart w:id="177" w:name="gateway-crud"/>
     <w:p>
       <w:pPr>
         <w:pStyle w:val="Heading3"/>
@@ -28219,8 +27010,8 @@
         </w:tc>
       </w:tr>
     </w:tbl>
-    <w:bookmarkEnd w:id="144"/>
-    <w:bookmarkStart w:id="145" w:name="ssh-key-management"/>
+    <w:bookmarkEnd w:id="177"/>
+    <w:bookmarkStart w:id="178" w:name="ssh-key-management"/>
     <w:p>
       <w:pPr>
         <w:pStyle w:val="Heading3"/>
@@ -28745,8 +27536,8 @@
         </w:tc>
       </w:tr>
     </w:tbl>
-    <w:bookmarkEnd w:id="145"/>
-    <w:bookmarkStart w:id="146" w:name="gateway-templates"/>
+    <w:bookmarkEnd w:id="178"/>
+    <w:bookmarkStart w:id="179" w:name="gateway-templates"/>
     <w:p>
       <w:pPr>
         <w:pStyle w:val="Heading3"/>
@@ -29145,8 +27936,8 @@
         </w:tc>
       </w:tr>
     </w:tbl>
-    <w:bookmarkEnd w:id="146"/>
-    <w:bookmarkStart w:id="147" w:name="managed-gateway-lifecycle"/>
+    <w:bookmarkEnd w:id="179"/>
+    <w:bookmarkStart w:id="180" w:name="managed-gateway-lifecycle"/>
     <w:p>
       <w:pPr>
         <w:pStyle w:val="Heading3"/>
@@ -29734,8 +28525,8 @@
         </w:tc>
       </w:tr>
     </w:tbl>
-    <w:bookmarkEnd w:id="147"/>
-    <w:bookmarkStart w:id="148" w:name="zero-trust-tunnel-1"/>
+    <w:bookmarkEnd w:id="180"/>
+    <w:bookmarkStart w:id="181" w:name="zero-trust-tunnel-1"/>
     <w:p>
       <w:pPr>
         <w:pStyle w:val="Heading3"/>
@@ -30197,9 +28988,9 @@
         </w:tc>
       </w:tr>
     </w:tbl>
-    <w:bookmarkEnd w:id="148"/>
-    <w:bookmarkEnd w:id="149"/>
-    <w:bookmarkStart w:id="154" w:name="administration"/>
+    <w:bookmarkEnd w:id="181"/>
+    <w:bookmarkEnd w:id="182"/>
+    <w:bookmarkStart w:id="187" w:name="administration"/>
     <w:p>
       <w:pPr>
         <w:pStyle w:val="Heading2"/>
@@ -30208,7 +28999,7 @@
         <w:t xml:space="preserve">Administration</w:t>
       </w:r>
     </w:p>
-    <w:bookmarkStart w:id="150" w:name="admin-apiadmin"/>
+    <w:bookmarkStart w:id="183" w:name="admin-apiadmin"/>
     <w:p>
       <w:pPr>
         <w:pStyle w:val="Heading3"/>
@@ -30615,8 +29406,8 @@
         </w:tc>
       </w:tr>
     </w:tbl>
-    <w:bookmarkEnd w:id="150"/>
-    <w:bookmarkStart w:id="151" w:name="audit-logs-apiaudit"/>
+    <w:bookmarkEnd w:id="183"/>
+    <w:bookmarkStart w:id="184" w:name="audit-logs-apiaudit"/>
     <w:p>
       <w:pPr>
         <w:pStyle w:val="Heading3"/>
@@ -31276,8 +30067,8 @@
         </w:tc>
       </w:tr>
     </w:tbl>
-    <w:bookmarkEnd w:id="151"/>
-    <w:bookmarkStart w:id="152" w:name="notifications-apinotifications"/>
+    <w:bookmarkEnd w:id="184"/>
+    <w:bookmarkStart w:id="185" w:name="notifications-apinotifications"/>
     <w:p>
       <w:pPr>
         <w:pStyle w:val="Heading3"/>
@@ -31565,8 +30356,8 @@
         </w:tc>
       </w:tr>
     </w:tbl>
-    <w:bookmarkEnd w:id="152"/>
-    <w:bookmarkStart w:id="153" w:name="access-policies-apiaccess-policies"/>
+    <w:bookmarkEnd w:id="185"/>
+    <w:bookmarkStart w:id="186" w:name="access-policies-apiaccess-policies"/>
     <w:p>
       <w:pPr>
         <w:pStyle w:val="Heading3"/>
@@ -31910,9 +30701,9 @@
         </w:tc>
       </w:tr>
     </w:tbl>
-    <w:bookmarkEnd w:id="153"/>
-    <w:bookmarkEnd w:id="154"/>
-    <w:bookmarkStart w:id="158" w:name="external-integrations"/>
+    <w:bookmarkEnd w:id="186"/>
+    <w:bookmarkEnd w:id="187"/>
+    <w:bookmarkStart w:id="191" w:name="external-integrations"/>
     <w:p>
       <w:pPr>
         <w:pStyle w:val="Heading2"/>
@@ -31921,7 +30712,7 @@
         <w:t xml:space="preserve">External Integrations</w:t>
       </w:r>
     </w:p>
-    <w:bookmarkStart w:id="155" w:name="external-vault-apivault-providers"/>
+    <w:bookmarkStart w:id="188" w:name="external-vault-apivault-providers"/>
     <w:p>
       <w:pPr>
         <w:pStyle w:val="Heading3"/>
@@ -32392,8 +31183,8 @@
         </w:tc>
       </w:tr>
     </w:tbl>
-    <w:bookmarkEnd w:id="155"/>
-    <w:bookmarkStart w:id="156" w:name="sync-profiles-apisync-profiles"/>
+    <w:bookmarkEnd w:id="188"/>
+    <w:bookmarkStart w:id="189" w:name="sync-profiles-apisync-profiles"/>
     <w:p>
       <w:pPr>
         <w:pStyle w:val="Heading3"/>
@@ -32989,8 +31780,8 @@
         </w:tc>
       </w:tr>
     </w:tbl>
-    <w:bookmarkEnd w:id="156"/>
-    <w:bookmarkStart w:id="157" w:name="ldap-apildap"/>
+    <w:bookmarkEnd w:id="189"/>
+    <w:bookmarkStart w:id="190" w:name="ldap-apildap"/>
     <w:p>
       <w:pPr>
         <w:pStyle w:val="Heading3"/>
@@ -33271,9 +32062,9 @@
         </w:tc>
       </w:tr>
     </w:tbl>
-    <w:bookmarkEnd w:id="157"/>
-    <w:bookmarkEnd w:id="158"/>
-    <w:bookmarkStart w:id="163" w:name="utility-endpoints"/>
+    <w:bookmarkEnd w:id="190"/>
+    <w:bookmarkEnd w:id="191"/>
+    <w:bookmarkStart w:id="196" w:name="utility-endpoints"/>
     <w:p>
       <w:pPr>
         <w:pStyle w:val="Heading2"/>
@@ -33282,7 +32073,7 @@
         <w:t xml:space="preserve">Utility Endpoints</w:t>
       </w:r>
     </w:p>
-    <w:bookmarkStart w:id="159" w:name="files-apifiles"/>
+    <w:bookmarkStart w:id="192" w:name="files-apifiles"/>
     <w:p>
       <w:pPr>
         <w:pStyle w:val="Heading3"/>
@@ -33570,8 +32361,8 @@
         </w:tc>
       </w:tr>
     </w:tbl>
-    <w:bookmarkEnd w:id="159"/>
-    <w:bookmarkStart w:id="160" w:name="tabs-apitabs"/>
+    <w:bookmarkEnd w:id="192"/>
+    <w:bookmarkStart w:id="193" w:name="tabs-apitabs"/>
     <w:p>
       <w:pPr>
         <w:pStyle w:val="Heading3"/>
@@ -33807,8 +32598,8 @@
         </w:tc>
       </w:tr>
     </w:tbl>
-    <w:bookmarkEnd w:id="160"/>
-    <w:bookmarkStart w:id="161" w:name="geoip-apigeoip"/>
+    <w:bookmarkEnd w:id="193"/>
+    <w:bookmarkStart w:id="194" w:name="geoip-apigeoip"/>
     <w:p>
       <w:pPr>
         <w:pStyle w:val="Heading3"/>
@@ -33940,8 +32731,8 @@
         </w:tc>
       </w:tr>
     </w:tbl>
-    <w:bookmarkEnd w:id="161"/>
-    <w:bookmarkStart w:id="162" w:name="health-api"/>
+    <w:bookmarkEnd w:id="194"/>
+    <w:bookmarkStart w:id="195" w:name="health-api"/>
     <w:p>
       <w:pPr>
         <w:pStyle w:val="Heading3"/>
@@ -34125,9 +32916,9 @@
         </w:tc>
       </w:tr>
     </w:tbl>
-    <w:bookmarkEnd w:id="162"/>
-    <w:bookmarkEnd w:id="163"/>
-    <w:bookmarkStart w:id="168" w:name="websocket-namespaces"/>
+    <w:bookmarkEnd w:id="195"/>
+    <w:bookmarkEnd w:id="196"/>
+    <w:bookmarkStart w:id="201" w:name="websocket-namespaces"/>
     <w:p>
       <w:pPr>
         <w:pStyle w:val="Heading2"/>
@@ -34136,7 +32927,7 @@
         <w:t xml:space="preserve">WebSocket Namespaces</w:t>
       </w:r>
     </w:p>
-    <w:bookmarkStart w:id="164" w:name="ssh-terminal-ssh"/>
+    <w:bookmarkStart w:id="197" w:name="ssh-terminal-ssh"/>
     <w:p>
       <w:pPr>
         <w:pStyle w:val="Heading3"/>
@@ -34958,8 +33749,8 @@
         </w:tc>
       </w:tr>
     </w:tbl>
-    <w:bookmarkEnd w:id="164"/>
-    <w:bookmarkStart w:id="165" w:name="notifications-notifications"/>
+    <w:bookmarkEnd w:id="197"/>
+    <w:bookmarkStart w:id="198" w:name="notifications-notifications"/>
     <w:p>
       <w:pPr>
         <w:pStyle w:val="Heading3"/>
@@ -35458,8 +34249,8 @@
         </w:tc>
       </w:tr>
     </w:tbl>
-    <w:bookmarkEnd w:id="165"/>
-    <w:bookmarkStart w:id="166" w:name="gateway-monitor-gateways"/>
+    <w:bookmarkEnd w:id="198"/>
+    <w:bookmarkStart w:id="199" w:name="gateway-monitor-gateways"/>
     <w:p>
       <w:pPr>
         <w:pStyle w:val="Heading3"/>
@@ -35712,8 +34503,8 @@
         </w:tc>
       </w:tr>
     </w:tbl>
-    <w:bookmarkEnd w:id="166"/>
-    <w:bookmarkStart w:id="167" w:name="tunnel-broker-apitunnelconnect"/>
+    <w:bookmarkEnd w:id="199"/>
+    <w:bookmarkStart w:id="200" w:name="tunnel-broker-apitunnelconnect"/>
     <w:p>
       <w:pPr>
         <w:pStyle w:val="Heading3"/>
@@ -36121,10 +34912,10 @@
         </w:tc>
       </w:tr>
     </w:tbl>
-    <w:bookmarkEnd w:id="167"/>
-    <w:bookmarkEnd w:id="168"/>
-    <w:bookmarkEnd w:id="169"/>
-    <w:bookmarkStart w:id="193" w:name="deployment"/>
+    <w:bookmarkEnd w:id="200"/>
+    <w:bookmarkEnd w:id="201"/>
+    <w:bookmarkEnd w:id="202"/>
+    <w:bookmarkStart w:id="235" w:name="deployment"/>
     <w:p>
       <w:pPr>
         <w:pStyle w:val="Heading1"/>
@@ -36133,7 +34924,7 @@
         <w:t xml:space="preserve">Deployment</w:t>
       </w:r>
     </w:p>
-    <w:bookmarkStart w:id="174" w:name="production-docker-compose"/>
+    <w:bookmarkStart w:id="210" w:name="production-docker-compose"/>
     <w:p>
       <w:pPr>
         <w:pStyle w:val="Heading2"/>
@@ -36164,280 +34955,60 @@
     </w:p>
     <w:p>
       <w:pPr>
-        <w:pStyle w:val="SourceCode"/>
-      </w:pPr>
-      <w:r>
-        <w:rPr>
-          <w:rStyle w:val="VerbatimChar"/>
-        </w:rPr>
-        <w:t xml:space="preserve">flowchart TD</w:t>
-      </w:r>
-      <w:r>
-        <w:br/>
-      </w:r>
-      <w:r>
-        <w:rPr>
-          <w:rStyle w:val="VerbatimChar"/>
-        </w:rPr>
-        <w:t xml:space="preserve">    subgraph External["External Access"]</w:t>
-      </w:r>
-      <w:r>
-        <w:br/>
-      </w:r>
-      <w:r>
-        <w:rPr>
-          <w:rStyle w:val="VerbatimChar"/>
-        </w:rPr>
-        <w:t xml:space="preserve">        Browser["Browser&lt;br/&gt;Port 3000"]</w:t>
-      </w:r>
-      <w:r>
-        <w:br/>
-      </w:r>
-      <w:r>
-        <w:rPr>
-          <w:rStyle w:val="VerbatimChar"/>
-        </w:rPr>
-        <w:t xml:space="preserve">    end</w:t>
-      </w:r>
-      <w:r>
-        <w:br/>
-      </w:r>
-      <w:r>
-        <w:br/>
-      </w:r>
-      <w:r>
-        <w:rPr>
-          <w:rStyle w:val="VerbatimChar"/>
-        </w:rPr>
-        <w:t xml:space="preserve">    subgraph Stack["Docker Compose Stack"]</w:t>
-      </w:r>
-      <w:r>
-        <w:br/>
-      </w:r>
-      <w:r>
-        <w:rPr>
-          <w:rStyle w:val="VerbatimChar"/>
-        </w:rPr>
-        <w:t xml:space="preserve">        Client["client&lt;br/&gt;(Nginx :8080)"]</w:t>
-      </w:r>
-      <w:r>
-        <w:br/>
-      </w:r>
-      <w:r>
-        <w:rPr>
-          <w:rStyle w:val="VerbatimChar"/>
-        </w:rPr>
-        <w:t xml:space="preserve">        Server["server&lt;br/&gt;(:3001 + :3002)"]</w:t>
-      </w:r>
-      <w:r>
-        <w:br/>
-      </w:r>
-      <w:r>
-        <w:rPr>
-          <w:rStyle w:val="VerbatimChar"/>
-        </w:rPr>
-        <w:t xml:space="preserve">        Postgres[(postgres&lt;br/&gt;:5432)]</w:t>
-      </w:r>
-      <w:r>
-        <w:br/>
-      </w:r>
-      <w:r>
-        <w:rPr>
-          <w:rStyle w:val="VerbatimChar"/>
-        </w:rPr>
-        <w:t xml:space="preserve">        GuacD["guacd&lt;br/&gt;:4822"]</w:t>
-      </w:r>
-      <w:r>
-        <w:br/>
-      </w:r>
-      <w:r>
-        <w:rPr>
-          <w:rStyle w:val="VerbatimChar"/>
-        </w:rPr>
-        <w:t xml:space="preserve">        GuacEnc["guacenc&lt;br/&gt;:3003"]</w:t>
-      </w:r>
-      <w:r>
-        <w:br/>
-      </w:r>
-      <w:r>
-        <w:rPr>
-          <w:rStyle w:val="VerbatimChar"/>
-        </w:rPr>
-        <w:t xml:space="preserve">        SSHGw["ssh-gateway&lt;br/&gt;:2222"]</w:t>
-      </w:r>
-      <w:r>
-        <w:br/>
-      </w:r>
-      <w:r>
-        <w:rPr>
-          <w:rStyle w:val="VerbatimChar"/>
-        </w:rPr>
-        <w:t xml:space="preserve">    end</w:t>
-      </w:r>
-      <w:r>
-        <w:br/>
-      </w:r>
-      <w:r>
-        <w:br/>
-      </w:r>
-      <w:r>
-        <w:rPr>
-          <w:rStyle w:val="VerbatimChar"/>
-        </w:rPr>
-        <w:t xml:space="preserve">    Browser --&gt; Client</w:t>
-      </w:r>
-      <w:r>
-        <w:br/>
-      </w:r>
-      <w:r>
-        <w:rPr>
-          <w:rStyle w:val="VerbatimChar"/>
-        </w:rPr>
-        <w:t xml:space="preserve">    Client --&gt;|/api proxy| Server</w:t>
-      </w:r>
-      <w:r>
-        <w:br/>
-      </w:r>
-      <w:r>
-        <w:rPr>
-          <w:rStyle w:val="VerbatimChar"/>
-        </w:rPr>
-        <w:t xml:space="preserve">    Client --&gt;|/guacamole proxy| Server</w:t>
-      </w:r>
-      <w:r>
-        <w:br/>
-      </w:r>
-      <w:r>
-        <w:rPr>
-          <w:rStyle w:val="VerbatimChar"/>
-        </w:rPr>
-        <w:t xml:space="preserve">    Server --&gt; Postgres</w:t>
-      </w:r>
-      <w:r>
-        <w:br/>
-      </w:r>
-      <w:r>
-        <w:rPr>
-          <w:rStyle w:val="VerbatimChar"/>
-        </w:rPr>
-        <w:t xml:space="preserve">    Server --&gt; GuacD</w:t>
-      </w:r>
-      <w:r>
-        <w:br/>
-      </w:r>
-      <w:r>
-        <w:rPr>
-          <w:rStyle w:val="VerbatimChar"/>
-        </w:rPr>
-        <w:t xml:space="preserve">    Server --&gt; GuacEnc</w:t>
-      </w:r>
-      <w:r>
-        <w:br/>
-      </w:r>
-      <w:r>
-        <w:rPr>
-          <w:rStyle w:val="VerbatimChar"/>
-        </w:rPr>
-        <w:t xml:space="preserve">    GuacD --&gt; SSHGw</w:t>
-      </w:r>
-      <w:r>
-        <w:br/>
-      </w:r>
-      <w:r>
-        <w:br/>
-      </w:r>
-      <w:r>
-        <w:rPr>
-          <w:rStyle w:val="VerbatimChar"/>
-        </w:rPr>
-        <w:t xml:space="preserve">    subgraph Volumes</w:t>
-      </w:r>
-      <w:r>
-        <w:br/>
-      </w:r>
-      <w:r>
-        <w:rPr>
-          <w:rStyle w:val="VerbatimChar"/>
-        </w:rPr>
-        <w:t xml:space="preserve">        pgdata["pgdata"]</w:t>
-      </w:r>
-      <w:r>
-        <w:br/>
-      </w:r>
-      <w:r>
-        <w:rPr>
-          <w:rStyle w:val="VerbatimChar"/>
-        </w:rPr>
-        <w:t xml:space="preserve">        drive["arsenale_drive"]</w:t>
-      </w:r>
-      <w:r>
-        <w:br/>
-      </w:r>
-      <w:r>
-        <w:rPr>
-          <w:rStyle w:val="VerbatimChar"/>
-        </w:rPr>
-        <w:t xml:space="preserve">        recordings["arsenale_recordings"]</w:t>
-      </w:r>
-      <w:r>
-        <w:br/>
-      </w:r>
-      <w:r>
-        <w:rPr>
-          <w:rStyle w:val="VerbatimChar"/>
-        </w:rPr>
-        <w:t xml:space="preserve">    end</w:t>
-      </w:r>
-      <w:r>
-        <w:br/>
-      </w:r>
-      <w:r>
-        <w:br/>
-      </w:r>
-      <w:r>
-        <w:rPr>
-          <w:rStyle w:val="VerbatimChar"/>
-        </w:rPr>
-        <w:t xml:space="preserve">    Postgres --&gt; pgdata</w:t>
-      </w:r>
-      <w:r>
-        <w:br/>
-      </w:r>
-      <w:r>
-        <w:rPr>
-          <w:rStyle w:val="VerbatimChar"/>
-        </w:rPr>
-        <w:t xml:space="preserve">    Server --&gt; drive</w:t>
-      </w:r>
-      <w:r>
-        <w:br/>
-      </w:r>
-      <w:r>
-        <w:rPr>
-          <w:rStyle w:val="VerbatimChar"/>
-        </w:rPr>
-        <w:t xml:space="preserve">    Server --&gt; recordings</w:t>
-      </w:r>
-      <w:r>
-        <w:br/>
-      </w:r>
-      <w:r>
-        <w:rPr>
-          <w:rStyle w:val="VerbatimChar"/>
-        </w:rPr>
-        <w:t xml:space="preserve">    GuacD --&gt; drive</w:t>
-      </w:r>
-      <w:r>
-        <w:br/>
-      </w:r>
-      <w:r>
-        <w:rPr>
-          <w:rStyle w:val="VerbatimChar"/>
-        </w:rPr>
-        <w:t xml:space="preserve">    GuacD --&gt; recordings</w:t>
-      </w:r>
-    </w:p>
-    <w:bookmarkStart w:id="170" w:name="services"/>
+        <w:pStyle w:val="CaptionedFigure"/>
+      </w:pPr>
+      <w:r>
+        <w:drawing>
+          <wp:inline>
+            <wp:extent cx="5334000" cy="3324739"/>
+            <wp:effectExtent b="0" l="0" r="0" t="0"/>
+            <wp:docPr descr="Diagram 12" title="" id="204" name="Picture"/>
+            <a:graphic>
+              <a:graphicData uri="http://schemas.openxmlformats.org/drawingml/2006/picture">
+                <pic:pic>
+                  <pic:nvPicPr>
+                    <pic:cNvPr descr="/tmp/arsenale-docx-72672rzt/diagrams/d12.png" id="205" name="Picture"/>
+                    <pic:cNvPicPr>
+                      <a:picLocks noChangeArrowheads="1" noChangeAspect="1"/>
+                    </pic:cNvPicPr>
+                  </pic:nvPicPr>
+                  <pic:blipFill>
+                    <a:blip r:embed="rId203"/>
+                    <a:stretch>
+                      <a:fillRect/>
+                    </a:stretch>
+                  </pic:blipFill>
+                  <pic:spPr bwMode="auto">
+                    <a:xfrm>
+                      <a:off x="0" y="0"/>
+                      <a:ext cx="5334000" cy="3324739"/>
+                    </a:xfrm>
+                    <a:prstGeom prst="rect">
+                      <a:avLst/>
+                    </a:prstGeom>
+                    <a:noFill/>
+                    <a:ln w="9525">
+                      <a:noFill/>
+                      <a:headEnd/>
+                      <a:tailEnd/>
+                    </a:ln>
+                  </pic:spPr>
+                </pic:pic>
+              </a:graphicData>
+            </a:graphic>
+          </wp:inline>
+        </w:drawing>
+      </w:r>
+    </w:p>
+    <w:p>
+      <w:pPr>
+        <w:pStyle w:val="ImageCaption"/>
+      </w:pPr>
+      <w:r>
+        <w:t xml:space="preserve">Diagram 12</w:t>
+      </w:r>
+    </w:p>
+    <w:bookmarkStart w:id="206" w:name="services"/>
     <w:p>
       <w:pPr>
         <w:pStyle w:val="Heading3"/>
@@ -36827,8 +35398,8 @@
         </w:tc>
       </w:tr>
     </w:tbl>
-    <w:bookmarkEnd w:id="170"/>
-    <w:bookmarkStart w:id="171" w:name="volumes"/>
+    <w:bookmarkEnd w:id="206"/>
+    <w:bookmarkStart w:id="207" w:name="volumes"/>
     <w:p>
       <w:pPr>
         <w:pStyle w:val="Heading3"/>
@@ -37007,8 +35578,8 @@
         </w:tc>
       </w:tr>
     </w:tbl>
-    <w:bookmarkEnd w:id="171"/>
-    <w:bookmarkStart w:id="172" w:name="security-hardening"/>
+    <w:bookmarkEnd w:id="207"/>
+    <w:bookmarkStart w:id="208" w:name="security-hardening"/>
     <w:p>
       <w:pPr>
         <w:pStyle w:val="Heading3"/>
@@ -37097,8 +35668,8 @@
         <w:t xml:space="preserve">- Non-root users where possible</w:t>
       </w:r>
     </w:p>
-    <w:bookmarkEnd w:id="172"/>
-    <w:bookmarkStart w:id="173" w:name="starting-production"/>
+    <w:bookmarkEnd w:id="208"/>
+    <w:bookmarkStart w:id="209" w:name="starting-production"/>
     <w:p>
       <w:pPr>
         <w:pStyle w:val="Heading3"/>
@@ -37169,9 +35740,9 @@
         <w:t xml:space="preserve"> run docker:prod</w:t>
       </w:r>
     </w:p>
-    <w:bookmarkEnd w:id="173"/>
-    <w:bookmarkEnd w:id="174"/>
-    <w:bookmarkStart w:id="181" w:name="container-images"/>
+    <w:bookmarkEnd w:id="209"/>
+    <w:bookmarkEnd w:id="210"/>
+    <w:bookmarkStart w:id="217" w:name="container-images"/>
     <w:p>
       <w:pPr>
         <w:pStyle w:val="Heading2"/>
@@ -37180,7 +35751,7 @@
         <w:t xml:space="preserve">Container Images</w:t>
       </w:r>
     </w:p>
-    <w:bookmarkStart w:id="175" w:name="server-serverdockerfile"/>
+    <w:bookmarkStart w:id="211" w:name="server-serverdockerfile"/>
     <w:p>
       <w:pPr>
         <w:pStyle w:val="Heading3"/>
@@ -37409,8 +35980,8 @@
         <w:t xml:space="preserve">node dist/index.js</w:t>
       </w:r>
     </w:p>
-    <w:bookmarkEnd w:id="175"/>
-    <w:bookmarkStart w:id="176" w:name="client-clientdockerfile"/>
+    <w:bookmarkEnd w:id="211"/>
+    <w:bookmarkStart w:id="212" w:name="client-clientdockerfile"/>
     <w:p>
       <w:pPr>
         <w:pStyle w:val="Heading3"/>
@@ -37534,8 +36105,8 @@
         <w:t xml:space="preserve">nginx -g 'daemon off;'</w:t>
       </w:r>
     </w:p>
-    <w:bookmarkEnd w:id="176"/>
-    <w:bookmarkStart w:id="177" w:name="guacd-gateway-gatewaysguacddockerfile"/>
+    <w:bookmarkEnd w:id="212"/>
+    <w:bookmarkStart w:id="213" w:name="guacd-gateway-gatewaysguacddockerfile"/>
     <w:p>
       <w:pPr>
         <w:pStyle w:val="Heading3"/>
@@ -37643,8 +36214,8 @@
         <w:t xml:space="preserve">daemon (non-root)</w:t>
       </w:r>
     </w:p>
-    <w:bookmarkEnd w:id="177"/>
-    <w:bookmarkStart w:id="178" w:name="X0dc59dda4ebfd946b4daa2d570e696d6e591184"/>
+    <w:bookmarkEnd w:id="213"/>
+    <w:bookmarkStart w:id="214" w:name="X0dc59dda4ebfd946b4daa2d570e696d6e591184"/>
     <w:p>
       <w:pPr>
         <w:pStyle w:val="Heading3"/>
@@ -37752,8 +36323,8 @@
         <w:t xml:space="preserve">tunnel (non-root)</w:t>
       </w:r>
     </w:p>
-    <w:bookmarkEnd w:id="178"/>
-    <w:bookmarkStart w:id="179" w:name="guacenc-gatewaysguacencdockerfile"/>
+    <w:bookmarkEnd w:id="214"/>
+    <w:bookmarkStart w:id="215" w:name="guacenc-gatewaysguacencdockerfile"/>
     <w:p>
       <w:pPr>
         <w:pStyle w:val="Heading3"/>
@@ -37868,8 +36439,8 @@
         <w:t xml:space="preserve">python3 /opt/guacenc/server.py</w:t>
       </w:r>
     </w:p>
-    <w:bookmarkEnd w:id="179"/>
-    <w:bookmarkStart w:id="180" w:name="X746f5e3052070329b73752e86b4acb030fde29c"/>
+    <w:bookmarkEnd w:id="215"/>
+    <w:bookmarkStart w:id="216" w:name="X746f5e3052070329b73752e86b4acb030fde29c"/>
     <w:p>
       <w:pPr>
         <w:pStyle w:val="Heading3"/>
@@ -37975,9 +36546,9 @@
         <w:t xml:space="preserve">node dist/index.js</w:t>
       </w:r>
     </w:p>
-    <w:bookmarkEnd w:id="180"/>
-    <w:bookmarkEnd w:id="181"/>
-    <w:bookmarkStart w:id="184" w:name="nginx-configuration"/>
+    <w:bookmarkEnd w:id="216"/>
+    <w:bookmarkEnd w:id="217"/>
+    <w:bookmarkStart w:id="220" w:name="nginx-configuration"/>
     <w:p>
       <w:pPr>
         <w:pStyle w:val="Heading2"/>
@@ -37986,7 +36557,7 @@
         <w:t xml:space="preserve">Nginx Configuration</w:t>
       </w:r>
     </w:p>
-    <w:bookmarkStart w:id="182" w:name="reverse-proxy-routes"/>
+    <w:bookmarkStart w:id="218" w:name="reverse-proxy-routes"/>
     <w:p>
       <w:pPr>
         <w:pStyle w:val="Heading3"/>
@@ -38321,8 +36892,8 @@
         </w:tc>
       </w:tr>
     </w:tbl>
-    <w:bookmarkEnd w:id="182"/>
-    <w:bookmarkStart w:id="183" w:name="security-headers"/>
+    <w:bookmarkEnd w:id="218"/>
+    <w:bookmarkStart w:id="219" w:name="security-headers"/>
     <w:p>
       <w:pPr>
         <w:pStyle w:val="Heading3"/>
@@ -38424,9 +36995,9 @@
         <w:t xml:space="preserve">: Restrictive (self, unsafe-inline for styles, ws/wss for connect)</w:t>
       </w:r>
     </w:p>
-    <w:bookmarkEnd w:id="183"/>
-    <w:bookmarkEnd w:id="184"/>
-    <w:bookmarkStart w:id="189" w:name="cicd-pipelines"/>
+    <w:bookmarkEnd w:id="219"/>
+    <w:bookmarkEnd w:id="220"/>
+    <w:bookmarkStart w:id="231" w:name="cicd-pipelines"/>
     <w:p>
       <w:pPr>
         <w:pStyle w:val="Heading2"/>
@@ -38435,7 +37006,7 @@
         <w:t xml:space="preserve">CI/CD Pipelines</w:t>
       </w:r>
     </w:p>
-    <w:bookmarkStart w:id="185" w:name="verification-workflows"/>
+    <w:bookmarkStart w:id="224" w:name="verification-workflows"/>
     <w:p>
       <w:pPr>
         <w:pStyle w:val="Heading3"/>
@@ -38446,63 +37017,62 @@
     </w:p>
     <w:p>
       <w:pPr>
-        <w:pStyle w:val="SourceCode"/>
-      </w:pPr>
-      <w:r>
-        <w:rPr>
-          <w:rStyle w:val="VerbatimChar"/>
-        </w:rPr>
-        <w:t xml:space="preserve">flowchart LR</w:t>
-      </w:r>
-      <w:r>
-        <w:br/>
-      </w:r>
-      <w:r>
-        <w:rPr>
-          <w:rStyle w:val="VerbatimChar"/>
-        </w:rPr>
-        <w:t xml:space="preserve">    Push["Push/PR to main"] --&gt; Verify["Verify"]</w:t>
-      </w:r>
-      <w:r>
-        <w:br/>
-      </w:r>
-      <w:r>
-        <w:rPr>
-          <w:rStyle w:val="VerbatimChar"/>
-        </w:rPr>
-        <w:t xml:space="preserve">    Verify --&gt; TC["TypeCheck"]</w:t>
-      </w:r>
-      <w:r>
-        <w:br/>
-      </w:r>
-      <w:r>
-        <w:rPr>
-          <w:rStyle w:val="VerbatimChar"/>
-        </w:rPr>
-        <w:t xml:space="preserve">    TC --&gt; Lint["Lint"]</w:t>
-      </w:r>
-      <w:r>
-        <w:br/>
-      </w:r>
-      <w:r>
-        <w:rPr>
-          <w:rStyle w:val="VerbatimChar"/>
-        </w:rPr>
-        <w:t xml:space="preserve">    Lint --&gt; Audit["npm audit"]</w:t>
-      </w:r>
-      <w:r>
-        <w:br/>
-      </w:r>
-      <w:r>
-        <w:rPr>
-          <w:rStyle w:val="VerbatimChar"/>
-        </w:rPr>
-        <w:t xml:space="preserve">    Audit --&gt; Build["Build"]</w:t>
-      </w:r>
-    </w:p>
-    <w:p>
-      <w:pPr>
-        <w:pStyle w:val="FirstParagraph"/>
+        <w:pStyle w:val="CaptionedFigure"/>
+      </w:pPr>
+      <w:r>
+        <w:drawing>
+          <wp:inline>
+            <wp:extent cx="5334000" cy="374128"/>
+            <wp:effectExtent b="0" l="0" r="0" t="0"/>
+            <wp:docPr descr="Diagram 13" title="" id="222" name="Picture"/>
+            <a:graphic>
+              <a:graphicData uri="http://schemas.openxmlformats.org/drawingml/2006/picture">
+                <pic:pic>
+                  <pic:nvPicPr>
+                    <pic:cNvPr descr="/tmp/arsenale-docx-72672rzt/diagrams/d13.png" id="223" name="Picture"/>
+                    <pic:cNvPicPr>
+                      <a:picLocks noChangeArrowheads="1" noChangeAspect="1"/>
+                    </pic:cNvPicPr>
+                  </pic:nvPicPr>
+                  <pic:blipFill>
+                    <a:blip r:embed="rId221"/>
+                    <a:stretch>
+                      <a:fillRect/>
+                    </a:stretch>
+                  </pic:blipFill>
+                  <pic:spPr bwMode="auto">
+                    <a:xfrm>
+                      <a:off x="0" y="0"/>
+                      <a:ext cx="5334000" cy="374128"/>
+                    </a:xfrm>
+                    <a:prstGeom prst="rect">
+                      <a:avLst/>
+                    </a:prstGeom>
+                    <a:noFill/>
+                    <a:ln w="9525">
+                      <a:noFill/>
+                      <a:headEnd/>
+                      <a:tailEnd/>
+                    </a:ln>
+                  </pic:spPr>
+                </pic:pic>
+              </a:graphicData>
+            </a:graphic>
+          </wp:inline>
+        </w:drawing>
+      </w:r>
+    </w:p>
+    <w:p>
+      <w:pPr>
+        <w:pStyle w:val="ImageCaption"/>
+      </w:pPr>
+      <w:r>
+        <w:t xml:space="preserve">Diagram 13</w:t>
+      </w:r>
+    </w:p>
+    <w:p>
+      <w:pPr>
+        <w:pStyle w:val="BodyText"/>
       </w:pPr>
       <w:r>
         <w:rPr>
@@ -38544,8 +37114,8 @@
         <w:t xml:space="preserve">Both cancel in-progress jobs on new pushes.</w:t>
       </w:r>
     </w:p>
-    <w:bookmarkEnd w:id="185"/>
-    <w:bookmarkStart w:id="186" w:name="docker-build-workflows"/>
+    <w:bookmarkEnd w:id="224"/>
+    <w:bookmarkStart w:id="228" w:name="docker-build-workflows"/>
     <w:p>
       <w:pPr>
         <w:pStyle w:val="Heading3"/>
@@ -38556,90 +37126,62 @@
     </w:p>
     <w:p>
       <w:pPr>
-        <w:pStyle w:val="SourceCode"/>
-      </w:pPr>
-      <w:r>
-        <w:rPr>
-          <w:rStyle w:val="VerbatimChar"/>
-        </w:rPr>
-        <w:t xml:space="preserve">flowchart TD</w:t>
-      </w:r>
-      <w:r>
-        <w:br/>
-      </w:r>
-      <w:r>
-        <w:rPr>
-          <w:rStyle w:val="VerbatimChar"/>
-        </w:rPr>
-        <w:t xml:space="preserve">    Tag["Version tag (v*)"] --&gt; Verify</w:t>
-      </w:r>
-      <w:r>
-        <w:br/>
-      </w:r>
-      <w:r>
-        <w:rPr>
-          <w:rStyle w:val="VerbatimChar"/>
-        </w:rPr>
-        <w:t xml:space="preserve">    Tag --&gt; Security["Security Scan"]</w:t>
-      </w:r>
-      <w:r>
-        <w:br/>
-      </w:r>
-      <w:r>
-        <w:rPr>
-          <w:rStyle w:val="VerbatimChar"/>
-        </w:rPr>
-        <w:t xml:space="preserve">    Verify --&gt; BuildScan["Build &amp; Scan"]</w:t>
-      </w:r>
-      <w:r>
-        <w:br/>
-      </w:r>
-      <w:r>
-        <w:rPr>
-          <w:rStyle w:val="VerbatimChar"/>
-        </w:rPr>
-        <w:t xml:space="preserve">    Security --&gt; BuildScan</w:t>
-      </w:r>
-      <w:r>
-        <w:br/>
-      </w:r>
-      <w:r>
-        <w:rPr>
-          <w:rStyle w:val="VerbatimChar"/>
-        </w:rPr>
-        <w:t xml:space="preserve">    BuildScan --&gt; Buildx["Docker Buildx"]</w:t>
-      </w:r>
-      <w:r>
-        <w:br/>
-      </w:r>
-      <w:r>
-        <w:rPr>
-          <w:rStyle w:val="VerbatimChar"/>
-        </w:rPr>
-        <w:t xml:space="preserve">    Buildx --&gt; Trivy["Trivy Scanner&lt;br/&gt;(CRITICAL, HIGH)"]</w:t>
-      </w:r>
-      <w:r>
-        <w:br/>
-      </w:r>
-      <w:r>
-        <w:rPr>
-          <w:rStyle w:val="VerbatimChar"/>
-        </w:rPr>
-        <w:t xml:space="preserve">    Trivy --&gt; SARIF["Upload SARIF"]</w:t>
-      </w:r>
-      <w:r>
-        <w:br/>
-      </w:r>
-      <w:r>
-        <w:rPr>
-          <w:rStyle w:val="VerbatimChar"/>
-        </w:rPr>
-        <w:t xml:space="preserve">    Trivy --&gt; Push["Push to ghcr.io&lt;br/&gt;(tags only)"]</w:t>
-      </w:r>
-    </w:p>
-    <w:p>
-      <w:pPr>
-        <w:pStyle w:val="FirstParagraph"/>
+        <w:pStyle w:val="CaptionedFigure"/>
+      </w:pPr>
+      <w:r>
+        <w:drawing>
+          <wp:inline>
+            <wp:extent cx="5016500" cy="8102600"/>
+            <wp:effectExtent b="0" l="0" r="0" t="0"/>
+            <wp:docPr descr="Diagram 14" title="" id="226" name="Picture"/>
+            <a:graphic>
+              <a:graphicData uri="http://schemas.openxmlformats.org/drawingml/2006/picture">
+                <pic:pic>
+                  <pic:nvPicPr>
+                    <pic:cNvPr descr="/tmp/arsenale-docx-72672rzt/diagrams/d14.png" id="227" name="Picture"/>
+                    <pic:cNvPicPr>
+                      <a:picLocks noChangeArrowheads="1" noChangeAspect="1"/>
+                    </pic:cNvPicPr>
+                  </pic:nvPicPr>
+                  <pic:blipFill>
+                    <a:blip r:embed="rId225"/>
+                    <a:stretch>
+                      <a:fillRect/>
+                    </a:stretch>
+                  </pic:blipFill>
+                  <pic:spPr bwMode="auto">
+                    <a:xfrm>
+                      <a:off x="0" y="0"/>
+                      <a:ext cx="5016500" cy="8102600"/>
+                    </a:xfrm>
+                    <a:prstGeom prst="rect">
+                      <a:avLst/>
+                    </a:prstGeom>
+                    <a:noFill/>
+                    <a:ln w="9525">
+                      <a:noFill/>
+                      <a:headEnd/>
+                      <a:tailEnd/>
+                    </a:ln>
+                  </pic:spPr>
+                </pic:pic>
+              </a:graphicData>
+            </a:graphic>
+          </wp:inline>
+        </w:drawing>
+      </w:r>
+    </w:p>
+    <w:p>
+      <w:pPr>
+        <w:pStyle w:val="ImageCaption"/>
+      </w:pPr>
+      <w:r>
+        <w:t xml:space="preserve">Diagram 14</w:t>
+      </w:r>
+    </w:p>
+    <w:p>
+      <w:pPr>
+        <w:pStyle w:val="BodyText"/>
       </w:pPr>
       <w:r>
         <w:rPr>
@@ -38778,8 +37320,8 @@
         <w:t xml:space="preserve">follow the same pattern.</w:t>
       </w:r>
     </w:p>
-    <w:bookmarkEnd w:id="186"/>
-    <w:bookmarkStart w:id="187" w:name="release-workflow"/>
+    <w:bookmarkEnd w:id="228"/>
+    <w:bookmarkStart w:id="229" w:name="release-workflow"/>
     <w:p>
       <w:pPr>
         <w:pStyle w:val="Heading3"/>
@@ -38806,8 +37348,8 @@
         <w:t xml:space="preserve">Triggers on version tag events. Creates GitHub Release with changelog.</w:t>
       </w:r>
     </w:p>
-    <w:bookmarkEnd w:id="187"/>
-    <w:bookmarkStart w:id="188" w:name="registry"/>
+    <w:bookmarkEnd w:id="229"/>
+    <w:bookmarkStart w:id="230" w:name="registry"/>
     <w:p>
       <w:pPr>
         <w:pStyle w:val="Heading3"/>
@@ -39049,9 +37591,9 @@
         </w:tc>
       </w:tr>
     </w:tbl>
-    <w:bookmarkEnd w:id="188"/>
-    <w:bookmarkEnd w:id="189"/>
-    <w:bookmarkStart w:id="190" w:name="development-docker-compose"/>
+    <w:bookmarkEnd w:id="230"/>
+    <w:bookmarkEnd w:id="231"/>
+    <w:bookmarkStart w:id="232" w:name="development-docker-compose"/>
     <w:p>
       <w:pPr>
         <w:pStyle w:val="Heading2"/>
@@ -39217,8 +37759,8 @@
         <w:t xml:space="preserve">.</w:t>
       </w:r>
     </w:p>
-    <w:bookmarkEnd w:id="190"/>
-    <w:bookmarkStart w:id="191" w:name="health-checks"/>
+    <w:bookmarkEnd w:id="232"/>
+    <w:bookmarkStart w:id="233" w:name="health-checks"/>
     <w:p>
       <w:pPr>
         <w:pStyle w:val="Heading2"/>
@@ -39540,8 +38082,8 @@
         </w:tc>
       </w:tr>
     </w:tbl>
-    <w:bookmarkEnd w:id="191"/>
-    <w:bookmarkStart w:id="192" w:name="production-checklist"/>
+    <w:bookmarkEnd w:id="233"/>
+    <w:bookmarkStart w:id="234" w:name="production-checklist"/>
     <w:p>
       <w:pPr>
         <w:pStyle w:val="Heading2"/>
@@ -39778,9 +38320,9 @@
         <w:t xml:space="preserve">Configure container orchestration for managed gateways</w:t>
       </w:r>
     </w:p>
-    <w:bookmarkEnd w:id="192"/>
-    <w:bookmarkEnd w:id="193"/>
-    <w:bookmarkStart w:id="218" w:name="development"/>
+    <w:bookmarkEnd w:id="234"/>
+    <w:bookmarkEnd w:id="235"/>
+    <w:bookmarkStart w:id="260" w:name="development"/>
     <w:p>
       <w:pPr>
         <w:pStyle w:val="Heading1"/>
@@ -39789,7 +38331,7 @@
         <w:t xml:space="preserve">Development</w:t>
       </w:r>
     </w:p>
-    <w:bookmarkStart w:id="199" w:name="local-development-setup"/>
+    <w:bookmarkStart w:id="241" w:name="local-development-setup"/>
     <w:p>
       <w:pPr>
         <w:pStyle w:val="Heading2"/>
@@ -39798,7 +38340,7 @@
         <w:t xml:space="preserve">Local Development Setup</w:t>
       </w:r>
     </w:p>
-    <w:bookmarkStart w:id="194" w:name="prerequisites-1"/>
+    <w:bookmarkStart w:id="236" w:name="prerequisites-1"/>
     <w:p>
       <w:pPr>
         <w:pStyle w:val="Heading3"/>
@@ -39843,8 +38385,8 @@
         <w:t xml:space="preserve">Git</w:t>
       </w:r>
     </w:p>
-    <w:bookmarkEnd w:id="194"/>
-    <w:bookmarkStart w:id="195" w:name="first-run"/>
+    <w:bookmarkEnd w:id="236"/>
+    <w:bookmarkStart w:id="237" w:name="first-run"/>
     <w:p>
       <w:pPr>
         <w:pStyle w:val="Heading3"/>
@@ -39942,8 +38484,8 @@
         <w:t xml:space="preserve"># Start containers + server + client</w:t>
       </w:r>
     </w:p>
-    <w:bookmarkEnd w:id="195"/>
-    <w:bookmarkStart w:id="196" w:name="running-services"/>
+    <w:bookmarkEnd w:id="237"/>
+    <w:bookmarkStart w:id="238" w:name="running-services"/>
     <w:p>
       <w:pPr>
         <w:pStyle w:val="Heading3"/>
@@ -40125,8 +38667,8 @@
         </w:tc>
       </w:tr>
     </w:tbl>
-    <w:bookmarkEnd w:id="196"/>
-    <w:bookmarkStart w:id="197" w:name="database-operations"/>
+    <w:bookmarkEnd w:id="238"/>
+    <w:bookmarkStart w:id="239" w:name="database-operations"/>
     <w:p>
       <w:pPr>
         <w:pStyle w:val="Heading3"/>
@@ -40278,8 +38820,8 @@
         <w:t xml:space="preserve">— no manual migration step needed for development.</w:t>
       </w:r>
     </w:p>
-    <w:bookmarkEnd w:id="197"/>
-    <w:bookmarkStart w:id="198" w:name="makefile-shortcuts"/>
+    <w:bookmarkEnd w:id="239"/>
+    <w:bookmarkStart w:id="240" w:name="makefile-shortcuts"/>
     <w:p>
       <w:pPr>
         <w:pStyle w:val="Heading3"/>
@@ -40395,9 +38937,9 @@
         <w:t xml:space="preserve"># Interactive migration creation</w:t>
       </w:r>
     </w:p>
-    <w:bookmarkEnd w:id="198"/>
-    <w:bookmarkEnd w:id="199"/>
-    <w:bookmarkStart w:id="204" w:name="code-quality"/>
+    <w:bookmarkEnd w:id="240"/>
+    <w:bookmarkEnd w:id="241"/>
+    <w:bookmarkStart w:id="246" w:name="code-quality"/>
     <w:p>
       <w:pPr>
         <w:pStyle w:val="Heading2"/>
@@ -40406,7 +38948,7 @@
         <w:t xml:space="preserve">Code Quality</w:t>
       </w:r>
     </w:p>
-    <w:bookmarkStart w:id="200" w:name="verification-pipeline"/>
+    <w:bookmarkStart w:id="242" w:name="verification-pipeline"/>
     <w:p>
       <w:pPr>
         <w:pStyle w:val="Heading3"/>
@@ -40456,8 +38998,8 @@
         <w:t xml:space="preserve">typecheck → lint → audit → test → build</w:t>
       </w:r>
     </w:p>
-    <w:bookmarkEnd w:id="200"/>
-    <w:bookmarkStart w:id="201" w:name="individual-checks"/>
+    <w:bookmarkEnd w:id="242"/>
+    <w:bookmarkStart w:id="243" w:name="individual-checks"/>
     <w:p>
       <w:pPr>
         <w:pStyle w:val="Heading3"/>
@@ -40640,8 +39182,8 @@
         </w:tc>
       </w:tr>
     </w:tbl>
-    <w:bookmarkEnd w:id="201"/>
-    <w:bookmarkStart w:id="202" w:name="eslint-configuration"/>
+    <w:bookmarkEnd w:id="243"/>
+    <w:bookmarkStart w:id="244" w:name="eslint-configuration"/>
     <w:p>
       <w:pPr>
         <w:pStyle w:val="Heading3"/>
@@ -40841,8 +39383,8 @@
         <w:t xml:space="preserve">generated/</w:t>
       </w:r>
     </w:p>
-    <w:bookmarkEnd w:id="202"/>
-    <w:bookmarkStart w:id="203" w:name="typescript-configuration"/>
+    <w:bookmarkEnd w:id="244"/>
+    <w:bookmarkStart w:id="245" w:name="typescript-configuration"/>
     <w:p>
       <w:pPr>
         <w:pStyle w:val="Heading3"/>
@@ -41153,9 +39695,9 @@
         </w:tc>
       </w:tr>
     </w:tbl>
-    <w:bookmarkEnd w:id="203"/>
-    <w:bookmarkEnd w:id="204"/>
-    <w:bookmarkStart w:id="207" w:name="testing"/>
+    <w:bookmarkEnd w:id="245"/>
+    <w:bookmarkEnd w:id="246"/>
+    <w:bookmarkStart w:id="249" w:name="testing"/>
     <w:p>
       <w:pPr>
         <w:pStyle w:val="Heading2"/>
@@ -41164,7 +39706,7 @@
         <w:t xml:space="preserve">Testing</w:t>
       </w:r>
     </w:p>
-    <w:bookmarkStart w:id="205" w:name="running-tests"/>
+    <w:bookmarkStart w:id="247" w:name="running-tests"/>
     <w:p>
       <w:pPr>
         <w:pStyle w:val="Heading3"/>
@@ -41286,8 +39828,8 @@
         <w:t xml:space="preserve">across all workspaces.</w:t>
       </w:r>
     </w:p>
-    <w:bookmarkEnd w:id="205"/>
-    <w:bookmarkStart w:id="206" w:name="test-file-locations"/>
+    <w:bookmarkEnd w:id="247"/>
+    <w:bookmarkStart w:id="248" w:name="test-file-locations"/>
     <w:p>
       <w:pPr>
         <w:pStyle w:val="Heading3"/>
@@ -41319,9 +39861,9 @@
         <w:t xml:space="preserve">directories.</w:t>
       </w:r>
     </w:p>
-    <w:bookmarkEnd w:id="206"/>
-    <w:bookmarkEnd w:id="207"/>
-    <w:bookmarkStart w:id="208" w:name="branch-strategy"/>
+    <w:bookmarkEnd w:id="248"/>
+    <w:bookmarkEnd w:id="249"/>
+    <w:bookmarkStart w:id="250" w:name="branch-strategy"/>
     <w:p>
       <w:pPr>
         <w:pStyle w:val="Heading2"/>
@@ -41332,130 +39874,14 @@
     </w:p>
     <w:p>
       <w:pPr>
-        <w:pStyle w:val="SourceCode"/>
-      </w:pPr>
-      <w:r>
-        <w:rPr>
-          <w:rStyle w:val="VerbatimChar"/>
-        </w:rPr>
-        <w:t xml:space="preserve">gitgraph</w:t>
-      </w:r>
-      <w:r>
-        <w:br/>
-      </w:r>
-      <w:r>
-        <w:rPr>
-          <w:rStyle w:val="VerbatimChar"/>
-        </w:rPr>
-        <w:t xml:space="preserve">    commit id: "main"</w:t>
-      </w:r>
-      <w:r>
-        <w:br/>
-      </w:r>
-      <w:r>
-        <w:rPr>
-          <w:rStyle w:val="VerbatimChar"/>
-        </w:rPr>
-        <w:t xml:space="preserve">    branch develop</w:t>
-      </w:r>
-      <w:r>
-        <w:br/>
-      </w:r>
-      <w:r>
-        <w:rPr>
-          <w:rStyle w:val="VerbatimChar"/>
-        </w:rPr>
-        <w:t xml:space="preserve">    commit id: "feature work"</w:t>
-      </w:r>
-      <w:r>
-        <w:br/>
-      </w:r>
-      <w:r>
-        <w:rPr>
-          <w:rStyle w:val="VerbatimChar"/>
-        </w:rPr>
-        <w:t xml:space="preserve">    branch task/TASK-001</w:t>
-      </w:r>
-      <w:r>
-        <w:br/>
-      </w:r>
-      <w:r>
-        <w:rPr>
-          <w:rStyle w:val="VerbatimChar"/>
-        </w:rPr>
-        <w:t xml:space="preserve">    commit id: "implement feature"</w:t>
-      </w:r>
-      <w:r>
-        <w:br/>
-      </w:r>
-      <w:r>
-        <w:rPr>
-          <w:rStyle w:val="VerbatimChar"/>
-        </w:rPr>
-        <w:t xml:space="preserve">    checkout develop</w:t>
-      </w:r>
-      <w:r>
-        <w:br/>
-      </w:r>
-      <w:r>
-        <w:rPr>
-          <w:rStyle w:val="VerbatimChar"/>
-        </w:rPr>
-        <w:t xml:space="preserve">    merge task/TASK-001 id: "PR merge"</w:t>
-      </w:r>
-      <w:r>
-        <w:br/>
-      </w:r>
-      <w:r>
-        <w:rPr>
-          <w:rStyle w:val="VerbatimChar"/>
-        </w:rPr>
-        <w:t xml:space="preserve">    branch task/TASK-002</w:t>
-      </w:r>
-      <w:r>
-        <w:br/>
-      </w:r>
-      <w:r>
-        <w:rPr>
-          <w:rStyle w:val="VerbatimChar"/>
-        </w:rPr>
-        <w:t xml:space="preserve">    commit id: "fix bug"</w:t>
-      </w:r>
-      <w:r>
-        <w:br/>
-      </w:r>
-      <w:r>
-        <w:rPr>
-          <w:rStyle w:val="VerbatimChar"/>
-        </w:rPr>
-        <w:t xml:space="preserve">    checkout develop</w:t>
-      </w:r>
-      <w:r>
-        <w:br/>
-      </w:r>
-      <w:r>
-        <w:rPr>
-          <w:rStyle w:val="VerbatimChar"/>
-        </w:rPr>
-        <w:t xml:space="preserve">    merge task/TASK-002 id: "PR merge 2"</w:t>
-      </w:r>
-      <w:r>
-        <w:br/>
-      </w:r>
-      <w:r>
-        <w:rPr>
-          <w:rStyle w:val="VerbatimChar"/>
-        </w:rPr>
-        <w:t xml:space="preserve">    checkout main</w:t>
-      </w:r>
-      <w:r>
-        <w:br/>
-      </w:r>
-      <w:r>
-        <w:rPr>
-          <w:rStyle w:val="VerbatimChar"/>
-        </w:rPr>
-        <w:t xml:space="preserve">    merge develop id: "release v1.3.3"</w:t>
+        <w:pStyle w:val="FirstParagraph"/>
+      </w:pPr>
+      <w:r>
+        <w:rPr>
+          <w:i/>
+          <w:iCs/>
+        </w:rPr>
+        <w:t xml:space="preserve">[Git Graph — see docs/architecture.md for Mermaid source]</w:t>
       </w:r>
     </w:p>
     <w:tbl>
@@ -41789,8 +40215,8 @@
         <w:t xml:space="preserve">branch</w:t>
       </w:r>
     </w:p>
-    <w:bookmarkEnd w:id="208"/>
-    <w:bookmarkStart w:id="209" w:name="file-naming-conventions"/>
+    <w:bookmarkEnd w:id="250"/>
+    <w:bookmarkStart w:id="251" w:name="file-naming-conventions"/>
     <w:p>
       <w:pPr>
         <w:pStyle w:val="Heading2"/>
@@ -42136,8 +40562,8 @@
         </w:tc>
       </w:tr>
     </w:tbl>
-    <w:bookmarkEnd w:id="209"/>
-    <w:bookmarkStart w:id="215" w:name="key-development-patterns"/>
+    <w:bookmarkEnd w:id="251"/>
+    <w:bookmarkStart w:id="257" w:name="key-development-patterns"/>
     <w:p>
       <w:pPr>
         <w:pStyle w:val="Heading2"/>
@@ -42146,7 +40572,7 @@
         <w:t xml:space="preserve">Key Development Patterns</w:t>
       </w:r>
     </w:p>
-    <w:bookmarkStart w:id="210" w:name="layered-architecture-server"/>
+    <w:bookmarkStart w:id="252" w:name="layered-architecture-server"/>
     <w:p>
       <w:pPr>
         <w:pStyle w:val="Heading3"/>
@@ -42254,8 +40680,8 @@
         <w:t xml:space="preserve">Type-safe database queries</w:t>
       </w:r>
     </w:p>
-    <w:bookmarkEnd w:id="210"/>
-    <w:bookmarkStart w:id="211" w:name="full-screen-dialog-pattern-client"/>
+    <w:bookmarkEnd w:id="252"/>
+    <w:bookmarkStart w:id="253" w:name="full-screen-dialog-pattern-client"/>
     <w:p>
       <w:pPr>
         <w:pStyle w:val="Heading3"/>
@@ -42423,8 +40849,8 @@
         <w:t xml:space="preserve">.</w:t>
       </w:r>
     </w:p>
-    <w:bookmarkEnd w:id="211"/>
-    <w:bookmarkStart w:id="212" w:name="error-handling-1"/>
+    <w:bookmarkEnd w:id="253"/>
+    <w:bookmarkStart w:id="254" w:name="error-handling-1"/>
     <w:p>
       <w:pPr>
         <w:pStyle w:val="Heading3"/>
@@ -42653,8 +41079,8 @@
         <w:t xml:space="preserve">;</w:t>
       </w:r>
     </w:p>
-    <w:bookmarkEnd w:id="212"/>
-    <w:bookmarkStart w:id="213" w:name="ui-preferences"/>
+    <w:bookmarkEnd w:id="254"/>
+    <w:bookmarkStart w:id="255" w:name="ui-preferences"/>
     <w:p>
       <w:pPr>
         <w:pStyle w:val="Heading3"/>
@@ -42828,8 +41254,8 @@
         <w:t xml:space="preserve">for UI preferences.</w:t>
       </w:r>
     </w:p>
-    <w:bookmarkEnd w:id="213"/>
-    <w:bookmarkStart w:id="214" w:name="async-actions-in-dialogs"/>
+    <w:bookmarkEnd w:id="255"/>
+    <w:bookmarkStart w:id="256" w:name="async-actions-in-dialogs"/>
     <w:p>
       <w:pPr>
         <w:pStyle w:val="Heading3"/>
@@ -43071,9 +41497,9 @@
         <w:t xml:space="preserve">;</w:t>
       </w:r>
     </w:p>
-    <w:bookmarkEnd w:id="214"/>
-    <w:bookmarkEnd w:id="215"/>
-    <w:bookmarkStart w:id="216" w:name="version-bumping"/>
+    <w:bookmarkEnd w:id="256"/>
+    <w:bookmarkEnd w:id="257"/>
+    <w:bookmarkStart w:id="258" w:name="version-bumping"/>
     <w:p>
       <w:pPr>
         <w:pStyle w:val="Heading2"/>
@@ -43397,8 +41823,8 @@
         <w:t xml:space="preserve">to update the lockfile.</w:t>
       </w:r>
     </w:p>
-    <w:bookmarkEnd w:id="216"/>
-    <w:bookmarkStart w:id="217" w:name="workspace-structure"/>
+    <w:bookmarkEnd w:id="258"/>
+    <w:bookmarkStart w:id="259" w:name="workspace-structure"/>
     <w:p>
       <w:pPr>
         <w:pStyle w:val="Heading2"/>
@@ -43787,9 +42213,9 @@
         <w:t xml:space="preserve">└── CLAUDE.md                        # AI assistant instructions</w:t>
       </w:r>
     </w:p>
-    <w:bookmarkEnd w:id="217"/>
-    <w:bookmarkEnd w:id="218"/>
-    <w:bookmarkStart w:id="255" w:name="troubleshooting"/>
+    <w:bookmarkEnd w:id="259"/>
+    <w:bookmarkEnd w:id="260"/>
+    <w:bookmarkStart w:id="297" w:name="troubleshooting"/>
     <w:p>
       <w:pPr>
         <w:pStyle w:val="Heading1"/>
@@ -43798,7 +42224,7 @@
         <w:t xml:space="preserve">Troubleshooting</w:t>
       </w:r>
     </w:p>
-    <w:bookmarkStart w:id="224" w:name="startup-issues"/>
+    <w:bookmarkStart w:id="266" w:name="startup-issues"/>
     <w:p>
       <w:pPr>
         <w:pStyle w:val="Heading2"/>
@@ -43807,7 +42233,7 @@
         <w:t xml:space="preserve">Startup Issues</w:t>
       </w:r>
     </w:p>
-    <w:bookmarkStart w:id="219" w:name="database-connection-failed"/>
+    <w:bookmarkStart w:id="261" w:name="database-connection-failed"/>
     <w:p>
       <w:pPr>
         <w:pStyle w:val="Heading3"/>
@@ -43924,8 +42350,8 @@
         <w:t xml:space="preserve">4. Docker/Podman not running: start Docker daemon</w:t>
       </w:r>
     </w:p>
-    <w:bookmarkEnd w:id="219"/>
-    <w:bookmarkStart w:id="220" w:name="prisma-migration-failed"/>
+    <w:bookmarkEnd w:id="261"/>
+    <w:bookmarkStart w:id="262" w:name="prisma-migration-failed"/>
     <w:p>
       <w:pPr>
         <w:pStyle w:val="Heading3"/>
@@ -44019,8 +42445,8 @@
         <w:t xml:space="preserve">For production, investigate the specific migration error and fix the SQL.</w:t>
       </w:r>
     </w:p>
-    <w:bookmarkEnd w:id="220"/>
-    <w:bookmarkStart w:id="221" w:name="port-already-in-use"/>
+    <w:bookmarkEnd w:id="262"/>
+    <w:bookmarkStart w:id="263" w:name="port-already-in-use"/>
     <w:p>
       <w:pPr>
         <w:pStyle w:val="Heading3"/>
@@ -44141,8 +42567,8 @@
         <w:t xml:space="preserve">Common ports: 3000 (client), 3001 (server), 3002 (Guacamole WS), 5432 (PostgreSQL).</w:t>
       </w:r>
     </w:p>
-    <w:bookmarkEnd w:id="221"/>
-    <w:bookmarkStart w:id="222" w:name="env-file-not-found"/>
+    <w:bookmarkEnd w:id="263"/>
+    <w:bookmarkStart w:id="264" w:name="env-file-not-found"/>
     <w:p>
       <w:pPr>
         <w:pStyle w:val="Heading3"/>
@@ -44262,8 +42688,8 @@
         <w:t xml:space="preserve"> .env.example .env</w:t>
       </w:r>
     </w:p>
-    <w:bookmarkEnd w:id="222"/>
-    <w:bookmarkStart w:id="223" w:name="prisma-client-not-generated"/>
+    <w:bookmarkEnd w:id="264"/>
+    <w:bookmarkStart w:id="265" w:name="prisma-client-not-generated"/>
     <w:p>
       <w:pPr>
         <w:pStyle w:val="Heading3"/>
@@ -44342,9 +42768,9 @@
         <w:t xml:space="preserve">.</w:t>
       </w:r>
     </w:p>
-    <w:bookmarkEnd w:id="223"/>
-    <w:bookmarkEnd w:id="224"/>
-    <w:bookmarkStart w:id="229" w:name="authentication-issues"/>
+    <w:bookmarkEnd w:id="265"/>
+    <w:bookmarkEnd w:id="266"/>
+    <w:bookmarkStart w:id="271" w:name="authentication-issues"/>
     <w:p>
       <w:pPr>
         <w:pStyle w:val="Heading2"/>
@@ -44353,7 +42779,7 @@
         <w:t xml:space="preserve">Authentication Issues</w:t>
       </w:r>
     </w:p>
-    <w:bookmarkStart w:id="225" w:name="jwt-token-expired"/>
+    <w:bookmarkStart w:id="267" w:name="jwt-token-expired"/>
     <w:p>
       <w:pPr>
         <w:pStyle w:val="Heading3"/>
@@ -44491,8 +42917,8 @@
         <w:t xml:space="preserve">in audit logs (IP/User-Agent mismatch)</w:t>
       </w:r>
     </w:p>
-    <w:bookmarkEnd w:id="225"/>
-    <w:bookmarkStart w:id="226" w:name="csrf-token-mismatch"/>
+    <w:bookmarkEnd w:id="267"/>
+    <w:bookmarkStart w:id="268" w:name="csrf-token-mismatch"/>
     <w:p>
       <w:pPr>
         <w:pStyle w:val="Heading3"/>
@@ -44600,8 +43026,8 @@
         <w:t xml:space="preserve">header.</w:t>
       </w:r>
     </w:p>
-    <w:bookmarkEnd w:id="226"/>
-    <w:bookmarkStart w:id="227" w:name="oauth-callback-error"/>
+    <w:bookmarkEnd w:id="268"/>
+    <w:bookmarkStart w:id="269" w:name="oauth-callback-error"/>
     <w:p>
       <w:pPr>
         <w:pStyle w:val="Heading3"/>
@@ -44712,8 +43138,8 @@
         <w:t xml:space="preserve">, etc.</w:t>
       </w:r>
     </w:p>
-    <w:bookmarkEnd w:id="227"/>
-    <w:bookmarkStart w:id="228" w:name="account-lockout"/>
+    <w:bookmarkEnd w:id="269"/>
+    <w:bookmarkStart w:id="270" w:name="account-lockout"/>
     <w:p>
       <w:pPr>
         <w:pStyle w:val="Heading3"/>
@@ -44827,9 +43253,9 @@
         <w:t xml:space="preserve">.</w:t>
       </w:r>
     </w:p>
-    <w:bookmarkEnd w:id="228"/>
-    <w:bookmarkEnd w:id="229"/>
-    <w:bookmarkStart w:id="232" w:name="vault-issues"/>
+    <w:bookmarkEnd w:id="270"/>
+    <w:bookmarkEnd w:id="271"/>
+    <w:bookmarkStart w:id="274" w:name="vault-issues"/>
     <w:p>
       <w:pPr>
         <w:pStyle w:val="Heading2"/>
@@ -44838,7 +43264,7 @@
         <w:t xml:space="preserve">Vault Issues</w:t>
       </w:r>
     </w:p>
-    <w:bookmarkStart w:id="230" w:name="vault-wont-unlock"/>
+    <w:bookmarkStart w:id="272" w:name="vault-wont-unlock"/>
     <w:p>
       <w:pPr>
         <w:pStyle w:val="Heading3"/>
@@ -44922,8 +43348,8 @@
         <w:t xml:space="preserve">Use MFA-based vault unlock if TOTP/WebAuthn/SMS is configured.</w:t>
       </w:r>
     </w:p>
-    <w:bookmarkEnd w:id="230"/>
-    <w:bookmarkStart w:id="231" w:name="vault-auto-locks-too-quickly"/>
+    <w:bookmarkEnd w:id="272"/>
+    <w:bookmarkStart w:id="273" w:name="vault-auto-locks-too-quickly"/>
     <w:p>
       <w:pPr>
         <w:pStyle w:val="Heading3"/>
@@ -44994,9 +43420,9 @@
         <w:t xml:space="preserve">.</w:t>
       </w:r>
     </w:p>
-    <w:bookmarkEnd w:id="231"/>
-    <w:bookmarkEnd w:id="232"/>
-    <w:bookmarkStart w:id="238" w:name="connection-issues"/>
+    <w:bookmarkEnd w:id="273"/>
+    <w:bookmarkEnd w:id="274"/>
+    <w:bookmarkStart w:id="280" w:name="connection-issues"/>
     <w:p>
       <w:pPr>
         <w:pStyle w:val="Heading2"/>
@@ -45005,7 +43431,7 @@
         <w:t xml:space="preserve">Connection Issues</w:t>
       </w:r>
     </w:p>
-    <w:bookmarkStart w:id="233" w:name="ssh-connection-fails"/>
+    <w:bookmarkStart w:id="275" w:name="ssh-connection-fails"/>
     <w:p>
       <w:pPr>
         <w:pStyle w:val="Heading3"/>
@@ -45110,8 +43536,8 @@
         <w:t xml:space="preserve">5. Check DLP policies if copy/paste is blocked</w:t>
       </w:r>
     </w:p>
-    <w:bookmarkEnd w:id="233"/>
-    <w:bookmarkStart w:id="234" w:name="rdpvnc-black-screen"/>
+    <w:bookmarkEnd w:id="275"/>
+    <w:bookmarkStart w:id="276" w:name="rdpvnc-black-screen"/>
     <w:p>
       <w:pPr>
         <w:pStyle w:val="Heading3"/>
@@ -45213,8 +43639,8 @@
         <w:t xml:space="preserve">4. Firewall blocking port 3389 (RDP) or 5900 (VNC) on target</w:t>
       </w:r>
     </w:p>
-    <w:bookmarkEnd w:id="234"/>
-    <w:bookmarkStart w:id="235" w:name="rdp-clipboard-not-working"/>
+    <w:bookmarkEnd w:id="276"/>
+    <w:bookmarkStart w:id="277" w:name="rdp-clipboard-not-working"/>
     <w:p>
       <w:pPr>
         <w:pStyle w:val="Heading3"/>
@@ -45283,8 +43709,8 @@
         <w:t xml:space="preserve">- Browser permissions blocking clipboard access</w:t>
       </w:r>
     </w:p>
-    <w:bookmarkEnd w:id="235"/>
-    <w:bookmarkStart w:id="236" w:name="session-recording-not-working"/>
+    <w:bookmarkEnd w:id="277"/>
+    <w:bookmarkStart w:id="278" w:name="session-recording-not-working"/>
     <w:p>
       <w:pPr>
         <w:pStyle w:val="Heading3"/>
@@ -45377,8 +43803,8 @@
         <w:t xml:space="preserve">container must be running for video export</w:t>
       </w:r>
     </w:p>
-    <w:bookmarkEnd w:id="236"/>
-    <w:bookmarkStart w:id="237" w:name="gateway-shows-unreachable"/>
+    <w:bookmarkEnd w:id="278"/>
+    <w:bookmarkStart w:id="279" w:name="gateway-shows-unreachable"/>
     <w:p>
       <w:pPr>
         <w:pStyle w:val="Heading3"/>
@@ -45468,9 +43894,9 @@
         <w:t xml:space="preserve">on the agent</w:t>
       </w:r>
     </w:p>
-    <w:bookmarkEnd w:id="237"/>
-    <w:bookmarkEnd w:id="238"/>
-    <w:bookmarkStart w:id="242" w:name="build-and-type-errors"/>
+    <w:bookmarkEnd w:id="279"/>
+    <w:bookmarkEnd w:id="280"/>
+    <w:bookmarkStart w:id="284" w:name="build-and-type-errors"/>
     <w:p>
       <w:pPr>
         <w:pStyle w:val="Heading2"/>
@@ -45479,7 +43905,7 @@
         <w:t xml:space="preserve">Build and Type Errors</w:t>
       </w:r>
     </w:p>
-    <w:bookmarkStart w:id="239" w:name="typescript-errors-after-schema-change"/>
+    <w:bookmarkStart w:id="281" w:name="typescript-errors-after-schema-change"/>
     <w:p>
       <w:pPr>
         <w:pStyle w:val="Heading3"/>
@@ -45523,8 +43949,8 @@
         <w:t xml:space="preserve"> run db:generate</w:t>
       </w:r>
     </w:p>
-    <w:bookmarkEnd w:id="239"/>
-    <w:bookmarkStart w:id="240" w:name="eslint-errors-in-new-code"/>
+    <w:bookmarkEnd w:id="281"/>
+    <w:bookmarkStart w:id="282" w:name="eslint-errors-in-new-code"/>
     <w:p>
       <w:pPr>
         <w:pStyle w:val="Heading3"/>
@@ -45624,8 +44050,8 @@
         <w:t xml:space="preserve">(use proper types)</w:t>
       </w:r>
     </w:p>
-    <w:bookmarkEnd w:id="240"/>
-    <w:bookmarkStart w:id="241" w:name="build-fails-with-chunk-size-warning"/>
+    <w:bookmarkEnd w:id="282"/>
+    <w:bookmarkStart w:id="283" w:name="build-fails-with-chunk-size-warning"/>
     <w:p>
       <w:pPr>
         <w:pStyle w:val="Heading3"/>
@@ -45657,9 +44083,9 @@
         <w:t xml:space="preserve">handles most cases. If you import a large library, add it to the manual chunks configuration.</w:t>
       </w:r>
     </w:p>
-    <w:bookmarkEnd w:id="241"/>
-    <w:bookmarkEnd w:id="242"/>
-    <w:bookmarkStart w:id="246" w:name="docker-issues"/>
+    <w:bookmarkEnd w:id="283"/>
+    <w:bookmarkEnd w:id="284"/>
+    <w:bookmarkStart w:id="288" w:name="docker-issues"/>
     <w:p>
       <w:pPr>
         <w:pStyle w:val="Heading2"/>
@@ -45668,7 +44094,7 @@
         <w:t xml:space="preserve">Docker Issues</w:t>
       </w:r>
     </w:p>
-    <w:bookmarkStart w:id="243" w:name="docker-socket-permission-denied"/>
+    <w:bookmarkStart w:id="285" w:name="docker-socket-permission-denied"/>
     <w:p>
       <w:pPr>
         <w:pStyle w:val="Heading3"/>
@@ -45795,8 +44221,8 @@
         <w:t xml:space="preserve">PODMAN_SOCKET_PATH=$XDG_RUNTIME_DIR/podman/podman.sock</w:t>
       </w:r>
     </w:p>
-    <w:bookmarkEnd w:id="243"/>
-    <w:bookmarkStart w:id="244" w:name="container-orchestration-not-working"/>
+    <w:bookmarkEnd w:id="285"/>
+    <w:bookmarkStart w:id="286" w:name="container-orchestration-not-working"/>
     <w:p>
       <w:pPr>
         <w:pStyle w:val="Heading3"/>
@@ -45964,8 +44390,8 @@
         <w:t xml:space="preserve">— Disable managed gateways</w:t>
       </w:r>
     </w:p>
-    <w:bookmarkEnd w:id="244"/>
-    <w:bookmarkStart w:id="245" w:name="postgresql-data-lost-after-restart"/>
+    <w:bookmarkEnd w:id="286"/>
+    <w:bookmarkStart w:id="287" w:name="postgresql-data-lost-after-restart"/>
     <w:p>
       <w:pPr>
         <w:pStyle w:val="Heading3"/>
@@ -46052,9 +44478,9 @@
         <w:t xml:space="preserve">).</w:t>
       </w:r>
     </w:p>
-    <w:bookmarkEnd w:id="245"/>
-    <w:bookmarkEnd w:id="246"/>
-    <w:bookmarkStart w:id="250" w:name="network-issues"/>
+    <w:bookmarkEnd w:id="287"/>
+    <w:bookmarkEnd w:id="288"/>
+    <w:bookmarkStart w:id="292" w:name="network-issues"/>
     <w:p>
       <w:pPr>
         <w:pStyle w:val="Heading2"/>
@@ -46063,7 +44489,7 @@
         <w:t xml:space="preserve">Network Issues</w:t>
       </w:r>
     </w:p>
-    <w:bookmarkStart w:id="247" w:name="cors-errors-in-browser"/>
+    <w:bookmarkStart w:id="289" w:name="cors-errors-in-browser"/>
     <w:p>
       <w:pPr>
         <w:pStyle w:val="Heading3"/>
@@ -46147,8 +44573,8 @@
         <w:t xml:space="preserve">to match exactly the URL in the browser address bar (including port).</w:t>
       </w:r>
     </w:p>
-    <w:bookmarkEnd w:id="247"/>
-    <w:bookmarkStart w:id="248" w:name="websocket-connection-failed"/>
+    <w:bookmarkEnd w:id="289"/>
+    <w:bookmarkStart w:id="290" w:name="websocket-connection-failed"/>
     <w:p>
       <w:pPr>
         <w:pStyle w:val="Heading3"/>
@@ -46253,8 +44679,8 @@
         <w:t xml:space="preserve">environment variable to override the default proxy target.</w:t>
       </w:r>
     </w:p>
-    <w:bookmarkEnd w:id="248"/>
-    <w:bookmarkStart w:id="249" w:name="impossible-travel-false-positives"/>
+    <w:bookmarkEnd w:id="290"/>
+    <w:bookmarkStart w:id="291" w:name="impossible-travel-false-positives"/>
     <w:p>
       <w:pPr>
         <w:pStyle w:val="Heading3"/>
@@ -46326,9 +44752,9 @@
         <w:t xml:space="preserve">to disable.</w:t>
       </w:r>
     </w:p>
-    <w:bookmarkEnd w:id="249"/>
-    <w:bookmarkEnd w:id="250"/>
-    <w:bookmarkStart w:id="253" w:name="performance"/>
+    <w:bookmarkEnd w:id="291"/>
+    <w:bookmarkEnd w:id="292"/>
+    <w:bookmarkStart w:id="295" w:name="performance"/>
     <w:p>
       <w:pPr>
         <w:pStyle w:val="Heading2"/>
@@ -46337,7 +44763,7 @@
         <w:t xml:space="preserve">Performance</w:t>
       </w:r>
     </w:p>
-    <w:bookmarkStart w:id="251" w:name="slow-api-responses"/>
+    <w:bookmarkStart w:id="293" w:name="slow-api-responses"/>
     <w:p>
       <w:pPr>
         <w:pStyle w:val="Heading3"/>
@@ -46406,8 +44832,8 @@
         <w:t xml:space="preserve">4. Check for missing database indexes</w:t>
       </w:r>
     </w:p>
-    <w:bookmarkEnd w:id="251"/>
-    <w:bookmarkStart w:id="252" w:name="high-memory-usage"/>
+    <w:bookmarkEnd w:id="293"/>
+    <w:bookmarkStart w:id="294" w:name="high-memory-usage"/>
     <w:p>
       <w:pPr>
         <w:pStyle w:val="Heading3"/>
@@ -46467,9 +44893,9 @@
         <w:t xml:space="preserve">NODE_OPTIONS=--max-old-space-size=4096</w:t>
       </w:r>
     </w:p>
-    <w:bookmarkEnd w:id="252"/>
-    <w:bookmarkEnd w:id="253"/>
-    <w:bookmarkStart w:id="254" w:name="faq"/>
+    <w:bookmarkEnd w:id="294"/>
+    <w:bookmarkEnd w:id="295"/>
+    <w:bookmarkStart w:id="296" w:name="faq"/>
     <w:p>
       <w:pPr>
         <w:pStyle w:val="Heading2"/>
@@ -46682,8 +45108,8 @@
         <w:t xml:space="preserve">.</w:t>
       </w:r>
     </w:p>
-    <w:bookmarkEnd w:id="254"/>
-    <w:bookmarkEnd w:id="255"/>
+    <w:bookmarkEnd w:id="296"/>
+    <w:bookmarkEnd w:id="297"/>
     <w:sectPr>
       <w:footnotePr>
         <w:numRestart w:val="eachSect"/>
@@ -47960,6 +46386,7 @@
     <w:link w:val="VerbatimChar"/>
     <w:pPr>
       <w:wordWrap w:val="off"/>
+      <w:shd w:val="clear" w:fill="f8f8f8"/>
     </w:pPr>
   </w:style>
   <w:style w:type="character" w:customStyle="1" w:styleId="KeywordTok">
@@ -47967,85 +46394,96 @@
     <w:basedOn w:val="VerbatimChar"/>
     <w:rPr>
       <w:b/>
-      <w:color w:val="007020"/>
+      <w:color w:val="204a87"/>
+      <w:shd w:val="clear" w:fill="f8f8f8"/>
     </w:rPr>
   </w:style>
   <w:style w:type="character" w:customStyle="1" w:styleId="DataTypeTok">
     <w:name w:val="DataTypeTok"/>
     <w:basedOn w:val="VerbatimChar"/>
     <w:rPr>
-      <w:color w:val="902000"/>
+      <w:color w:val="204a87"/>
+      <w:shd w:val="clear" w:fill="f8f8f8"/>
     </w:rPr>
   </w:style>
   <w:style w:type="character" w:customStyle="1" w:styleId="DecValTok">
     <w:name w:val="DecValTok"/>
     <w:basedOn w:val="VerbatimChar"/>
     <w:rPr>
-      <w:color w:val="40a070"/>
+      <w:color w:val="0000cf"/>
+      <w:shd w:val="clear" w:fill="f8f8f8"/>
     </w:rPr>
   </w:style>
   <w:style w:type="character" w:customStyle="1" w:styleId="BaseNTok">
     <w:name w:val="BaseNTok"/>
     <w:basedOn w:val="VerbatimChar"/>
     <w:rPr>
-      <w:color w:val="40a070"/>
+      <w:color w:val="0000cf"/>
+      <w:shd w:val="clear" w:fill="f8f8f8"/>
     </w:rPr>
   </w:style>
   <w:style w:type="character" w:customStyle="1" w:styleId="FloatTok">
     <w:name w:val="FloatTok"/>
     <w:basedOn w:val="VerbatimChar"/>
     <w:rPr>
-      <w:color w:val="40a070"/>
+      <w:color w:val="0000cf"/>
+      <w:shd w:val="clear" w:fill="f8f8f8"/>
     </w:rPr>
   </w:style>
   <w:style w:type="character" w:customStyle="1" w:styleId="ConstantTok">
     <w:name w:val="ConstantTok"/>
     <w:basedOn w:val="VerbatimChar"/>
     <w:rPr>
-      <w:color w:val="880000"/>
+      <w:color w:val="8f5902"/>
+      <w:shd w:val="clear" w:fill="f8f8f8"/>
     </w:rPr>
   </w:style>
   <w:style w:type="character" w:customStyle="1" w:styleId="CharTok">
     <w:name w:val="CharTok"/>
     <w:basedOn w:val="VerbatimChar"/>
     <w:rPr>
-      <w:color w:val="4070a0"/>
+      <w:color w:val="4e9a06"/>
+      <w:shd w:val="clear" w:fill="f8f8f8"/>
     </w:rPr>
   </w:style>
   <w:style w:type="character" w:customStyle="1" w:styleId="SpecialCharTok">
     <w:name w:val="SpecialCharTok"/>
     <w:basedOn w:val="VerbatimChar"/>
     <w:rPr>
-      <w:color w:val="4070a0"/>
+      <w:b/>
+      <w:color w:val="ce5c00"/>
+      <w:shd w:val="clear" w:fill="f8f8f8"/>
     </w:rPr>
   </w:style>
   <w:style w:type="character" w:customStyle="1" w:styleId="StringTok">
     <w:name w:val="StringTok"/>
     <w:basedOn w:val="VerbatimChar"/>
     <w:rPr>
-      <w:color w:val="4070a0"/>
+      <w:color w:val="4e9a06"/>
+      <w:shd w:val="clear" w:fill="f8f8f8"/>
     </w:rPr>
   </w:style>
   <w:style w:type="character" w:customStyle="1" w:styleId="VerbatimStringTok">
     <w:name w:val="VerbatimStringTok"/>
     <w:basedOn w:val="VerbatimChar"/>
     <w:rPr>
-      <w:color w:val="4070a0"/>
+      <w:color w:val="4e9a06"/>
+      <w:shd w:val="clear" w:fill="f8f8f8"/>
     </w:rPr>
   </w:style>
   <w:style w:type="character" w:customStyle="1" w:styleId="SpecialStringTok">
     <w:name w:val="SpecialStringTok"/>
     <w:basedOn w:val="VerbatimChar"/>
     <w:rPr>
-      <w:color w:val="bb6688"/>
+      <w:color w:val="4e9a06"/>
+      <w:shd w:val="clear" w:fill="f8f8f8"/>
     </w:rPr>
   </w:style>
   <w:style w:type="character" w:customStyle="1" w:styleId="ImportTok">
     <w:name w:val="ImportTok"/>
     <w:basedOn w:val="VerbatimChar"/>
     <w:rPr>
-      <w:b/>
-      <w:color w:val="008000"/>
+      <w:shd w:val="clear" w:fill="f8f8f8"/>
     </w:rPr>
   </w:style>
   <w:style w:type="character" w:customStyle="1" w:styleId="CommentTok">
@@ -48053,15 +46491,18 @@
     <w:basedOn w:val="VerbatimChar"/>
     <w:rPr>
       <w:i/>
-      <w:color w:val="60a0b0"/>
+      <w:color w:val="8f5902"/>
+      <w:shd w:val="clear" w:fill="f8f8f8"/>
     </w:rPr>
   </w:style>
   <w:style w:type="character" w:customStyle="1" w:styleId="DocumentationTok">
     <w:name w:val="DocumentationTok"/>
     <w:basedOn w:val="VerbatimChar"/>
     <w:rPr>
+      <w:b/>
       <w:i/>
-      <w:color w:val="ba2121"/>
+      <w:color w:val="8f5902"/>
+      <w:shd w:val="clear" w:fill="f8f8f8"/>
     </w:rPr>
   </w:style>
   <w:style w:type="character" w:customStyle="1" w:styleId="AnnotationTok">
@@ -48070,7 +46511,8 @@
     <w:rPr>
       <w:b/>
       <w:i/>
-      <w:color w:val="60a0b0"/>
+      <w:color w:val="8f5902"/>
+      <w:shd w:val="clear" w:fill="f8f8f8"/>
     </w:rPr>
   </w:style>
   <w:style w:type="character" w:customStyle="1" w:styleId="CommentVarTok">
@@ -48079,28 +46521,33 @@
     <w:rPr>
       <w:b/>
       <w:i/>
-      <w:color w:val="60a0b0"/>
+      <w:color w:val="8f5902"/>
+      <w:shd w:val="clear" w:fill="f8f8f8"/>
     </w:rPr>
   </w:style>
   <w:style w:type="character" w:customStyle="1" w:styleId="OtherTok">
     <w:name w:val="OtherTok"/>
     <w:basedOn w:val="VerbatimChar"/>
     <w:rPr>
-      <w:color w:val="007020"/>
+      <w:color w:val="8f5902"/>
+      <w:shd w:val="clear" w:fill="f8f8f8"/>
     </w:rPr>
   </w:style>
   <w:style w:type="character" w:customStyle="1" w:styleId="FunctionTok">
     <w:name w:val="FunctionTok"/>
     <w:basedOn w:val="VerbatimChar"/>
     <w:rPr>
-      <w:color w:val="06287e"/>
+      <w:b/>
+      <w:color w:val="204a87"/>
+      <w:shd w:val="clear" w:fill="f8f8f8"/>
     </w:rPr>
   </w:style>
   <w:style w:type="character" w:customStyle="1" w:styleId="VariableTok">
     <w:name w:val="VariableTok"/>
     <w:basedOn w:val="VerbatimChar"/>
     <w:rPr>
-      <w:color w:val="19177c"/>
+      <w:color w:val="000000"/>
+      <w:shd w:val="clear" w:fill="f8f8f8"/>
     </w:rPr>
   </w:style>
   <w:style w:type="character" w:customStyle="1" w:styleId="ControlFlowTok">
@@ -48108,46 +46555,56 @@
     <w:basedOn w:val="VerbatimChar"/>
     <w:rPr>
       <w:b/>
-      <w:color w:val="007020"/>
+      <w:color w:val="204a87"/>
+      <w:shd w:val="clear" w:fill="f8f8f8"/>
     </w:rPr>
   </w:style>
   <w:style w:type="character" w:customStyle="1" w:styleId="OperatorTok">
     <w:name w:val="OperatorTok"/>
     <w:basedOn w:val="VerbatimChar"/>
     <w:rPr>
-      <w:color w:val="666666"/>
+      <w:b/>
+      <w:color w:val="ce5c00"/>
+      <w:shd w:val="clear" w:fill="f8f8f8"/>
     </w:rPr>
   </w:style>
   <w:style w:type="character" w:customStyle="1" w:styleId="BuiltInTok">
     <w:name w:val="BuiltInTok"/>
     <w:basedOn w:val="VerbatimChar"/>
     <w:rPr>
-      <w:color w:val="008000"/>
+      <w:shd w:val="clear" w:fill="f8f8f8"/>
     </w:rPr>
   </w:style>
   <w:style w:type="character" w:customStyle="1" w:styleId="ExtensionTok">
     <w:name w:val="ExtensionTok"/>
     <w:basedOn w:val="VerbatimChar"/>
-    <w:rPr/>
+    <w:rPr>
+      <w:shd w:val="clear" w:fill="f8f8f8"/>
+    </w:rPr>
   </w:style>
   <w:style w:type="character" w:customStyle="1" w:styleId="PreprocessorTok">
     <w:name w:val="PreprocessorTok"/>
     <w:basedOn w:val="VerbatimChar"/>
     <w:rPr>
-      <w:color w:val="bc7a00"/>
+      <w:i/>
+      <w:color w:val="8f5902"/>
+      <w:shd w:val="clear" w:fill="f8f8f8"/>
     </w:rPr>
   </w:style>
   <w:style w:type="character" w:customStyle="1" w:styleId="AttributeTok">
     <w:name w:val="AttributeTok"/>
     <w:basedOn w:val="VerbatimChar"/>
     <w:rPr>
-      <w:color w:val="7d9029"/>
+      <w:color w:val="204a87"/>
+      <w:shd w:val="clear" w:fill="f8f8f8"/>
     </w:rPr>
   </w:style>
   <w:style w:type="character" w:customStyle="1" w:styleId="RegionMarkerTok">
     <w:name w:val="RegionMarkerTok"/>
     <w:basedOn w:val="VerbatimChar"/>
-    <w:rPr/>
+    <w:rPr>
+      <w:shd w:val="clear" w:fill="f8f8f8"/>
+    </w:rPr>
   </w:style>
   <w:style w:type="character" w:customStyle="1" w:styleId="InformationTok">
     <w:name w:val="InformationTok"/>
@@ -48155,7 +46612,8 @@
     <w:rPr>
       <w:b/>
       <w:i/>
-      <w:color w:val="60a0b0"/>
+      <w:color w:val="8f5902"/>
+      <w:shd w:val="clear" w:fill="f8f8f8"/>
     </w:rPr>
   </w:style>
   <w:style w:type="character" w:customStyle="1" w:styleId="WarningTok">
@@ -48164,15 +46622,16 @@
     <w:rPr>
       <w:b/>
       <w:i/>
-      <w:color w:val="60a0b0"/>
+      <w:color w:val="8f5902"/>
+      <w:shd w:val="clear" w:fill="f8f8f8"/>
     </w:rPr>
   </w:style>
   <w:style w:type="character" w:customStyle="1" w:styleId="AlertTok">
     <w:name w:val="AlertTok"/>
     <w:basedOn w:val="VerbatimChar"/>
     <w:rPr>
-      <w:b/>
-      <w:color w:val="ff0000"/>
+      <w:color w:val="ef2929"/>
+      <w:shd w:val="clear" w:fill="f8f8f8"/>
     </w:rPr>
   </w:style>
   <w:style w:type="character" w:customStyle="1" w:styleId="ErrorTok">
@@ -48180,13 +46639,16 @@
     <w:basedOn w:val="VerbatimChar"/>
     <w:rPr>
       <w:b/>
-      <w:color w:val="ff0000"/>
+      <w:color w:val="a40000"/>
+      <w:shd w:val="clear" w:fill="f8f8f8"/>
     </w:rPr>
   </w:style>
   <w:style w:type="character" w:customStyle="1" w:styleId="NormalTok">
     <w:name w:val="NormalTok"/>
     <w:basedOn w:val="VerbatimChar"/>
-    <w:rPr/>
+    <w:rPr>
+      <w:shd w:val="clear" w:fill="f8f8f8"/>
+    </w:rPr>
   </w:style>
 </w:styles>
 </file>
